--- a/20250920_ТКИ-542_WEB_Задание_1_СиталоРВ.docx
+++ b/20250920_ТКИ-542_WEB_Задание_1_СиталоРВ.docx
@@ -354,21 +354,12 @@
           <w:szCs w:val="28"/>
         </w:rPr>
       </w:pPr>
-      <w:proofErr w:type="spellStart"/>
       <w:r>
         <w:rPr>
           <w:bCs/>
           <w:szCs w:val="28"/>
         </w:rPr>
-        <w:t>Ситало</w:t>
-      </w:r>
-      <w:proofErr w:type="spellEnd"/>
-      <w:r>
-        <w:rPr>
-          <w:bCs/>
-          <w:szCs w:val="28"/>
-        </w:rPr>
-        <w:t xml:space="preserve"> Р.В.</w:t>
+        <w:t>Ситало Р.В.</w:t>
       </w:r>
     </w:p>
     <w:p>
@@ -422,7 +413,6 @@
           <w:b/>
           <w:bCs/>
           <w:szCs w:val="28"/>
-          <w:lang w:val="en-US"/>
         </w:rPr>
       </w:pPr>
     </w:p>
@@ -1346,7 +1336,6 @@
         </w:rPr>
         <w:t>Связка с почтовой директивой (</w:t>
       </w:r>
-      <w:proofErr w:type="spellStart"/>
       <w:r>
         <w:rPr>
           <w:i/>
@@ -1355,7 +1344,6 @@
         </w:rPr>
         <w:t>mailto</w:t>
       </w:r>
-      <w:proofErr w:type="spellEnd"/>
       <w:r>
         <w:rPr>
           <w:i/>
@@ -1380,6 +1368,7 @@
       </w:pPr>
       <w:r>
         <w:rPr>
+          <w:noProof/>
           <w:szCs w:val="28"/>
         </w:rPr>
         <w:drawing>
@@ -1453,7 +1442,6 @@
         </w:rPr>
         <w:t xml:space="preserve"> Табличная разметка (</w:t>
       </w:r>
-      <w:proofErr w:type="spellStart"/>
       <w:r>
         <w:rPr>
           <w:i/>
@@ -1462,14 +1450,12 @@
         </w:rPr>
         <w:t>table</w:t>
       </w:r>
-      <w:proofErr w:type="spellEnd"/>
       <w:r>
         <w:rPr>
           <w:szCs w:val="28"/>
         </w:rPr>
         <w:t>) внутри одного блока (</w:t>
       </w:r>
-      <w:proofErr w:type="spellStart"/>
       <w:r>
         <w:rPr>
           <w:i/>
@@ -1478,7 +1464,6 @@
         </w:rPr>
         <w:t>div</w:t>
       </w:r>
-      <w:proofErr w:type="spellEnd"/>
       <w:r>
         <w:rPr>
           <w:szCs w:val="28"/>
@@ -1544,7 +1529,8 @@
           <w:lang w:val="en-US"/>
         </w:rPr>
       </w:pPr>
-      <w:bookmarkStart w:id="4" w:name="_Toc209194178"/>
+      <w:bookmarkStart w:id="4" w:name="_Hlk211862140"/>
+      <w:bookmarkStart w:id="5" w:name="_Toc209194178"/>
       <w:r>
         <w:rPr>
           <w:sz w:val="22"/>
@@ -1569,59 +1555,2747 @@
           <w:szCs w:val="18"/>
           <w:lang w:val="en-US"/>
         </w:rPr>
+        <w:t>&lt;html lang="ru"&gt;</w:t>
+      </w:r>
+    </w:p>
+    <w:p>
+      <w:pPr>
+        <w:spacing w:after="0" w:line="240" w:lineRule="auto"/>
+        <w:rPr>
+          <w:sz w:val="22"/>
+          <w:szCs w:val="18"/>
+          <w:lang w:val="en-US"/>
+        </w:rPr>
+      </w:pPr>
+      <w:r>
+        <w:rPr>
+          <w:sz w:val="22"/>
+          <w:szCs w:val="18"/>
+          <w:lang w:val="en-US"/>
+        </w:rPr>
+        <w:t>&lt;head&gt;</w:t>
+      </w:r>
+    </w:p>
+    <w:p>
+      <w:pPr>
+        <w:spacing w:after="0" w:line="240" w:lineRule="auto"/>
+        <w:rPr>
+          <w:sz w:val="22"/>
+          <w:szCs w:val="18"/>
+          <w:lang w:val="en-US"/>
+        </w:rPr>
+      </w:pPr>
+      <w:r>
+        <w:rPr>
+          <w:sz w:val="22"/>
+          <w:szCs w:val="18"/>
+          <w:lang w:val="en-US"/>
+        </w:rPr>
+        <w:t>  &lt;meta charset="utf-8"&gt;</w:t>
+      </w:r>
+    </w:p>
+    <w:p>
+      <w:pPr>
+        <w:spacing w:after="0" w:line="240" w:lineRule="auto"/>
+        <w:rPr>
+          <w:sz w:val="22"/>
+          <w:szCs w:val="18"/>
+        </w:rPr>
+      </w:pPr>
+      <w:r>
+        <w:rPr>
+          <w:sz w:val="22"/>
+          <w:szCs w:val="18"/>
+          <w:lang w:val="en-US"/>
+        </w:rPr>
+        <w:t> </w:t>
+      </w:r>
+      <w:r>
+        <w:rPr>
+          <w:sz w:val="22"/>
+          <w:szCs w:val="18"/>
+        </w:rPr>
+        <w:t xml:space="preserve"> </w:t>
+      </w:r>
+      <w:r>
+        <w:rPr>
+          <w:sz w:val="22"/>
+          <w:szCs w:val="18"/>
+        </w:rPr>
         <w:t>&lt;</w:t>
       </w:r>
-      <w:proofErr w:type="spellStart"/>
-      <w:r>
-        <w:rPr>
-          <w:sz w:val="22"/>
-          <w:szCs w:val="18"/>
-          <w:lang w:val="en-US"/>
-        </w:rPr>
-        <w:t>html</w:t>
-      </w:r>
-      <w:proofErr w:type="spellEnd"/>
-      <w:r>
-        <w:rPr>
-          <w:sz w:val="22"/>
-          <w:szCs w:val="18"/>
-          <w:lang w:val="en-US"/>
-        </w:rPr>
-        <w:t xml:space="preserve"> </w:t>
-      </w:r>
-      <w:proofErr w:type="spellStart"/>
-      <w:r>
-        <w:rPr>
-          <w:sz w:val="22"/>
-          <w:szCs w:val="18"/>
-          <w:lang w:val="en-US"/>
-        </w:rPr>
-        <w:t>lang</w:t>
-      </w:r>
-      <w:proofErr w:type="spellEnd"/>
-      <w:r>
-        <w:rPr>
-          <w:sz w:val="22"/>
-          <w:szCs w:val="18"/>
-          <w:lang w:val="en-US"/>
+      <w:r>
+        <w:rPr>
+          <w:sz w:val="22"/>
+          <w:szCs w:val="18"/>
+          <w:lang w:val="en-US"/>
+        </w:rPr>
+        <w:t>title</w:t>
+      </w:r>
+      <w:r>
+        <w:rPr>
+          <w:sz w:val="22"/>
+          <w:szCs w:val="18"/>
+        </w:rPr>
+        <w:t>&gt;Визитка — Ситало Р.В.&lt;/</w:t>
+      </w:r>
+      <w:r>
+        <w:rPr>
+          <w:sz w:val="22"/>
+          <w:szCs w:val="18"/>
+          <w:lang w:val="en-US"/>
+        </w:rPr>
+        <w:t>title</w:t>
+      </w:r>
+      <w:r>
+        <w:rPr>
+          <w:sz w:val="22"/>
+          <w:szCs w:val="18"/>
+        </w:rPr>
+        <w:t>&gt;</w:t>
+      </w:r>
+    </w:p>
+    <w:p>
+      <w:pPr>
+        <w:spacing w:after="0" w:line="240" w:lineRule="auto"/>
+        <w:rPr>
+          <w:sz w:val="22"/>
+          <w:szCs w:val="18"/>
+          <w:lang w:val="en-US"/>
+        </w:rPr>
+      </w:pPr>
+      <w:r>
+        <w:rPr>
+          <w:sz w:val="22"/>
+          <w:szCs w:val="18"/>
+          <w:lang w:val="en-US"/>
+        </w:rPr>
+        <w:t> </w:t>
+      </w:r>
+      <w:r>
+        <w:rPr>
+          <w:sz w:val="22"/>
+          <w:szCs w:val="18"/>
+          <w:lang w:val="en-US"/>
+        </w:rPr>
+        <w:t xml:space="preserve">&lt;link </w:t>
+      </w:r>
+      <w:r>
+        <w:rPr>
+          <w:i/>
+          <w:iCs/>
+          <w:sz w:val="22"/>
+          <w:szCs w:val="18"/>
+          <w:lang w:val="en-US"/>
+        </w:rPr>
+        <w:t>rel</w:t>
+      </w:r>
+      <w:r>
+        <w:rPr>
+          <w:sz w:val="22"/>
+          <w:szCs w:val="18"/>
+          <w:lang w:val="en-US"/>
+        </w:rPr>
+        <w:t xml:space="preserve">="stylesheet" </w:t>
+      </w:r>
+      <w:r>
+        <w:rPr>
+          <w:i/>
+          <w:iCs/>
+          <w:sz w:val="22"/>
+          <w:szCs w:val="18"/>
+          <w:lang w:val="en-US"/>
+        </w:rPr>
+        <w:t>href</w:t>
+      </w:r>
+      <w:r>
+        <w:rPr>
+          <w:sz w:val="22"/>
+          <w:szCs w:val="18"/>
+          <w:lang w:val="en-US"/>
+        </w:rPr>
+        <w:t>="style.css"&gt;</w:t>
+      </w:r>
+    </w:p>
+    <w:p>
+      <w:pPr>
+        <w:spacing w:after="0" w:line="240" w:lineRule="auto"/>
+        <w:rPr>
+          <w:sz w:val="22"/>
+          <w:szCs w:val="18"/>
+          <w:lang w:val="en-US"/>
+        </w:rPr>
+      </w:pPr>
+      <w:r>
+        <w:rPr>
+          <w:sz w:val="22"/>
+          <w:szCs w:val="18"/>
+          <w:lang w:val="en-US"/>
+        </w:rPr>
+        <w:t>&lt;/head&gt;</w:t>
+      </w:r>
+    </w:p>
+    <w:p>
+      <w:pPr>
+        <w:spacing w:after="0" w:line="240" w:lineRule="auto"/>
+        <w:rPr>
+          <w:sz w:val="22"/>
+          <w:szCs w:val="18"/>
+          <w:lang w:val="en-US"/>
+        </w:rPr>
+      </w:pPr>
+      <w:r>
+        <w:rPr>
+          <w:sz w:val="22"/>
+          <w:szCs w:val="18"/>
+          <w:lang w:val="en-US"/>
+        </w:rPr>
+        <w:t>&lt;body&gt;</w:t>
+      </w:r>
+    </w:p>
+    <w:p>
+      <w:pPr>
+        <w:spacing w:after="0" w:line="240" w:lineRule="auto"/>
+        <w:rPr>
+          <w:sz w:val="22"/>
+          <w:szCs w:val="18"/>
+          <w:lang w:val="en-US"/>
+        </w:rPr>
+      </w:pPr>
+    </w:p>
+    <w:p>
+      <w:pPr>
+        <w:spacing w:after="0" w:line="240" w:lineRule="auto"/>
+        <w:rPr>
+          <w:sz w:val="22"/>
+          <w:szCs w:val="18"/>
+          <w:lang w:val="en-US"/>
+        </w:rPr>
+      </w:pPr>
+      <w:proofErr w:type="gramStart"/>
+      <w:r>
+        <w:rPr>
+          <w:sz w:val="22"/>
+          <w:szCs w:val="18"/>
+          <w:lang w:val="en-US"/>
+        </w:rPr>
+        <w:t>&lt;!--</w:t>
+      </w:r>
+      <w:proofErr w:type="gramEnd"/>
+      <w:r>
+        <w:rPr>
+          <w:sz w:val="22"/>
+          <w:szCs w:val="18"/>
+          <w:lang w:val="en-US"/>
+        </w:rPr>
+        <w:t xml:space="preserve"> Внешняя рамка --&gt;</w:t>
+      </w:r>
+    </w:p>
+    <w:p>
+      <w:pPr>
+        <w:spacing w:after="0" w:line="240" w:lineRule="auto"/>
+        <w:rPr>
+          <w:sz w:val="22"/>
+          <w:szCs w:val="18"/>
+          <w:lang w:val="en-US"/>
+        </w:rPr>
+      </w:pPr>
+      <w:r>
+        <w:rPr>
+          <w:sz w:val="22"/>
+          <w:szCs w:val="18"/>
+          <w:lang w:val="en-US"/>
+        </w:rPr>
+        <w:t>&lt;table border="6" width="98%" cellpadding="10" cellspacing="0" align="center"&gt;</w:t>
+      </w:r>
+    </w:p>
+    <w:p>
+      <w:pPr>
+        <w:spacing w:after="0" w:line="240" w:lineRule="auto"/>
+        <w:rPr>
+          <w:sz w:val="22"/>
+          <w:szCs w:val="18"/>
+          <w:lang w:val="en-US"/>
+        </w:rPr>
+      </w:pPr>
+      <w:r>
+        <w:rPr>
+          <w:sz w:val="22"/>
+          <w:szCs w:val="18"/>
+          <w:lang w:val="en-US"/>
+        </w:rPr>
+        <w:t>  &lt;tr&gt;</w:t>
+      </w:r>
+    </w:p>
+    <w:p>
+      <w:pPr>
+        <w:spacing w:after="0" w:line="240" w:lineRule="auto"/>
+        <w:rPr>
+          <w:sz w:val="22"/>
+          <w:szCs w:val="18"/>
+          <w:lang w:val="en-US"/>
+        </w:rPr>
+      </w:pPr>
+      <w:r>
+        <w:rPr>
+          <w:sz w:val="22"/>
+          <w:szCs w:val="18"/>
+          <w:lang w:val="en-US"/>
+        </w:rPr>
+        <w:t>    &lt;td&gt;</w:t>
+      </w:r>
+    </w:p>
+    <w:p>
+      <w:pPr>
+        <w:spacing w:after="0" w:line="240" w:lineRule="auto"/>
+        <w:rPr>
+          <w:sz w:val="22"/>
+          <w:szCs w:val="18"/>
+          <w:lang w:val="en-US"/>
+        </w:rPr>
+      </w:pPr>
+      <w:r>
+        <w:rPr>
+          <w:sz w:val="22"/>
+          <w:szCs w:val="18"/>
+          <w:lang w:val="en-US"/>
+        </w:rPr>
+        <w:t xml:space="preserve">      </w:t>
+      </w:r>
+      <w:proofErr w:type="gramStart"/>
+      <w:r>
+        <w:rPr>
+          <w:sz w:val="22"/>
+          <w:szCs w:val="18"/>
+          <w:lang w:val="en-US"/>
+        </w:rPr>
+        <w:t>&lt;!--</w:t>
+      </w:r>
+      <w:proofErr w:type="gramEnd"/>
+      <w:r>
+        <w:rPr>
+          <w:sz w:val="22"/>
+          <w:szCs w:val="18"/>
+          <w:lang w:val="en-US"/>
+        </w:rPr>
+        <w:t xml:space="preserve"> Внешний блок --&gt;</w:t>
+      </w:r>
+    </w:p>
+    <w:p>
+      <w:pPr>
+        <w:spacing w:after="0" w:line="240" w:lineRule="auto"/>
+        <w:rPr>
+          <w:sz w:val="22"/>
+          <w:szCs w:val="18"/>
+          <w:lang w:val="en-US"/>
+        </w:rPr>
+      </w:pPr>
+      <w:r>
+        <w:rPr>
+          <w:sz w:val="22"/>
+          <w:szCs w:val="18"/>
+          <w:lang w:val="en-US"/>
+        </w:rPr>
+        <w:t>      &lt;div align="center"&gt;&lt;strong&gt;Сайт-визитка&lt;/strong&gt;&lt;/div&gt;</w:t>
+      </w:r>
+    </w:p>
+    <w:p>
+      <w:pPr>
+        <w:spacing w:after="0" w:line="240" w:lineRule="auto"/>
+        <w:rPr>
+          <w:sz w:val="22"/>
+          <w:szCs w:val="18"/>
+          <w:lang w:val="en-US"/>
+        </w:rPr>
+      </w:pPr>
+      <w:r>
+        <w:rPr>
+          <w:sz w:val="22"/>
+          <w:szCs w:val="18"/>
+          <w:lang w:val="en-US"/>
+        </w:rPr>
+        <w:t>      &lt;!-- Внутренняя рамка --&gt;</w:t>
+      </w:r>
+    </w:p>
+    <w:p>
+      <w:pPr>
+        <w:spacing w:after="0" w:line="240" w:lineRule="auto"/>
+        <w:rPr>
+          <w:sz w:val="22"/>
+          <w:szCs w:val="18"/>
+          <w:lang w:val="en-US"/>
+        </w:rPr>
+      </w:pPr>
+      <w:r>
+        <w:rPr>
+          <w:sz w:val="22"/>
+          <w:szCs w:val="18"/>
+          <w:lang w:val="en-US"/>
+        </w:rPr>
+        <w:t>      &lt;table border="4" width="95%" cellpadding="8" cellspacing="0" align="center"&gt;</w:t>
+      </w:r>
+    </w:p>
+    <w:p>
+      <w:pPr>
+        <w:spacing w:after="0" w:line="240" w:lineRule="auto"/>
+        <w:rPr>
+          <w:sz w:val="22"/>
+          <w:szCs w:val="18"/>
+          <w:lang w:val="en-US"/>
+        </w:rPr>
+      </w:pPr>
+      <w:r>
+        <w:rPr>
+          <w:sz w:val="22"/>
+          <w:szCs w:val="18"/>
+          <w:lang w:val="en-US"/>
+        </w:rPr>
+        <w:t>        &lt;tr&gt;</w:t>
+      </w:r>
+    </w:p>
+    <w:p>
+      <w:pPr>
+        <w:spacing w:after="0" w:line="240" w:lineRule="auto"/>
+        <w:rPr>
+          <w:sz w:val="22"/>
+          <w:szCs w:val="18"/>
+          <w:lang w:val="en-US"/>
+        </w:rPr>
+      </w:pPr>
+      <w:r>
+        <w:rPr>
+          <w:sz w:val="22"/>
+          <w:szCs w:val="18"/>
+          <w:lang w:val="en-US"/>
+        </w:rPr>
+        <w:t>          &lt;td&gt;</w:t>
+      </w:r>
+    </w:p>
+    <w:p>
+      <w:pPr>
+        <w:spacing w:after="0" w:line="240" w:lineRule="auto"/>
+        <w:rPr>
+          <w:sz w:val="22"/>
+          <w:szCs w:val="18"/>
+          <w:lang w:val="en-US"/>
+        </w:rPr>
+      </w:pPr>
+    </w:p>
+    <w:p>
+      <w:pPr>
+        <w:spacing w:after="0" w:line="240" w:lineRule="auto"/>
+        <w:rPr>
+          <w:sz w:val="22"/>
+          <w:szCs w:val="18"/>
+          <w:lang w:val="en-US"/>
+        </w:rPr>
+      </w:pPr>
+      <w:r>
+        <w:rPr>
+          <w:sz w:val="22"/>
+          <w:szCs w:val="18"/>
+          <w:lang w:val="en-US"/>
+        </w:rPr>
+        <w:t>            &lt;!-- Заголовок 5 --&gt;</w:t>
+      </w:r>
+    </w:p>
+    <w:p>
+      <w:pPr>
+        <w:spacing w:after="0" w:line="240" w:lineRule="auto"/>
+        <w:rPr>
+          <w:sz w:val="22"/>
+          <w:szCs w:val="18"/>
+          <w:lang w:val="en-US"/>
+        </w:rPr>
+      </w:pPr>
+      <w:r>
+        <w:rPr>
+          <w:sz w:val="22"/>
+          <w:szCs w:val="18"/>
+          <w:lang w:val="en-US"/>
+        </w:rPr>
+        <w:t>            &lt;div align="center"&gt;</w:t>
+      </w:r>
+    </w:p>
+    <w:p>
+      <w:pPr>
+        <w:spacing w:after="0" w:line="240" w:lineRule="auto"/>
+        <w:rPr>
+          <w:sz w:val="22"/>
+          <w:szCs w:val="18"/>
+        </w:rPr>
+      </w:pPr>
+      <w:r>
+        <w:rPr>
+          <w:sz w:val="22"/>
+          <w:szCs w:val="18"/>
+          <w:lang w:val="en-US"/>
+        </w:rPr>
+        <w:t xml:space="preserve">              </w:t>
+      </w:r>
+      <w:r>
+        <w:rPr>
+          <w:sz w:val="22"/>
+          <w:szCs w:val="18"/>
+        </w:rPr>
+        <w:t>&lt;</w:t>
+      </w:r>
+      <w:r>
+        <w:rPr>
+          <w:sz w:val="22"/>
+          <w:szCs w:val="18"/>
+          <w:lang w:val="en-US"/>
+        </w:rPr>
+        <w:t>h</w:t>
+      </w:r>
+      <w:r>
+        <w:rPr>
+          <w:sz w:val="22"/>
+          <w:szCs w:val="18"/>
+        </w:rPr>
+        <w:t>5&gt;Лабораторная работа №1&lt;/</w:t>
+      </w:r>
+      <w:r>
+        <w:rPr>
+          <w:sz w:val="22"/>
+          <w:szCs w:val="18"/>
+          <w:lang w:val="en-US"/>
+        </w:rPr>
+        <w:t>h</w:t>
+      </w:r>
+      <w:r>
+        <w:rPr>
+          <w:sz w:val="22"/>
+          <w:szCs w:val="18"/>
+        </w:rPr>
+        <w:t>5&gt;</w:t>
+      </w:r>
+    </w:p>
+    <w:p>
+      <w:pPr>
+        <w:spacing w:after="0" w:line="240" w:lineRule="auto"/>
+        <w:rPr>
+          <w:sz w:val="22"/>
+          <w:szCs w:val="18"/>
+        </w:rPr>
+      </w:pPr>
+      <w:r>
+        <w:rPr>
+          <w:sz w:val="22"/>
+          <w:szCs w:val="18"/>
+          <w:lang w:val="en-US"/>
+        </w:rPr>
+        <w:t> </w:t>
+      </w:r>
+      <w:r>
+        <w:rPr>
+          <w:sz w:val="22"/>
+          <w:szCs w:val="18"/>
+        </w:rPr>
+        <w:t xml:space="preserve"> </w:t>
+      </w:r>
+      <w:r>
+        <w:rPr>
+          <w:sz w:val="22"/>
+          <w:szCs w:val="18"/>
+          <w:lang w:val="en-US"/>
+        </w:rPr>
+        <w:t> </w:t>
+      </w:r>
+      <w:r>
+        <w:rPr>
+          <w:sz w:val="22"/>
+          <w:szCs w:val="18"/>
+        </w:rPr>
+        <w:t xml:space="preserve"> </w:t>
+      </w:r>
+      <w:r>
+        <w:rPr>
+          <w:sz w:val="22"/>
+          <w:szCs w:val="18"/>
+          <w:lang w:val="en-US"/>
+        </w:rPr>
+        <w:t> </w:t>
+      </w:r>
+      <w:r>
+        <w:rPr>
+          <w:sz w:val="22"/>
+          <w:szCs w:val="18"/>
+        </w:rPr>
+        <w:t xml:space="preserve"> </w:t>
+      </w:r>
+      <w:r>
+        <w:rPr>
+          <w:sz w:val="22"/>
+          <w:szCs w:val="18"/>
+          <w:lang w:val="en-US"/>
+        </w:rPr>
+        <w:t> </w:t>
+      </w:r>
+      <w:r>
+        <w:rPr>
+          <w:sz w:val="22"/>
+          <w:szCs w:val="18"/>
+        </w:rPr>
+        <w:t xml:space="preserve"> </w:t>
+      </w:r>
+      <w:r>
+        <w:rPr>
+          <w:sz w:val="22"/>
+          <w:szCs w:val="18"/>
+          <w:lang w:val="en-US"/>
+        </w:rPr>
+        <w:t> </w:t>
+      </w:r>
+      <w:r>
+        <w:rPr>
+          <w:sz w:val="22"/>
+          <w:szCs w:val="18"/>
+        </w:rPr>
+        <w:t xml:space="preserve"> </w:t>
+      </w:r>
+      <w:r>
+        <w:rPr>
+          <w:sz w:val="22"/>
+          <w:szCs w:val="18"/>
+          <w:lang w:val="en-US"/>
+        </w:rPr>
+        <w:t> </w:t>
+      </w:r>
+      <w:r>
+        <w:rPr>
+          <w:sz w:val="22"/>
+          <w:szCs w:val="18"/>
+        </w:rPr>
+        <w:t xml:space="preserve"> &lt;/</w:t>
+      </w:r>
+      <w:r>
+        <w:rPr>
+          <w:sz w:val="22"/>
+          <w:szCs w:val="18"/>
+          <w:lang w:val="en-US"/>
+        </w:rPr>
+        <w:t>div</w:t>
+      </w:r>
+      <w:r>
+        <w:rPr>
+          <w:sz w:val="22"/>
+          <w:szCs w:val="18"/>
+        </w:rPr>
+        <w:t>&gt;</w:t>
+      </w:r>
+    </w:p>
+    <w:p>
+      <w:pPr>
+        <w:spacing w:after="0" w:line="240" w:lineRule="auto"/>
+        <w:rPr>
+          <w:sz w:val="22"/>
+          <w:szCs w:val="18"/>
+        </w:rPr>
+      </w:pPr>
+    </w:p>
+    <w:p>
+      <w:pPr>
+        <w:spacing w:after="0" w:line="240" w:lineRule="auto"/>
+        <w:rPr>
+          <w:sz w:val="22"/>
+          <w:szCs w:val="18"/>
+          <w:lang w:val="en-US"/>
+        </w:rPr>
+      </w:pPr>
+      <w:r>
+        <w:rPr>
+          <w:sz w:val="22"/>
+          <w:szCs w:val="18"/>
+          <w:lang w:val="en-US"/>
+        </w:rPr>
+        <w:t> </w:t>
+      </w:r>
+      <w:r>
+        <w:rPr>
+          <w:sz w:val="22"/>
+          <w:szCs w:val="18"/>
+        </w:rPr>
+        <w:t xml:space="preserve"> </w:t>
+      </w:r>
+      <w:r>
+        <w:rPr>
+          <w:sz w:val="22"/>
+          <w:szCs w:val="18"/>
+          <w:lang w:val="en-US"/>
+        </w:rPr>
+        <w:t> </w:t>
+      </w:r>
+      <w:r>
+        <w:rPr>
+          <w:sz w:val="22"/>
+          <w:szCs w:val="18"/>
+        </w:rPr>
+        <w:t xml:space="preserve"> </w:t>
+      </w:r>
+      <w:r>
+        <w:rPr>
+          <w:sz w:val="22"/>
+          <w:szCs w:val="18"/>
+          <w:lang w:val="en-US"/>
+        </w:rPr>
+        <w:t> </w:t>
+      </w:r>
+      <w:r>
+        <w:rPr>
+          <w:sz w:val="22"/>
+          <w:szCs w:val="18"/>
+        </w:rPr>
+        <w:t xml:space="preserve"> </w:t>
+      </w:r>
+      <w:r>
+        <w:rPr>
+          <w:sz w:val="22"/>
+          <w:szCs w:val="18"/>
+          <w:lang w:val="en-US"/>
+        </w:rPr>
+        <w:t> </w:t>
+      </w:r>
+      <w:r>
+        <w:rPr>
+          <w:sz w:val="22"/>
+          <w:szCs w:val="18"/>
+        </w:rPr>
+        <w:t xml:space="preserve"> </w:t>
+      </w:r>
+      <w:r>
+        <w:rPr>
+          <w:sz w:val="22"/>
+          <w:szCs w:val="18"/>
+          <w:lang w:val="en-US"/>
+        </w:rPr>
+        <w:t> </w:t>
+      </w:r>
+      <w:r>
+        <w:rPr>
+          <w:sz w:val="22"/>
+          <w:szCs w:val="18"/>
+        </w:rPr>
+        <w:t xml:space="preserve"> </w:t>
+      </w:r>
+      <w:r>
+        <w:rPr>
+          <w:sz w:val="22"/>
+          <w:szCs w:val="18"/>
+          <w:lang w:val="en-US"/>
+        </w:rPr>
+        <w:t> </w:t>
+      </w:r>
+      <w:r>
+        <w:rPr>
+          <w:sz w:val="22"/>
+          <w:szCs w:val="18"/>
+        </w:rPr>
+        <w:t xml:space="preserve"> </w:t>
+      </w:r>
+      <w:r>
+        <w:rPr>
+          <w:sz w:val="22"/>
+          <w:szCs w:val="18"/>
+          <w:lang w:val="en-US"/>
+        </w:rPr>
+        <w:t>&lt;!-- Основная таблица макета --&gt;</w:t>
+      </w:r>
+    </w:p>
+    <w:p>
+      <w:pPr>
+        <w:spacing w:after="0" w:line="240" w:lineRule="auto"/>
+        <w:rPr>
+          <w:sz w:val="22"/>
+          <w:szCs w:val="18"/>
+          <w:lang w:val="en-US"/>
+        </w:rPr>
+      </w:pPr>
+      <w:r>
+        <w:rPr>
+          <w:sz w:val="22"/>
+          <w:szCs w:val="18"/>
+          <w:lang w:val="en-US"/>
+        </w:rPr>
+        <w:t>            &lt;table border="4" width="90%" cellpadding="8" cellspacing="0" align="center"&gt;</w:t>
+      </w:r>
+    </w:p>
+    <w:p>
+      <w:pPr>
+        <w:spacing w:after="0" w:line="240" w:lineRule="auto"/>
+        <w:rPr>
+          <w:sz w:val="22"/>
+          <w:szCs w:val="18"/>
+          <w:lang w:val="en-US"/>
+        </w:rPr>
+      </w:pPr>
+      <w:r>
+        <w:rPr>
+          <w:sz w:val="22"/>
+          <w:szCs w:val="18"/>
+          <w:lang w:val="en-US"/>
+        </w:rPr>
+        <w:t>              &lt;!-- Заголовок области 4 --&gt;</w:t>
+      </w:r>
+    </w:p>
+    <w:p>
+      <w:pPr>
+        <w:spacing w:after="0" w:line="240" w:lineRule="auto"/>
+        <w:rPr>
+          <w:sz w:val="22"/>
+          <w:szCs w:val="18"/>
+          <w:lang w:val="en-US"/>
+        </w:rPr>
+      </w:pPr>
+      <w:r>
+        <w:rPr>
+          <w:sz w:val="22"/>
+          <w:szCs w:val="18"/>
+          <w:lang w:val="en-US"/>
+        </w:rPr>
+        <w:t>              &lt;tr&gt;</w:t>
+      </w:r>
+    </w:p>
+    <w:p>
+      <w:pPr>
+        <w:spacing w:after="0" w:line="240" w:lineRule="auto"/>
+        <w:rPr>
+          <w:sz w:val="22"/>
+          <w:szCs w:val="18"/>
+          <w:lang w:val="en-US"/>
+        </w:rPr>
+      </w:pPr>
+      <w:r>
+        <w:rPr>
+          <w:sz w:val="22"/>
+          <w:szCs w:val="18"/>
+          <w:lang w:val="en-US"/>
+        </w:rPr>
+        <w:t>                &lt;td colspan="3" align="center"&gt;</w:t>
+      </w:r>
+    </w:p>
+    <w:p>
+      <w:pPr>
+        <w:spacing w:after="0" w:line="240" w:lineRule="auto"/>
+        <w:rPr>
+          <w:sz w:val="22"/>
+          <w:szCs w:val="18"/>
+        </w:rPr>
+      </w:pPr>
+      <w:r>
+        <w:rPr>
+          <w:sz w:val="22"/>
+          <w:szCs w:val="18"/>
+          <w:lang w:val="en-US"/>
+        </w:rPr>
+        <w:t xml:space="preserve">                  </w:t>
+      </w:r>
+      <w:r>
+        <w:rPr>
+          <w:sz w:val="22"/>
+          <w:szCs w:val="18"/>
+        </w:rPr>
+        <w:t>&lt;</w:t>
+      </w:r>
+      <w:r>
+        <w:rPr>
+          <w:sz w:val="22"/>
+          <w:szCs w:val="18"/>
+          <w:lang w:val="en-US"/>
+        </w:rPr>
+        <w:t>h</w:t>
+      </w:r>
+      <w:r>
+        <w:rPr>
+          <w:sz w:val="22"/>
+          <w:szCs w:val="18"/>
+        </w:rPr>
+        <w:t>4&gt;Информация&lt;/</w:t>
+      </w:r>
+      <w:r>
+        <w:rPr>
+          <w:sz w:val="22"/>
+          <w:szCs w:val="18"/>
+          <w:lang w:val="en-US"/>
+        </w:rPr>
+        <w:t>h</w:t>
+      </w:r>
+      <w:r>
+        <w:rPr>
+          <w:sz w:val="22"/>
+          <w:szCs w:val="18"/>
+        </w:rPr>
+        <w:t>4&gt;</w:t>
+      </w:r>
+    </w:p>
+    <w:p>
+      <w:pPr>
+        <w:spacing w:after="0" w:line="240" w:lineRule="auto"/>
+        <w:rPr>
+          <w:sz w:val="22"/>
+          <w:szCs w:val="18"/>
+        </w:rPr>
+      </w:pPr>
+      <w:r>
+        <w:rPr>
+          <w:sz w:val="22"/>
+          <w:szCs w:val="18"/>
+          <w:lang w:val="en-US"/>
+        </w:rPr>
+        <w:t> </w:t>
+      </w:r>
+      <w:r>
+        <w:rPr>
+          <w:sz w:val="22"/>
+          <w:szCs w:val="18"/>
+        </w:rPr>
+        <w:t xml:space="preserve"> </w:t>
+      </w:r>
+      <w:r>
+        <w:rPr>
+          <w:sz w:val="22"/>
+          <w:szCs w:val="18"/>
+          <w:lang w:val="en-US"/>
+        </w:rPr>
+        <w:t> </w:t>
+      </w:r>
+      <w:r>
+        <w:rPr>
+          <w:sz w:val="22"/>
+          <w:szCs w:val="18"/>
+        </w:rPr>
+        <w:t xml:space="preserve"> </w:t>
+      </w:r>
+      <w:r>
+        <w:rPr>
+          <w:sz w:val="22"/>
+          <w:szCs w:val="18"/>
+          <w:lang w:val="en-US"/>
+        </w:rPr>
+        <w:t> </w:t>
+      </w:r>
+      <w:r>
+        <w:rPr>
+          <w:sz w:val="22"/>
+          <w:szCs w:val="18"/>
+        </w:rPr>
+        <w:t xml:space="preserve"> </w:t>
+      </w:r>
+      <w:r>
+        <w:rPr>
+          <w:sz w:val="22"/>
+          <w:szCs w:val="18"/>
+          <w:lang w:val="en-US"/>
+        </w:rPr>
+        <w:t> </w:t>
+      </w:r>
+      <w:r>
+        <w:rPr>
+          <w:sz w:val="22"/>
+          <w:szCs w:val="18"/>
+        </w:rPr>
+        <w:t xml:space="preserve"> </w:t>
+      </w:r>
+      <w:r>
+        <w:rPr>
+          <w:sz w:val="22"/>
+          <w:szCs w:val="18"/>
+          <w:lang w:val="en-US"/>
+        </w:rPr>
+        <w:t> </w:t>
+      </w:r>
+      <w:r>
+        <w:rPr>
+          <w:sz w:val="22"/>
+          <w:szCs w:val="18"/>
+        </w:rPr>
+        <w:t xml:space="preserve"> </w:t>
+      </w:r>
+      <w:r>
+        <w:rPr>
+          <w:sz w:val="22"/>
+          <w:szCs w:val="18"/>
+          <w:lang w:val="en-US"/>
+        </w:rPr>
+        <w:t> </w:t>
+      </w:r>
+      <w:r>
+        <w:rPr>
+          <w:sz w:val="22"/>
+          <w:szCs w:val="18"/>
+        </w:rPr>
+        <w:t xml:space="preserve"> </w:t>
+      </w:r>
+      <w:r>
+        <w:rPr>
+          <w:sz w:val="22"/>
+          <w:szCs w:val="18"/>
+          <w:lang w:val="en-US"/>
+        </w:rPr>
+        <w:t> </w:t>
+      </w:r>
+      <w:r>
+        <w:rPr>
+          <w:sz w:val="22"/>
+          <w:szCs w:val="18"/>
+        </w:rPr>
+        <w:t xml:space="preserve"> </w:t>
+      </w:r>
+      <w:r>
+        <w:rPr>
+          <w:sz w:val="22"/>
+          <w:szCs w:val="18"/>
+          <w:lang w:val="en-US"/>
+        </w:rPr>
+        <w:t> </w:t>
+      </w:r>
+      <w:r>
+        <w:rPr>
+          <w:sz w:val="22"/>
+          <w:szCs w:val="18"/>
+        </w:rPr>
+        <w:t xml:space="preserve"> &lt;/</w:t>
+      </w:r>
+      <w:r>
+        <w:rPr>
+          <w:sz w:val="22"/>
+          <w:szCs w:val="18"/>
+          <w:lang w:val="en-US"/>
+        </w:rPr>
+        <w:t>td</w:t>
+      </w:r>
+      <w:r>
+        <w:rPr>
+          <w:sz w:val="22"/>
+          <w:szCs w:val="18"/>
+        </w:rPr>
+        <w:t>&gt;</w:t>
+      </w:r>
+    </w:p>
+    <w:p>
+      <w:pPr>
+        <w:spacing w:after="0" w:line="240" w:lineRule="auto"/>
+        <w:rPr>
+          <w:sz w:val="22"/>
+          <w:szCs w:val="18"/>
+        </w:rPr>
+      </w:pPr>
+      <w:r>
+        <w:rPr>
+          <w:sz w:val="22"/>
+          <w:szCs w:val="18"/>
+          <w:lang w:val="en-US"/>
+        </w:rPr>
+        <w:t> </w:t>
+      </w:r>
+      <w:r>
+        <w:rPr>
+          <w:sz w:val="22"/>
+          <w:szCs w:val="18"/>
+        </w:rPr>
+        <w:t xml:space="preserve"> </w:t>
+      </w:r>
+      <w:r>
+        <w:rPr>
+          <w:sz w:val="22"/>
+          <w:szCs w:val="18"/>
+          <w:lang w:val="en-US"/>
+        </w:rPr>
+        <w:t> </w:t>
+      </w:r>
+      <w:r>
+        <w:rPr>
+          <w:sz w:val="22"/>
+          <w:szCs w:val="18"/>
+        </w:rPr>
+        <w:t xml:space="preserve"> </w:t>
+      </w:r>
+      <w:r>
+        <w:rPr>
+          <w:sz w:val="22"/>
+          <w:szCs w:val="18"/>
+          <w:lang w:val="en-US"/>
+        </w:rPr>
+        <w:t> </w:t>
+      </w:r>
+      <w:r>
+        <w:rPr>
+          <w:sz w:val="22"/>
+          <w:szCs w:val="18"/>
+        </w:rPr>
+        <w:t xml:space="preserve"> </w:t>
+      </w:r>
+      <w:r>
+        <w:rPr>
+          <w:sz w:val="22"/>
+          <w:szCs w:val="18"/>
+          <w:lang w:val="en-US"/>
+        </w:rPr>
+        <w:t> </w:t>
+      </w:r>
+      <w:r>
+        <w:rPr>
+          <w:sz w:val="22"/>
+          <w:szCs w:val="18"/>
+        </w:rPr>
+        <w:t xml:space="preserve"> </w:t>
+      </w:r>
+      <w:r>
+        <w:rPr>
+          <w:sz w:val="22"/>
+          <w:szCs w:val="18"/>
+          <w:lang w:val="en-US"/>
+        </w:rPr>
+        <w:t> </w:t>
+      </w:r>
+      <w:r>
+        <w:rPr>
+          <w:sz w:val="22"/>
+          <w:szCs w:val="18"/>
+        </w:rPr>
+        <w:t xml:space="preserve"> </w:t>
+      </w:r>
+      <w:r>
+        <w:rPr>
+          <w:sz w:val="22"/>
+          <w:szCs w:val="18"/>
+          <w:lang w:val="en-US"/>
+        </w:rPr>
+        <w:t> </w:t>
+      </w:r>
+      <w:r>
+        <w:rPr>
+          <w:sz w:val="22"/>
+          <w:szCs w:val="18"/>
+        </w:rPr>
+        <w:t xml:space="preserve"> </w:t>
+      </w:r>
+      <w:r>
+        <w:rPr>
+          <w:sz w:val="22"/>
+          <w:szCs w:val="18"/>
+          <w:lang w:val="en-US"/>
+        </w:rPr>
+        <w:t> </w:t>
+      </w:r>
+      <w:r>
+        <w:rPr>
+          <w:sz w:val="22"/>
+          <w:szCs w:val="18"/>
+        </w:rPr>
+        <w:t xml:space="preserve"> &lt;/</w:t>
+      </w:r>
+      <w:r>
+        <w:rPr>
+          <w:sz w:val="22"/>
+          <w:szCs w:val="18"/>
+          <w:lang w:val="en-US"/>
+        </w:rPr>
+        <w:t>tr</w:t>
+      </w:r>
+      <w:r>
+        <w:rPr>
+          <w:sz w:val="22"/>
+          <w:szCs w:val="18"/>
+        </w:rPr>
+        <w:t>&gt;</w:t>
+      </w:r>
+    </w:p>
+    <w:p>
+      <w:pPr>
+        <w:spacing w:after="0" w:line="240" w:lineRule="auto"/>
+        <w:rPr>
+          <w:sz w:val="22"/>
+          <w:szCs w:val="18"/>
+        </w:rPr>
+      </w:pPr>
+    </w:p>
+    <w:p>
+      <w:pPr>
+        <w:spacing w:after="0" w:line="240" w:lineRule="auto"/>
+        <w:rPr>
+          <w:sz w:val="22"/>
+          <w:szCs w:val="18"/>
+        </w:rPr>
+      </w:pPr>
+      <w:r>
+        <w:rPr>
+          <w:sz w:val="22"/>
+          <w:szCs w:val="18"/>
+          <w:lang w:val="en-US"/>
+        </w:rPr>
+        <w:t> </w:t>
+      </w:r>
+      <w:r>
+        <w:rPr>
+          <w:sz w:val="22"/>
+          <w:szCs w:val="18"/>
+        </w:rPr>
+        <w:t xml:space="preserve"> </w:t>
+      </w:r>
+      <w:r>
+        <w:rPr>
+          <w:sz w:val="22"/>
+          <w:szCs w:val="18"/>
+          <w:lang w:val="en-US"/>
+        </w:rPr>
+        <w:t> </w:t>
+      </w:r>
+      <w:r>
+        <w:rPr>
+          <w:sz w:val="22"/>
+          <w:szCs w:val="18"/>
+        </w:rPr>
+        <w:t xml:space="preserve"> </w:t>
+      </w:r>
+      <w:r>
+        <w:rPr>
+          <w:sz w:val="22"/>
+          <w:szCs w:val="18"/>
+          <w:lang w:val="en-US"/>
+        </w:rPr>
+        <w:t> </w:t>
+      </w:r>
+      <w:r>
+        <w:rPr>
+          <w:sz w:val="22"/>
+          <w:szCs w:val="18"/>
+        </w:rPr>
+        <w:t xml:space="preserve"> </w:t>
+      </w:r>
+      <w:r>
+        <w:rPr>
+          <w:sz w:val="22"/>
+          <w:szCs w:val="18"/>
+          <w:lang w:val="en-US"/>
+        </w:rPr>
+        <w:t> </w:t>
+      </w:r>
+      <w:r>
+        <w:rPr>
+          <w:sz w:val="22"/>
+          <w:szCs w:val="18"/>
+        </w:rPr>
+        <w:t xml:space="preserve"> </w:t>
+      </w:r>
+      <w:r>
+        <w:rPr>
+          <w:sz w:val="22"/>
+          <w:szCs w:val="18"/>
+          <w:lang w:val="en-US"/>
+        </w:rPr>
+        <w:t> </w:t>
+      </w:r>
+      <w:r>
+        <w:rPr>
+          <w:sz w:val="22"/>
+          <w:szCs w:val="18"/>
+        </w:rPr>
+        <w:t xml:space="preserve"> </w:t>
+      </w:r>
+      <w:r>
+        <w:rPr>
+          <w:sz w:val="22"/>
+          <w:szCs w:val="18"/>
+          <w:lang w:val="en-US"/>
+        </w:rPr>
+        <w:t> </w:t>
+      </w:r>
+      <w:r>
+        <w:rPr>
+          <w:sz w:val="22"/>
+          <w:szCs w:val="18"/>
+        </w:rPr>
+        <w:t xml:space="preserve"> </w:t>
+      </w:r>
+      <w:r>
+        <w:rPr>
+          <w:sz w:val="22"/>
+          <w:szCs w:val="18"/>
+          <w:lang w:val="en-US"/>
+        </w:rPr>
+        <w:t> </w:t>
+      </w:r>
+      <w:r>
+        <w:rPr>
+          <w:sz w:val="22"/>
+          <w:szCs w:val="18"/>
+        </w:rPr>
+        <w:t xml:space="preserve"> &lt;!-- Три колонки: левая, средняя, правая --&gt;</w:t>
+      </w:r>
+    </w:p>
+    <w:p>
+      <w:pPr>
+        <w:spacing w:after="0" w:line="240" w:lineRule="auto"/>
+        <w:rPr>
+          <w:sz w:val="22"/>
+          <w:szCs w:val="18"/>
+        </w:rPr>
+      </w:pPr>
+      <w:r>
+        <w:rPr>
+          <w:sz w:val="22"/>
+          <w:szCs w:val="18"/>
+          <w:lang w:val="en-US"/>
+        </w:rPr>
+        <w:t> </w:t>
+      </w:r>
+      <w:r>
+        <w:rPr>
+          <w:sz w:val="22"/>
+          <w:szCs w:val="18"/>
+        </w:rPr>
+        <w:t xml:space="preserve"> </w:t>
+      </w:r>
+      <w:r>
+        <w:rPr>
+          <w:sz w:val="22"/>
+          <w:szCs w:val="18"/>
+          <w:lang w:val="en-US"/>
+        </w:rPr>
+        <w:t> </w:t>
+      </w:r>
+      <w:r>
+        <w:rPr>
+          <w:sz w:val="22"/>
+          <w:szCs w:val="18"/>
+        </w:rPr>
+        <w:t xml:space="preserve"> </w:t>
+      </w:r>
+      <w:r>
+        <w:rPr>
+          <w:sz w:val="22"/>
+          <w:szCs w:val="18"/>
+          <w:lang w:val="en-US"/>
+        </w:rPr>
+        <w:t> </w:t>
+      </w:r>
+      <w:r>
+        <w:rPr>
+          <w:sz w:val="22"/>
+          <w:szCs w:val="18"/>
+        </w:rPr>
+        <w:t xml:space="preserve"> </w:t>
+      </w:r>
+      <w:r>
+        <w:rPr>
+          <w:sz w:val="22"/>
+          <w:szCs w:val="18"/>
+          <w:lang w:val="en-US"/>
+        </w:rPr>
+        <w:t> </w:t>
+      </w:r>
+      <w:r>
+        <w:rPr>
+          <w:sz w:val="22"/>
+          <w:szCs w:val="18"/>
+        </w:rPr>
+        <w:t xml:space="preserve"> </w:t>
+      </w:r>
+      <w:r>
+        <w:rPr>
+          <w:sz w:val="22"/>
+          <w:szCs w:val="18"/>
+          <w:lang w:val="en-US"/>
+        </w:rPr>
+        <w:t> </w:t>
+      </w:r>
+      <w:r>
+        <w:rPr>
+          <w:sz w:val="22"/>
+          <w:szCs w:val="18"/>
+        </w:rPr>
+        <w:t xml:space="preserve"> </w:t>
+      </w:r>
+      <w:r>
+        <w:rPr>
+          <w:sz w:val="22"/>
+          <w:szCs w:val="18"/>
+          <w:lang w:val="en-US"/>
+        </w:rPr>
+        <w:t> </w:t>
+      </w:r>
+      <w:r>
+        <w:rPr>
+          <w:sz w:val="22"/>
+          <w:szCs w:val="18"/>
+        </w:rPr>
+        <w:t xml:space="preserve"> </w:t>
+      </w:r>
+      <w:r>
+        <w:rPr>
+          <w:sz w:val="22"/>
+          <w:szCs w:val="18"/>
+          <w:lang w:val="en-US"/>
+        </w:rPr>
+        <w:t> </w:t>
+      </w:r>
+      <w:r>
+        <w:rPr>
+          <w:sz w:val="22"/>
+          <w:szCs w:val="18"/>
+        </w:rPr>
+        <w:t xml:space="preserve"> &lt;</w:t>
+      </w:r>
+      <w:r>
+        <w:rPr>
+          <w:sz w:val="22"/>
+          <w:szCs w:val="18"/>
+          <w:lang w:val="en-US"/>
+        </w:rPr>
+        <w:t>tr</w:t>
+      </w:r>
+      <w:r>
+        <w:rPr>
+          <w:sz w:val="22"/>
+          <w:szCs w:val="18"/>
+        </w:rPr>
+        <w:t>&gt;</w:t>
+      </w:r>
+    </w:p>
+    <w:p>
+      <w:pPr>
+        <w:spacing w:after="0" w:line="240" w:lineRule="auto"/>
+        <w:rPr>
+          <w:sz w:val="22"/>
+          <w:szCs w:val="18"/>
+        </w:rPr>
+      </w:pPr>
+      <w:r>
+        <w:rPr>
+          <w:sz w:val="22"/>
+          <w:szCs w:val="18"/>
+          <w:lang w:val="en-US"/>
+        </w:rPr>
+        <w:t> </w:t>
+      </w:r>
+      <w:r>
+        <w:rPr>
+          <w:sz w:val="22"/>
+          <w:szCs w:val="18"/>
+        </w:rPr>
+        <w:t xml:space="preserve"> </w:t>
+      </w:r>
+      <w:r>
+        <w:rPr>
+          <w:sz w:val="22"/>
+          <w:szCs w:val="18"/>
+          <w:lang w:val="en-US"/>
+        </w:rPr>
+        <w:t> </w:t>
+      </w:r>
+      <w:r>
+        <w:rPr>
+          <w:sz w:val="22"/>
+          <w:szCs w:val="18"/>
+        </w:rPr>
+        <w:t xml:space="preserve"> </w:t>
+      </w:r>
+      <w:r>
+        <w:rPr>
+          <w:sz w:val="22"/>
+          <w:szCs w:val="18"/>
+          <w:lang w:val="en-US"/>
+        </w:rPr>
+        <w:t> </w:t>
+      </w:r>
+      <w:r>
+        <w:rPr>
+          <w:sz w:val="22"/>
+          <w:szCs w:val="18"/>
+        </w:rPr>
+        <w:t xml:space="preserve"> </w:t>
+      </w:r>
+      <w:r>
+        <w:rPr>
+          <w:sz w:val="22"/>
+          <w:szCs w:val="18"/>
+          <w:lang w:val="en-US"/>
+        </w:rPr>
+        <w:t> </w:t>
+      </w:r>
+      <w:r>
+        <w:rPr>
+          <w:sz w:val="22"/>
+          <w:szCs w:val="18"/>
+        </w:rPr>
+        <w:t xml:space="preserve"> </w:t>
+      </w:r>
+      <w:r>
+        <w:rPr>
+          <w:sz w:val="22"/>
+          <w:szCs w:val="18"/>
+          <w:lang w:val="en-US"/>
+        </w:rPr>
+        <w:t> </w:t>
+      </w:r>
+      <w:r>
+        <w:rPr>
+          <w:sz w:val="22"/>
+          <w:szCs w:val="18"/>
+        </w:rPr>
+        <w:t xml:space="preserve"> </w:t>
+      </w:r>
+      <w:r>
+        <w:rPr>
+          <w:sz w:val="22"/>
+          <w:szCs w:val="18"/>
+          <w:lang w:val="en-US"/>
+        </w:rPr>
+        <w:t> </w:t>
+      </w:r>
+      <w:r>
+        <w:rPr>
+          <w:sz w:val="22"/>
+          <w:szCs w:val="18"/>
+        </w:rPr>
+        <w:t xml:space="preserve"> </w:t>
+      </w:r>
+      <w:r>
+        <w:rPr>
+          <w:sz w:val="22"/>
+          <w:szCs w:val="18"/>
+          <w:lang w:val="en-US"/>
+        </w:rPr>
+        <w:t> </w:t>
+      </w:r>
+      <w:r>
+        <w:rPr>
+          <w:sz w:val="22"/>
+          <w:szCs w:val="18"/>
+        </w:rPr>
+        <w:t xml:space="preserve"> </w:t>
+      </w:r>
+      <w:r>
+        <w:rPr>
+          <w:sz w:val="22"/>
+          <w:szCs w:val="18"/>
+          <w:lang w:val="en-US"/>
+        </w:rPr>
+        <w:t> </w:t>
+      </w:r>
+      <w:r>
+        <w:rPr>
+          <w:sz w:val="22"/>
+          <w:szCs w:val="18"/>
+        </w:rPr>
+        <w:t xml:space="preserve"> &lt;!-- Левая колонка: личные данные, маркированный список --&gt;</w:t>
+      </w:r>
+    </w:p>
+    <w:p>
+      <w:pPr>
+        <w:spacing w:after="0" w:line="240" w:lineRule="auto"/>
+        <w:rPr>
+          <w:sz w:val="22"/>
+          <w:szCs w:val="18"/>
+          <w:lang w:val="en-US"/>
+        </w:rPr>
+      </w:pPr>
+      <w:r>
+        <w:rPr>
+          <w:sz w:val="22"/>
+          <w:szCs w:val="18"/>
+          <w:lang w:val="en-US"/>
+        </w:rPr>
+        <w:t> </w:t>
+      </w:r>
+      <w:r>
+        <w:rPr>
+          <w:sz w:val="22"/>
+          <w:szCs w:val="18"/>
+        </w:rPr>
+        <w:t xml:space="preserve"> </w:t>
+      </w:r>
+      <w:r>
+        <w:rPr>
+          <w:sz w:val="22"/>
+          <w:szCs w:val="18"/>
+          <w:lang w:val="en-US"/>
+        </w:rPr>
+        <w:t> </w:t>
+      </w:r>
+      <w:r>
+        <w:rPr>
+          <w:sz w:val="22"/>
+          <w:szCs w:val="18"/>
+        </w:rPr>
+        <w:t xml:space="preserve"> </w:t>
+      </w:r>
+      <w:r>
+        <w:rPr>
+          <w:sz w:val="22"/>
+          <w:szCs w:val="18"/>
+          <w:lang w:val="en-US"/>
+        </w:rPr>
+        <w:t> </w:t>
+      </w:r>
+      <w:r>
+        <w:rPr>
+          <w:sz w:val="22"/>
+          <w:szCs w:val="18"/>
+        </w:rPr>
+        <w:t xml:space="preserve"> </w:t>
+      </w:r>
+      <w:r>
+        <w:rPr>
+          <w:sz w:val="22"/>
+          <w:szCs w:val="18"/>
+          <w:lang w:val="en-US"/>
+        </w:rPr>
+        <w:t> </w:t>
+      </w:r>
+      <w:r>
+        <w:rPr>
+          <w:sz w:val="22"/>
+          <w:szCs w:val="18"/>
+        </w:rPr>
+        <w:t xml:space="preserve"> </w:t>
+      </w:r>
+      <w:r>
+        <w:rPr>
+          <w:sz w:val="22"/>
+          <w:szCs w:val="18"/>
+          <w:lang w:val="en-US"/>
+        </w:rPr>
+        <w:t> </w:t>
+      </w:r>
+      <w:r>
+        <w:rPr>
+          <w:sz w:val="22"/>
+          <w:szCs w:val="18"/>
+        </w:rPr>
+        <w:t xml:space="preserve"> </w:t>
+      </w:r>
+      <w:r>
+        <w:rPr>
+          <w:sz w:val="22"/>
+          <w:szCs w:val="18"/>
+          <w:lang w:val="en-US"/>
+        </w:rPr>
+        <w:t> </w:t>
+      </w:r>
+      <w:r>
+        <w:rPr>
+          <w:sz w:val="22"/>
+          <w:szCs w:val="18"/>
+        </w:rPr>
+        <w:t xml:space="preserve"> </w:t>
+      </w:r>
+      <w:r>
+        <w:rPr>
+          <w:sz w:val="22"/>
+          <w:szCs w:val="18"/>
+          <w:lang w:val="en-US"/>
+        </w:rPr>
+        <w:t> </w:t>
+      </w:r>
+      <w:r>
+        <w:rPr>
+          <w:sz w:val="22"/>
+          <w:szCs w:val="18"/>
+        </w:rPr>
+        <w:t xml:space="preserve"> </w:t>
+      </w:r>
+      <w:r>
+        <w:rPr>
+          <w:sz w:val="22"/>
+          <w:szCs w:val="18"/>
+          <w:lang w:val="en-US"/>
+        </w:rPr>
+        <w:t> </w:t>
+      </w:r>
+      <w:r>
+        <w:rPr>
+          <w:sz w:val="22"/>
+          <w:szCs w:val="18"/>
+        </w:rPr>
+        <w:t xml:space="preserve"> </w:t>
+      </w:r>
+      <w:r>
+        <w:rPr>
+          <w:sz w:val="22"/>
+          <w:szCs w:val="18"/>
+          <w:lang w:val="en-US"/>
+        </w:rPr>
+        <w:t>&lt;td width="33%" valign="top"&gt;</w:t>
+      </w:r>
+    </w:p>
+    <w:p>
+      <w:pPr>
+        <w:spacing w:after="0" w:line="240" w:lineRule="auto"/>
+        <w:rPr>
+          <w:sz w:val="22"/>
+          <w:szCs w:val="18"/>
+          <w:lang w:val="en-US"/>
+        </w:rPr>
+      </w:pPr>
+      <w:r>
+        <w:rPr>
+          <w:sz w:val="22"/>
+          <w:szCs w:val="18"/>
+          <w:lang w:val="en-US"/>
+        </w:rPr>
+        <w:t>                  &lt;ul&gt;</w:t>
+      </w:r>
+    </w:p>
+    <w:p>
+      <w:pPr>
+        <w:spacing w:after="0" w:line="240" w:lineRule="auto"/>
+        <w:rPr>
+          <w:sz w:val="22"/>
+          <w:szCs w:val="18"/>
+        </w:rPr>
+      </w:pPr>
+      <w:r>
+        <w:rPr>
+          <w:sz w:val="22"/>
+          <w:szCs w:val="18"/>
+          <w:lang w:val="en-US"/>
+        </w:rPr>
+        <w:t xml:space="preserve">                    </w:t>
+      </w:r>
+      <w:r>
+        <w:rPr>
+          <w:sz w:val="22"/>
+          <w:szCs w:val="18"/>
+        </w:rPr>
+        <w:t>&lt;</w:t>
+      </w:r>
+      <w:r>
+        <w:rPr>
+          <w:sz w:val="22"/>
+          <w:szCs w:val="18"/>
+          <w:lang w:val="en-US"/>
+        </w:rPr>
+        <w:t>li</w:t>
+      </w:r>
+      <w:r>
+        <w:rPr>
+          <w:sz w:val="22"/>
+          <w:szCs w:val="18"/>
+        </w:rPr>
+        <w:t>&gt;Ф.И.О.: Ситало Роман Валерьевич&lt;/</w:t>
+      </w:r>
+      <w:r>
+        <w:rPr>
+          <w:sz w:val="22"/>
+          <w:szCs w:val="18"/>
+          <w:lang w:val="en-US"/>
+        </w:rPr>
+        <w:t>li</w:t>
+      </w:r>
+      <w:r>
+        <w:rPr>
+          <w:sz w:val="22"/>
+          <w:szCs w:val="18"/>
+        </w:rPr>
+        <w:t>&gt;</w:t>
+      </w:r>
+    </w:p>
+    <w:p>
+      <w:pPr>
+        <w:spacing w:after="0" w:line="240" w:lineRule="auto"/>
+        <w:rPr>
+          <w:sz w:val="22"/>
+          <w:szCs w:val="18"/>
+        </w:rPr>
+      </w:pPr>
+      <w:r>
+        <w:rPr>
+          <w:sz w:val="22"/>
+          <w:szCs w:val="18"/>
+          <w:lang w:val="en-US"/>
+        </w:rPr>
+        <w:t> </w:t>
+      </w:r>
+      <w:r>
+        <w:rPr>
+          <w:sz w:val="22"/>
+          <w:szCs w:val="18"/>
+        </w:rPr>
+        <w:t xml:space="preserve"> </w:t>
+      </w:r>
+      <w:r>
+        <w:rPr>
+          <w:sz w:val="22"/>
+          <w:szCs w:val="18"/>
+          <w:lang w:val="en-US"/>
+        </w:rPr>
+        <w:t> </w:t>
+      </w:r>
+      <w:r>
+        <w:rPr>
+          <w:sz w:val="22"/>
+          <w:szCs w:val="18"/>
+        </w:rPr>
+        <w:t xml:space="preserve"> </w:t>
+      </w:r>
+      <w:r>
+        <w:rPr>
+          <w:sz w:val="22"/>
+          <w:szCs w:val="18"/>
+          <w:lang w:val="en-US"/>
+        </w:rPr>
+        <w:t> </w:t>
+      </w:r>
+      <w:r>
+        <w:rPr>
+          <w:sz w:val="22"/>
+          <w:szCs w:val="18"/>
+        </w:rPr>
+        <w:t xml:space="preserve"> </w:t>
+      </w:r>
+      <w:r>
+        <w:rPr>
+          <w:sz w:val="22"/>
+          <w:szCs w:val="18"/>
+          <w:lang w:val="en-US"/>
+        </w:rPr>
+        <w:t> </w:t>
+      </w:r>
+      <w:r>
+        <w:rPr>
+          <w:sz w:val="22"/>
+          <w:szCs w:val="18"/>
+        </w:rPr>
+        <w:t xml:space="preserve"> </w:t>
+      </w:r>
+      <w:r>
+        <w:rPr>
+          <w:sz w:val="22"/>
+          <w:szCs w:val="18"/>
+          <w:lang w:val="en-US"/>
+        </w:rPr>
+        <w:t> </w:t>
+      </w:r>
+      <w:r>
+        <w:rPr>
+          <w:sz w:val="22"/>
+          <w:szCs w:val="18"/>
+        </w:rPr>
+        <w:t xml:space="preserve"> </w:t>
+      </w:r>
+      <w:r>
+        <w:rPr>
+          <w:sz w:val="22"/>
+          <w:szCs w:val="18"/>
+          <w:lang w:val="en-US"/>
+        </w:rPr>
+        <w:t> </w:t>
+      </w:r>
+      <w:r>
+        <w:rPr>
+          <w:sz w:val="22"/>
+          <w:szCs w:val="18"/>
+        </w:rPr>
+        <w:t xml:space="preserve"> </w:t>
+      </w:r>
+      <w:r>
+        <w:rPr>
+          <w:sz w:val="22"/>
+          <w:szCs w:val="18"/>
+          <w:lang w:val="en-US"/>
+        </w:rPr>
+        <w:t> </w:t>
+      </w:r>
+      <w:r>
+        <w:rPr>
+          <w:sz w:val="22"/>
+          <w:szCs w:val="18"/>
+        </w:rPr>
+        <w:t xml:space="preserve"> </w:t>
+      </w:r>
+      <w:r>
+        <w:rPr>
+          <w:sz w:val="22"/>
+          <w:szCs w:val="18"/>
+          <w:lang w:val="en-US"/>
+        </w:rPr>
+        <w:t> </w:t>
+      </w:r>
+      <w:r>
+        <w:rPr>
+          <w:sz w:val="22"/>
+          <w:szCs w:val="18"/>
+        </w:rPr>
+        <w:t xml:space="preserve"> </w:t>
+      </w:r>
+      <w:r>
+        <w:rPr>
+          <w:sz w:val="22"/>
+          <w:szCs w:val="18"/>
+          <w:lang w:val="en-US"/>
+        </w:rPr>
+        <w:t> </w:t>
+      </w:r>
+      <w:r>
+        <w:rPr>
+          <w:sz w:val="22"/>
+          <w:szCs w:val="18"/>
+        </w:rPr>
+        <w:t xml:space="preserve"> </w:t>
+      </w:r>
+      <w:r>
+        <w:rPr>
+          <w:sz w:val="22"/>
+          <w:szCs w:val="18"/>
+          <w:lang w:val="en-US"/>
+        </w:rPr>
+        <w:t> </w:t>
+      </w:r>
+      <w:r>
+        <w:rPr>
+          <w:sz w:val="22"/>
+          <w:szCs w:val="18"/>
+        </w:rPr>
+        <w:t xml:space="preserve"> &lt;</w:t>
+      </w:r>
+      <w:r>
+        <w:rPr>
+          <w:sz w:val="22"/>
+          <w:szCs w:val="18"/>
+          <w:lang w:val="en-US"/>
+        </w:rPr>
+        <w:t>li</w:t>
+      </w:r>
+      <w:r>
+        <w:rPr>
+          <w:sz w:val="22"/>
+          <w:szCs w:val="18"/>
+        </w:rPr>
+        <w:t>&gt;Дата рождения: 03.09.2002&lt;/</w:t>
+      </w:r>
+      <w:r>
+        <w:rPr>
+          <w:sz w:val="22"/>
+          <w:szCs w:val="18"/>
+          <w:lang w:val="en-US"/>
+        </w:rPr>
+        <w:t>li</w:t>
+      </w:r>
+      <w:r>
+        <w:rPr>
+          <w:sz w:val="22"/>
+          <w:szCs w:val="18"/>
+        </w:rPr>
+        <w:t>&gt;</w:t>
+      </w:r>
+    </w:p>
+    <w:p>
+      <w:pPr>
+        <w:spacing w:after="0" w:line="240" w:lineRule="auto"/>
+        <w:rPr>
+          <w:sz w:val="22"/>
+          <w:szCs w:val="18"/>
+        </w:rPr>
+      </w:pPr>
+      <w:r>
+        <w:rPr>
+          <w:sz w:val="22"/>
+          <w:szCs w:val="18"/>
+          <w:lang w:val="en-US"/>
+        </w:rPr>
+        <w:t> </w:t>
+      </w:r>
+      <w:r>
+        <w:rPr>
+          <w:sz w:val="22"/>
+          <w:szCs w:val="18"/>
+        </w:rPr>
+        <w:t xml:space="preserve"> </w:t>
+      </w:r>
+      <w:r>
+        <w:rPr>
+          <w:sz w:val="22"/>
+          <w:szCs w:val="18"/>
+          <w:lang w:val="en-US"/>
+        </w:rPr>
+        <w:t> </w:t>
+      </w:r>
+      <w:r>
+        <w:rPr>
+          <w:sz w:val="22"/>
+          <w:szCs w:val="18"/>
+        </w:rPr>
+        <w:t xml:space="preserve"> </w:t>
+      </w:r>
+      <w:r>
+        <w:rPr>
+          <w:sz w:val="22"/>
+          <w:szCs w:val="18"/>
+          <w:lang w:val="en-US"/>
+        </w:rPr>
+        <w:t> </w:t>
+      </w:r>
+      <w:r>
+        <w:rPr>
+          <w:sz w:val="22"/>
+          <w:szCs w:val="18"/>
+        </w:rPr>
+        <w:t xml:space="preserve"> </w:t>
+      </w:r>
+      <w:r>
+        <w:rPr>
+          <w:sz w:val="22"/>
+          <w:szCs w:val="18"/>
+          <w:lang w:val="en-US"/>
+        </w:rPr>
+        <w:t> </w:t>
+      </w:r>
+      <w:r>
+        <w:rPr>
+          <w:sz w:val="22"/>
+          <w:szCs w:val="18"/>
+        </w:rPr>
+        <w:t xml:space="preserve"> </w:t>
+      </w:r>
+      <w:r>
+        <w:rPr>
+          <w:sz w:val="22"/>
+          <w:szCs w:val="18"/>
+          <w:lang w:val="en-US"/>
+        </w:rPr>
+        <w:t> </w:t>
+      </w:r>
+      <w:r>
+        <w:rPr>
+          <w:sz w:val="22"/>
+          <w:szCs w:val="18"/>
+        </w:rPr>
+        <w:t xml:space="preserve"> </w:t>
+      </w:r>
+      <w:r>
+        <w:rPr>
+          <w:sz w:val="22"/>
+          <w:szCs w:val="18"/>
+          <w:lang w:val="en-US"/>
+        </w:rPr>
+        <w:t> </w:t>
+      </w:r>
+      <w:r>
+        <w:rPr>
+          <w:sz w:val="22"/>
+          <w:szCs w:val="18"/>
+        </w:rPr>
+        <w:t xml:space="preserve"> </w:t>
+      </w:r>
+      <w:r>
+        <w:rPr>
+          <w:sz w:val="22"/>
+          <w:szCs w:val="18"/>
+          <w:lang w:val="en-US"/>
+        </w:rPr>
+        <w:t> </w:t>
+      </w:r>
+      <w:r>
+        <w:rPr>
+          <w:sz w:val="22"/>
+          <w:szCs w:val="18"/>
+        </w:rPr>
+        <w:t xml:space="preserve"> </w:t>
+      </w:r>
+      <w:r>
+        <w:rPr>
+          <w:sz w:val="22"/>
+          <w:szCs w:val="18"/>
+          <w:lang w:val="en-US"/>
+        </w:rPr>
+        <w:t> </w:t>
+      </w:r>
+      <w:r>
+        <w:rPr>
+          <w:sz w:val="22"/>
+          <w:szCs w:val="18"/>
+        </w:rPr>
+        <w:t xml:space="preserve"> </w:t>
+      </w:r>
+      <w:r>
+        <w:rPr>
+          <w:sz w:val="22"/>
+          <w:szCs w:val="18"/>
+          <w:lang w:val="en-US"/>
+        </w:rPr>
+        <w:t> </w:t>
+      </w:r>
+      <w:r>
+        <w:rPr>
+          <w:sz w:val="22"/>
+          <w:szCs w:val="18"/>
+        </w:rPr>
+        <w:t xml:space="preserve"> </w:t>
+      </w:r>
+      <w:r>
+        <w:rPr>
+          <w:sz w:val="22"/>
+          <w:szCs w:val="18"/>
+          <w:lang w:val="en-US"/>
+        </w:rPr>
+        <w:t> </w:t>
+      </w:r>
+      <w:r>
+        <w:rPr>
+          <w:sz w:val="22"/>
+          <w:szCs w:val="18"/>
+        </w:rPr>
+        <w:t xml:space="preserve"> &lt;</w:t>
+      </w:r>
+      <w:r>
+        <w:rPr>
+          <w:sz w:val="22"/>
+          <w:szCs w:val="18"/>
+          <w:lang w:val="en-US"/>
+        </w:rPr>
+        <w:t>li</w:t>
+      </w:r>
+      <w:r>
+        <w:rPr>
+          <w:sz w:val="22"/>
+          <w:szCs w:val="18"/>
+        </w:rPr>
+        <w:t>&gt;Город: Москва&lt;/</w:t>
+      </w:r>
+      <w:r>
+        <w:rPr>
+          <w:sz w:val="22"/>
+          <w:szCs w:val="18"/>
+          <w:lang w:val="en-US"/>
+        </w:rPr>
+        <w:t>li</w:t>
+      </w:r>
+      <w:r>
+        <w:rPr>
+          <w:sz w:val="22"/>
+          <w:szCs w:val="18"/>
+        </w:rPr>
+        <w:t>&gt;</w:t>
+      </w:r>
+    </w:p>
+    <w:p>
+      <w:pPr>
+        <w:spacing w:after="0" w:line="240" w:lineRule="auto"/>
+        <w:rPr>
+          <w:sz w:val="22"/>
+          <w:szCs w:val="18"/>
+        </w:rPr>
+      </w:pPr>
+      <w:r>
+        <w:rPr>
+          <w:sz w:val="22"/>
+          <w:szCs w:val="18"/>
+          <w:lang w:val="en-US"/>
+        </w:rPr>
+        <w:t> </w:t>
+      </w:r>
+      <w:r>
+        <w:rPr>
+          <w:sz w:val="22"/>
+          <w:szCs w:val="18"/>
+        </w:rPr>
+        <w:t xml:space="preserve"> </w:t>
+      </w:r>
+      <w:r>
+        <w:rPr>
+          <w:sz w:val="22"/>
+          <w:szCs w:val="18"/>
+          <w:lang w:val="en-US"/>
+        </w:rPr>
+        <w:t> </w:t>
+      </w:r>
+      <w:r>
+        <w:rPr>
+          <w:sz w:val="22"/>
+          <w:szCs w:val="18"/>
+        </w:rPr>
+        <w:t xml:space="preserve"> </w:t>
+      </w:r>
+      <w:r>
+        <w:rPr>
+          <w:sz w:val="22"/>
+          <w:szCs w:val="18"/>
+          <w:lang w:val="en-US"/>
+        </w:rPr>
+        <w:t> </w:t>
+      </w:r>
+      <w:r>
+        <w:rPr>
+          <w:sz w:val="22"/>
+          <w:szCs w:val="18"/>
+        </w:rPr>
+        <w:t xml:space="preserve"> </w:t>
+      </w:r>
+      <w:r>
+        <w:rPr>
+          <w:sz w:val="22"/>
+          <w:szCs w:val="18"/>
+          <w:lang w:val="en-US"/>
+        </w:rPr>
+        <w:t> </w:t>
+      </w:r>
+      <w:r>
+        <w:rPr>
+          <w:sz w:val="22"/>
+          <w:szCs w:val="18"/>
+        </w:rPr>
+        <w:t xml:space="preserve"> </w:t>
+      </w:r>
+      <w:r>
+        <w:rPr>
+          <w:sz w:val="22"/>
+          <w:szCs w:val="18"/>
+          <w:lang w:val="en-US"/>
+        </w:rPr>
+        <w:t> </w:t>
+      </w:r>
+      <w:r>
+        <w:rPr>
+          <w:sz w:val="22"/>
+          <w:szCs w:val="18"/>
+        </w:rPr>
+        <w:t xml:space="preserve"> </w:t>
+      </w:r>
+      <w:r>
+        <w:rPr>
+          <w:sz w:val="22"/>
+          <w:szCs w:val="18"/>
+          <w:lang w:val="en-US"/>
+        </w:rPr>
+        <w:t> </w:t>
+      </w:r>
+      <w:r>
+        <w:rPr>
+          <w:sz w:val="22"/>
+          <w:szCs w:val="18"/>
+        </w:rPr>
+        <w:t xml:space="preserve"> </w:t>
+      </w:r>
+      <w:r>
+        <w:rPr>
+          <w:sz w:val="22"/>
+          <w:szCs w:val="18"/>
+          <w:lang w:val="en-US"/>
+        </w:rPr>
+        <w:t> </w:t>
+      </w:r>
+      <w:r>
+        <w:rPr>
+          <w:sz w:val="22"/>
+          <w:szCs w:val="18"/>
+        </w:rPr>
+        <w:t xml:space="preserve"> </w:t>
+      </w:r>
+      <w:r>
+        <w:rPr>
+          <w:sz w:val="22"/>
+          <w:szCs w:val="18"/>
+          <w:lang w:val="en-US"/>
+        </w:rPr>
+        <w:t> </w:t>
+      </w:r>
+      <w:r>
+        <w:rPr>
+          <w:sz w:val="22"/>
+          <w:szCs w:val="18"/>
+        </w:rPr>
+        <w:t xml:space="preserve"> </w:t>
+      </w:r>
+      <w:r>
+        <w:rPr>
+          <w:sz w:val="22"/>
+          <w:szCs w:val="18"/>
+          <w:lang w:val="en-US"/>
+        </w:rPr>
+        <w:t> </w:t>
+      </w:r>
+      <w:r>
+        <w:rPr>
+          <w:sz w:val="22"/>
+          <w:szCs w:val="18"/>
+        </w:rPr>
+        <w:t xml:space="preserve"> &lt;/</w:t>
+      </w:r>
+      <w:r>
+        <w:rPr>
+          <w:sz w:val="22"/>
+          <w:szCs w:val="18"/>
+          <w:lang w:val="en-US"/>
+        </w:rPr>
+        <w:t>ul</w:t>
+      </w:r>
+      <w:r>
+        <w:rPr>
+          <w:sz w:val="22"/>
+          <w:szCs w:val="18"/>
+        </w:rPr>
+        <w:t>&gt;</w:t>
+      </w:r>
+    </w:p>
+    <w:p>
+      <w:pPr>
+        <w:spacing w:after="0" w:line="240" w:lineRule="auto"/>
+        <w:rPr>
+          <w:sz w:val="22"/>
+          <w:szCs w:val="18"/>
+        </w:rPr>
+      </w:pPr>
+      <w:r>
+        <w:rPr>
+          <w:sz w:val="22"/>
+          <w:szCs w:val="18"/>
+          <w:lang w:val="en-US"/>
+        </w:rPr>
+        <w:t> </w:t>
+      </w:r>
+      <w:r>
+        <w:rPr>
+          <w:sz w:val="22"/>
+          <w:szCs w:val="18"/>
+        </w:rPr>
+        <w:t xml:space="preserve"> </w:t>
+      </w:r>
+      <w:r>
+        <w:rPr>
+          <w:sz w:val="22"/>
+          <w:szCs w:val="18"/>
+          <w:lang w:val="en-US"/>
+        </w:rPr>
+        <w:t> </w:t>
+      </w:r>
+      <w:r>
+        <w:rPr>
+          <w:sz w:val="22"/>
+          <w:szCs w:val="18"/>
+        </w:rPr>
+        <w:t xml:space="preserve"> </w:t>
+      </w:r>
+      <w:r>
+        <w:rPr>
+          <w:sz w:val="22"/>
+          <w:szCs w:val="18"/>
+          <w:lang w:val="en-US"/>
+        </w:rPr>
+        <w:t> </w:t>
+      </w:r>
+      <w:r>
+        <w:rPr>
+          <w:sz w:val="22"/>
+          <w:szCs w:val="18"/>
+        </w:rPr>
+        <w:t xml:space="preserve"> </w:t>
+      </w:r>
+      <w:r>
+        <w:rPr>
+          <w:sz w:val="22"/>
+          <w:szCs w:val="18"/>
+          <w:lang w:val="en-US"/>
+        </w:rPr>
+        <w:t> </w:t>
+      </w:r>
+      <w:r>
+        <w:rPr>
+          <w:sz w:val="22"/>
+          <w:szCs w:val="18"/>
+        </w:rPr>
+        <w:t xml:space="preserve"> </w:t>
+      </w:r>
+      <w:r>
+        <w:rPr>
+          <w:sz w:val="22"/>
+          <w:szCs w:val="18"/>
+          <w:lang w:val="en-US"/>
+        </w:rPr>
+        <w:t> </w:t>
+      </w:r>
+      <w:r>
+        <w:rPr>
+          <w:sz w:val="22"/>
+          <w:szCs w:val="18"/>
+        </w:rPr>
+        <w:t xml:space="preserve"> </w:t>
+      </w:r>
+      <w:r>
+        <w:rPr>
+          <w:sz w:val="22"/>
+          <w:szCs w:val="18"/>
+          <w:lang w:val="en-US"/>
+        </w:rPr>
+        <w:t> </w:t>
+      </w:r>
+      <w:r>
+        <w:rPr>
+          <w:sz w:val="22"/>
+          <w:szCs w:val="18"/>
+        </w:rPr>
+        <w:t xml:space="preserve"> </w:t>
+      </w:r>
+      <w:r>
+        <w:rPr>
+          <w:sz w:val="22"/>
+          <w:szCs w:val="18"/>
+          <w:lang w:val="en-US"/>
+        </w:rPr>
+        <w:t> </w:t>
+      </w:r>
+      <w:r>
+        <w:rPr>
+          <w:sz w:val="22"/>
+          <w:szCs w:val="18"/>
+        </w:rPr>
+        <w:t xml:space="preserve"> </w:t>
+      </w:r>
+      <w:r>
+        <w:rPr>
+          <w:sz w:val="22"/>
+          <w:szCs w:val="18"/>
+          <w:lang w:val="en-US"/>
+        </w:rPr>
+        <w:t> </w:t>
+      </w:r>
+      <w:r>
+        <w:rPr>
+          <w:sz w:val="22"/>
+          <w:szCs w:val="18"/>
+        </w:rPr>
+        <w:t xml:space="preserve"> &lt;/</w:t>
+      </w:r>
+      <w:r>
+        <w:rPr>
+          <w:sz w:val="22"/>
+          <w:szCs w:val="18"/>
+          <w:lang w:val="en-US"/>
+        </w:rPr>
+        <w:t>td</w:t>
+      </w:r>
+      <w:r>
+        <w:rPr>
+          <w:sz w:val="22"/>
+          <w:szCs w:val="18"/>
+        </w:rPr>
+        <w:t>&gt;</w:t>
+      </w:r>
+    </w:p>
+    <w:p>
+      <w:pPr>
+        <w:spacing w:after="0" w:line="240" w:lineRule="auto"/>
+        <w:rPr>
+          <w:sz w:val="22"/>
+          <w:szCs w:val="18"/>
+        </w:rPr>
+      </w:pPr>
+    </w:p>
+    <w:p>
+      <w:pPr>
+        <w:spacing w:after="0" w:line="240" w:lineRule="auto"/>
+        <w:rPr>
+          <w:sz w:val="22"/>
+          <w:szCs w:val="18"/>
+        </w:rPr>
+      </w:pPr>
+      <w:r>
+        <w:rPr>
+          <w:sz w:val="22"/>
+          <w:szCs w:val="18"/>
+          <w:lang w:val="en-US"/>
+        </w:rPr>
+        <w:t> </w:t>
+      </w:r>
+      <w:r>
+        <w:rPr>
+          <w:sz w:val="22"/>
+          <w:szCs w:val="18"/>
+        </w:rPr>
+        <w:t xml:space="preserve"> </w:t>
+      </w:r>
+      <w:r>
+        <w:rPr>
+          <w:sz w:val="22"/>
+          <w:szCs w:val="18"/>
+          <w:lang w:val="en-US"/>
+        </w:rPr>
+        <w:t> </w:t>
+      </w:r>
+      <w:r>
+        <w:rPr>
+          <w:sz w:val="22"/>
+          <w:szCs w:val="18"/>
+        </w:rPr>
+        <w:t xml:space="preserve"> </w:t>
+      </w:r>
+      <w:r>
+        <w:rPr>
+          <w:sz w:val="22"/>
+          <w:szCs w:val="18"/>
+          <w:lang w:val="en-US"/>
+        </w:rPr>
+        <w:t> </w:t>
+      </w:r>
+      <w:r>
+        <w:rPr>
+          <w:sz w:val="22"/>
+          <w:szCs w:val="18"/>
+        </w:rPr>
+        <w:t xml:space="preserve"> </w:t>
+      </w:r>
+      <w:r>
+        <w:rPr>
+          <w:sz w:val="22"/>
+          <w:szCs w:val="18"/>
+          <w:lang w:val="en-US"/>
+        </w:rPr>
+        <w:t> </w:t>
+      </w:r>
+      <w:r>
+        <w:rPr>
+          <w:sz w:val="22"/>
+          <w:szCs w:val="18"/>
+        </w:rPr>
+        <w:t xml:space="preserve"> </w:t>
+      </w:r>
+      <w:r>
+        <w:rPr>
+          <w:sz w:val="22"/>
+          <w:szCs w:val="18"/>
+          <w:lang w:val="en-US"/>
+        </w:rPr>
+        <w:t> </w:t>
+      </w:r>
+      <w:r>
+        <w:rPr>
+          <w:sz w:val="22"/>
+          <w:szCs w:val="18"/>
+        </w:rPr>
+        <w:t xml:space="preserve"> </w:t>
+      </w:r>
+      <w:r>
+        <w:rPr>
+          <w:sz w:val="22"/>
+          <w:szCs w:val="18"/>
+          <w:lang w:val="en-US"/>
+        </w:rPr>
+        <w:t> </w:t>
+      </w:r>
+      <w:r>
+        <w:rPr>
+          <w:sz w:val="22"/>
+          <w:szCs w:val="18"/>
+        </w:rPr>
+        <w:t xml:space="preserve"> </w:t>
+      </w:r>
+      <w:r>
+        <w:rPr>
+          <w:sz w:val="22"/>
+          <w:szCs w:val="18"/>
+          <w:lang w:val="en-US"/>
+        </w:rPr>
+        <w:t> </w:t>
+      </w:r>
+      <w:r>
+        <w:rPr>
+          <w:sz w:val="22"/>
+          <w:szCs w:val="18"/>
+        </w:rPr>
+        <w:t xml:space="preserve"> </w:t>
+      </w:r>
+      <w:r>
+        <w:rPr>
+          <w:sz w:val="22"/>
+          <w:szCs w:val="18"/>
+          <w:lang w:val="en-US"/>
+        </w:rPr>
+        <w:t> </w:t>
+      </w:r>
+      <w:r>
+        <w:rPr>
+          <w:sz w:val="22"/>
+          <w:szCs w:val="18"/>
+        </w:rPr>
+        <w:t xml:space="preserve"> &lt;!-- Средняя колонка: контакты, нумерованный список с римскими цифрами --&gt;</w:t>
+      </w:r>
+    </w:p>
+    <w:p>
+      <w:pPr>
+        <w:spacing w:after="0" w:line="240" w:lineRule="auto"/>
+        <w:rPr>
+          <w:sz w:val="22"/>
+          <w:szCs w:val="18"/>
+        </w:rPr>
+      </w:pPr>
+      <w:r>
+        <w:rPr>
+          <w:sz w:val="22"/>
+          <w:szCs w:val="18"/>
+          <w:lang w:val="en-US"/>
+        </w:rPr>
+        <w:t> </w:t>
+      </w:r>
+      <w:r>
+        <w:rPr>
+          <w:sz w:val="22"/>
+          <w:szCs w:val="18"/>
+        </w:rPr>
+        <w:t xml:space="preserve"> </w:t>
+      </w:r>
+      <w:r>
+        <w:rPr>
+          <w:sz w:val="22"/>
+          <w:szCs w:val="18"/>
+          <w:lang w:val="en-US"/>
+        </w:rPr>
+        <w:t> </w:t>
+      </w:r>
+      <w:r>
+        <w:rPr>
+          <w:sz w:val="22"/>
+          <w:szCs w:val="18"/>
+        </w:rPr>
+        <w:t xml:space="preserve"> </w:t>
+      </w:r>
+      <w:r>
+        <w:rPr>
+          <w:sz w:val="22"/>
+          <w:szCs w:val="18"/>
+          <w:lang w:val="en-US"/>
+        </w:rPr>
+        <w:t> </w:t>
+      </w:r>
+      <w:r>
+        <w:rPr>
+          <w:sz w:val="22"/>
+          <w:szCs w:val="18"/>
+        </w:rPr>
+        <w:t xml:space="preserve"> </w:t>
+      </w:r>
+      <w:r>
+        <w:rPr>
+          <w:sz w:val="22"/>
+          <w:szCs w:val="18"/>
+          <w:lang w:val="en-US"/>
+        </w:rPr>
+        <w:t> </w:t>
+      </w:r>
+      <w:r>
+        <w:rPr>
+          <w:sz w:val="22"/>
+          <w:szCs w:val="18"/>
+        </w:rPr>
+        <w:t xml:space="preserve"> </w:t>
+      </w:r>
+      <w:r>
+        <w:rPr>
+          <w:sz w:val="22"/>
+          <w:szCs w:val="18"/>
+          <w:lang w:val="en-US"/>
+        </w:rPr>
+        <w:t> </w:t>
+      </w:r>
+      <w:r>
+        <w:rPr>
+          <w:sz w:val="22"/>
+          <w:szCs w:val="18"/>
+        </w:rPr>
+        <w:t xml:space="preserve"> </w:t>
+      </w:r>
+      <w:r>
+        <w:rPr>
+          <w:sz w:val="22"/>
+          <w:szCs w:val="18"/>
+          <w:lang w:val="en-US"/>
+        </w:rPr>
+        <w:t> </w:t>
+      </w:r>
+      <w:r>
+        <w:rPr>
+          <w:sz w:val="22"/>
+          <w:szCs w:val="18"/>
+        </w:rPr>
+        <w:t xml:space="preserve"> </w:t>
+      </w:r>
+      <w:r>
+        <w:rPr>
+          <w:sz w:val="22"/>
+          <w:szCs w:val="18"/>
+          <w:lang w:val="en-US"/>
+        </w:rPr>
+        <w:t> </w:t>
+      </w:r>
+      <w:r>
+        <w:rPr>
+          <w:sz w:val="22"/>
+          <w:szCs w:val="18"/>
+        </w:rPr>
+        <w:t xml:space="preserve"> </w:t>
+      </w:r>
+      <w:r>
+        <w:rPr>
+          <w:sz w:val="22"/>
+          <w:szCs w:val="18"/>
+          <w:lang w:val="en-US"/>
+        </w:rPr>
+        <w:t> </w:t>
+      </w:r>
+      <w:r>
+        <w:rPr>
+          <w:sz w:val="22"/>
+          <w:szCs w:val="18"/>
+        </w:rPr>
+        <w:t xml:space="preserve"> &lt;</w:t>
+      </w:r>
+      <w:r>
+        <w:rPr>
+          <w:sz w:val="22"/>
+          <w:szCs w:val="18"/>
+          <w:lang w:val="en-US"/>
+        </w:rPr>
+        <w:t>td</w:t>
+      </w:r>
+      <w:r>
+        <w:rPr>
+          <w:sz w:val="22"/>
+          <w:szCs w:val="18"/>
+        </w:rPr>
+        <w:t xml:space="preserve"> </w:t>
+      </w:r>
+      <w:r>
+        <w:rPr>
+          <w:sz w:val="22"/>
+          <w:szCs w:val="18"/>
+          <w:lang w:val="en-US"/>
+        </w:rPr>
+        <w:t>width</w:t>
+      </w:r>
+      <w:r>
+        <w:rPr>
+          <w:sz w:val="22"/>
+          <w:szCs w:val="18"/>
+        </w:rPr>
+        <w:t xml:space="preserve">="34%" </w:t>
+      </w:r>
+      <w:r>
+        <w:rPr>
+          <w:sz w:val="22"/>
+          <w:szCs w:val="18"/>
+          <w:lang w:val="en-US"/>
+        </w:rPr>
+        <w:t>valign</w:t>
+      </w:r>
+      <w:r>
+        <w:rPr>
+          <w:sz w:val="22"/>
+          <w:szCs w:val="18"/>
         </w:rPr>
         <w:t>="</w:t>
       </w:r>
-      <w:proofErr w:type="spellStart"/>
-      <w:r>
-        <w:rPr>
-          <w:sz w:val="22"/>
-          <w:szCs w:val="18"/>
-          <w:lang w:val="en-US"/>
-        </w:rPr>
-        <w:t>ru</w:t>
-      </w:r>
-      <w:proofErr w:type="spellEnd"/>
-      <w:r>
-        <w:rPr>
-          <w:sz w:val="22"/>
-          <w:szCs w:val="18"/>
-          <w:lang w:val="en-US"/>
+      <w:r>
+        <w:rPr>
+          <w:sz w:val="22"/>
+          <w:szCs w:val="18"/>
+          <w:lang w:val="en-US"/>
+        </w:rPr>
+        <w:t>top</w:t>
+      </w:r>
+      <w:r>
+        <w:rPr>
+          <w:sz w:val="22"/>
+          <w:szCs w:val="18"/>
         </w:rPr>
         <w:t>"&gt;</w:t>
       </w:r>
@@ -1632,32 +4306,1422 @@
         <w:rPr>
           <w:sz w:val="22"/>
           <w:szCs w:val="18"/>
-          <w:lang w:val="en-US"/>
-        </w:rPr>
-      </w:pPr>
-      <w:r>
-        <w:rPr>
-          <w:sz w:val="22"/>
-          <w:szCs w:val="18"/>
-          <w:lang w:val="en-US"/>
+        </w:rPr>
+      </w:pPr>
+      <w:r>
+        <w:rPr>
+          <w:sz w:val="22"/>
+          <w:szCs w:val="18"/>
+          <w:lang w:val="en-US"/>
+        </w:rPr>
+        <w:t> </w:t>
+      </w:r>
+      <w:r>
+        <w:rPr>
+          <w:sz w:val="22"/>
+          <w:szCs w:val="18"/>
+        </w:rPr>
+        <w:t xml:space="preserve"> </w:t>
+      </w:r>
+      <w:r>
+        <w:rPr>
+          <w:sz w:val="22"/>
+          <w:szCs w:val="18"/>
+          <w:lang w:val="en-US"/>
+        </w:rPr>
+        <w:t> </w:t>
+      </w:r>
+      <w:r>
+        <w:rPr>
+          <w:sz w:val="22"/>
+          <w:szCs w:val="18"/>
+        </w:rPr>
+        <w:t xml:space="preserve"> </w:t>
+      </w:r>
+      <w:r>
+        <w:rPr>
+          <w:sz w:val="22"/>
+          <w:szCs w:val="18"/>
+          <w:lang w:val="en-US"/>
+        </w:rPr>
+        <w:t> </w:t>
+      </w:r>
+      <w:r>
+        <w:rPr>
+          <w:sz w:val="22"/>
+          <w:szCs w:val="18"/>
+        </w:rPr>
+        <w:t xml:space="preserve"> </w:t>
+      </w:r>
+      <w:r>
+        <w:rPr>
+          <w:sz w:val="22"/>
+          <w:szCs w:val="18"/>
+          <w:lang w:val="en-US"/>
+        </w:rPr>
+        <w:t> </w:t>
+      </w:r>
+      <w:r>
+        <w:rPr>
+          <w:sz w:val="22"/>
+          <w:szCs w:val="18"/>
+        </w:rPr>
+        <w:t xml:space="preserve"> </w:t>
+      </w:r>
+      <w:r>
+        <w:rPr>
+          <w:sz w:val="22"/>
+          <w:szCs w:val="18"/>
+          <w:lang w:val="en-US"/>
+        </w:rPr>
+        <w:t> </w:t>
+      </w:r>
+      <w:r>
+        <w:rPr>
+          <w:sz w:val="22"/>
+          <w:szCs w:val="18"/>
+        </w:rPr>
+        <w:t xml:space="preserve"> </w:t>
+      </w:r>
+      <w:r>
+        <w:rPr>
+          <w:sz w:val="22"/>
+          <w:szCs w:val="18"/>
+          <w:lang w:val="en-US"/>
+        </w:rPr>
+        <w:t> </w:t>
+      </w:r>
+      <w:r>
+        <w:rPr>
+          <w:sz w:val="22"/>
+          <w:szCs w:val="18"/>
+        </w:rPr>
+        <w:t xml:space="preserve"> </w:t>
+      </w:r>
+      <w:r>
+        <w:rPr>
+          <w:sz w:val="22"/>
+          <w:szCs w:val="18"/>
+          <w:lang w:val="en-US"/>
+        </w:rPr>
+        <w:t> </w:t>
+      </w:r>
+      <w:r>
+        <w:rPr>
+          <w:sz w:val="22"/>
+          <w:szCs w:val="18"/>
+        </w:rPr>
+        <w:t xml:space="preserve"> </w:t>
+      </w:r>
+      <w:r>
+        <w:rPr>
+          <w:sz w:val="22"/>
+          <w:szCs w:val="18"/>
+          <w:lang w:val="en-US"/>
+        </w:rPr>
+        <w:t> </w:t>
+      </w:r>
+      <w:r>
+        <w:rPr>
+          <w:sz w:val="22"/>
+          <w:szCs w:val="18"/>
+        </w:rPr>
+        <w:t xml:space="preserve"> </w:t>
+      </w:r>
+      <w:r>
+        <w:rPr>
+          <w:sz w:val="22"/>
+          <w:szCs w:val="18"/>
+          <w:lang w:val="en-US"/>
+        </w:rPr>
+        <w:t> </w:t>
+      </w:r>
+      <w:r>
+        <w:rPr>
+          <w:sz w:val="22"/>
+          <w:szCs w:val="18"/>
+        </w:rPr>
+        <w:t xml:space="preserve"> &lt;!-- Нумерованный список с римскими цифрами --&gt;</w:t>
+      </w:r>
+    </w:p>
+    <w:p>
+      <w:pPr>
+        <w:spacing w:after="0" w:line="240" w:lineRule="auto"/>
+        <w:rPr>
+          <w:sz w:val="22"/>
+          <w:szCs w:val="18"/>
+          <w:lang w:val="en-US"/>
+        </w:rPr>
+      </w:pPr>
+      <w:r>
+        <w:rPr>
+          <w:sz w:val="22"/>
+          <w:szCs w:val="18"/>
+          <w:lang w:val="en-US"/>
+        </w:rPr>
+        <w:t> </w:t>
+      </w:r>
+      <w:r>
+        <w:rPr>
+          <w:sz w:val="22"/>
+          <w:szCs w:val="18"/>
+        </w:rPr>
+        <w:t xml:space="preserve"> </w:t>
+      </w:r>
+      <w:r>
+        <w:rPr>
+          <w:sz w:val="22"/>
+          <w:szCs w:val="18"/>
+          <w:lang w:val="en-US"/>
+        </w:rPr>
+        <w:t> </w:t>
+      </w:r>
+      <w:r>
+        <w:rPr>
+          <w:sz w:val="22"/>
+          <w:szCs w:val="18"/>
+        </w:rPr>
+        <w:t xml:space="preserve"> </w:t>
+      </w:r>
+      <w:r>
+        <w:rPr>
+          <w:sz w:val="22"/>
+          <w:szCs w:val="18"/>
+          <w:lang w:val="en-US"/>
+        </w:rPr>
+        <w:t> </w:t>
+      </w:r>
+      <w:r>
+        <w:rPr>
+          <w:sz w:val="22"/>
+          <w:szCs w:val="18"/>
+        </w:rPr>
+        <w:t xml:space="preserve"> </w:t>
+      </w:r>
+      <w:r>
+        <w:rPr>
+          <w:sz w:val="22"/>
+          <w:szCs w:val="18"/>
+          <w:lang w:val="en-US"/>
+        </w:rPr>
+        <w:t> </w:t>
+      </w:r>
+      <w:r>
+        <w:rPr>
+          <w:sz w:val="22"/>
+          <w:szCs w:val="18"/>
+        </w:rPr>
+        <w:t xml:space="preserve"> </w:t>
+      </w:r>
+      <w:r>
+        <w:rPr>
+          <w:sz w:val="22"/>
+          <w:szCs w:val="18"/>
+          <w:lang w:val="en-US"/>
+        </w:rPr>
+        <w:t> </w:t>
+      </w:r>
+      <w:r>
+        <w:rPr>
+          <w:sz w:val="22"/>
+          <w:szCs w:val="18"/>
+        </w:rPr>
+        <w:t xml:space="preserve"> </w:t>
+      </w:r>
+      <w:r>
+        <w:rPr>
+          <w:sz w:val="22"/>
+          <w:szCs w:val="18"/>
+          <w:lang w:val="en-US"/>
+        </w:rPr>
+        <w:t> </w:t>
+      </w:r>
+      <w:r>
+        <w:rPr>
+          <w:sz w:val="22"/>
+          <w:szCs w:val="18"/>
+        </w:rPr>
+        <w:t xml:space="preserve"> </w:t>
+      </w:r>
+      <w:r>
+        <w:rPr>
+          <w:sz w:val="22"/>
+          <w:szCs w:val="18"/>
+          <w:lang w:val="en-US"/>
+        </w:rPr>
+        <w:t> </w:t>
+      </w:r>
+      <w:r>
+        <w:rPr>
+          <w:sz w:val="22"/>
+          <w:szCs w:val="18"/>
+        </w:rPr>
+        <w:t xml:space="preserve"> </w:t>
+      </w:r>
+      <w:r>
+        <w:rPr>
+          <w:sz w:val="22"/>
+          <w:szCs w:val="18"/>
+          <w:lang w:val="en-US"/>
+        </w:rPr>
+        <w:t> </w:t>
+      </w:r>
+      <w:r>
+        <w:rPr>
+          <w:sz w:val="22"/>
+          <w:szCs w:val="18"/>
+        </w:rPr>
+        <w:t xml:space="preserve"> </w:t>
+      </w:r>
+      <w:r>
+        <w:rPr>
+          <w:sz w:val="22"/>
+          <w:szCs w:val="18"/>
+          <w:lang w:val="en-US"/>
+        </w:rPr>
+        <w:t> </w:t>
+      </w:r>
+      <w:r>
+        <w:rPr>
+          <w:sz w:val="22"/>
+          <w:szCs w:val="18"/>
+        </w:rPr>
+        <w:t xml:space="preserve"> </w:t>
+      </w:r>
+      <w:r>
+        <w:rPr>
+          <w:sz w:val="22"/>
+          <w:szCs w:val="18"/>
+          <w:lang w:val="en-US"/>
+        </w:rPr>
+        <w:t>&lt;ol type="I"&gt;</w:t>
+      </w:r>
+    </w:p>
+    <w:p>
+      <w:pPr>
+        <w:spacing w:after="0" w:line="240" w:lineRule="auto"/>
+        <w:rPr>
+          <w:sz w:val="22"/>
+          <w:szCs w:val="18"/>
+          <w:lang w:val="en-US"/>
+        </w:rPr>
+      </w:pPr>
+      <w:r>
+        <w:rPr>
+          <w:sz w:val="22"/>
+          <w:szCs w:val="18"/>
+          <w:lang w:val="en-US"/>
+        </w:rPr>
+        <w:t>                    &lt;li&gt;Телефон: +7-999-123-45-67&lt;/li&gt;</w:t>
+      </w:r>
+    </w:p>
+    <w:p>
+      <w:pPr>
+        <w:spacing w:after="0" w:line="240" w:lineRule="auto"/>
+        <w:rPr>
+          <w:sz w:val="22"/>
+          <w:szCs w:val="18"/>
+          <w:lang w:val="en-US"/>
+        </w:rPr>
+      </w:pPr>
+      <w:r>
+        <w:rPr>
+          <w:sz w:val="22"/>
+          <w:szCs w:val="18"/>
+          <w:lang w:val="en-US"/>
+        </w:rPr>
+        <w:t>                    &lt;li&gt;E-mail: &lt;a href="mailto:sitalorv@example.com"&gt;sitalorv@example.com&lt;/a&gt;&lt;/li&gt;</w:t>
+      </w:r>
+    </w:p>
+    <w:p>
+      <w:pPr>
+        <w:spacing w:after="0" w:line="240" w:lineRule="auto"/>
+        <w:rPr>
+          <w:sz w:val="22"/>
+          <w:szCs w:val="18"/>
+          <w:lang w:val="en-US"/>
+        </w:rPr>
+      </w:pPr>
+      <w:r>
+        <w:rPr>
+          <w:sz w:val="22"/>
+          <w:szCs w:val="18"/>
+          <w:lang w:val="en-US"/>
+        </w:rPr>
+        <w:lastRenderedPageBreak/>
+        <w:t>                    &lt;li&gt;Telegram: &lt;a href="http://t.me/sitalorv"&gt;@sitalorv&lt;/li&gt;</w:t>
+      </w:r>
+    </w:p>
+    <w:p>
+      <w:pPr>
+        <w:spacing w:after="0" w:line="240" w:lineRule="auto"/>
+        <w:rPr>
+          <w:sz w:val="22"/>
+          <w:szCs w:val="18"/>
+        </w:rPr>
+      </w:pPr>
+      <w:r>
+        <w:rPr>
+          <w:sz w:val="22"/>
+          <w:szCs w:val="18"/>
+          <w:lang w:val="en-US"/>
+        </w:rPr>
+        <w:t xml:space="preserve">                  </w:t>
+      </w:r>
+      <w:r>
+        <w:rPr>
+          <w:sz w:val="22"/>
+          <w:szCs w:val="18"/>
+        </w:rPr>
+        <w:t>&lt;/</w:t>
+      </w:r>
+      <w:r>
+        <w:rPr>
+          <w:sz w:val="22"/>
+          <w:szCs w:val="18"/>
+          <w:lang w:val="en-US"/>
+        </w:rPr>
+        <w:t>ol</w:t>
+      </w:r>
+      <w:r>
+        <w:rPr>
+          <w:sz w:val="22"/>
+          <w:szCs w:val="18"/>
+        </w:rPr>
+        <w:t>&gt;</w:t>
+      </w:r>
+    </w:p>
+    <w:p>
+      <w:pPr>
+        <w:spacing w:after="0" w:line="240" w:lineRule="auto"/>
+        <w:rPr>
+          <w:sz w:val="22"/>
+          <w:szCs w:val="18"/>
+        </w:rPr>
+      </w:pPr>
+    </w:p>
+    <w:p>
+      <w:pPr>
+        <w:spacing w:after="0" w:line="240" w:lineRule="auto"/>
+        <w:rPr>
+          <w:sz w:val="22"/>
+          <w:szCs w:val="18"/>
+        </w:rPr>
+      </w:pPr>
+      <w:r>
+        <w:rPr>
+          <w:sz w:val="22"/>
+          <w:szCs w:val="18"/>
+          <w:lang w:val="en-US"/>
+        </w:rPr>
+        <w:t> </w:t>
+      </w:r>
+      <w:r>
+        <w:rPr>
+          <w:sz w:val="22"/>
+          <w:szCs w:val="18"/>
+        </w:rPr>
+        <w:t xml:space="preserve"> </w:t>
+      </w:r>
+      <w:r>
+        <w:rPr>
+          <w:sz w:val="22"/>
+          <w:szCs w:val="18"/>
+          <w:lang w:val="en-US"/>
+        </w:rPr>
+        <w:t> </w:t>
+      </w:r>
+      <w:r>
+        <w:rPr>
+          <w:sz w:val="22"/>
+          <w:szCs w:val="18"/>
+        </w:rPr>
+        <w:t xml:space="preserve"> </w:t>
+      </w:r>
+      <w:r>
+        <w:rPr>
+          <w:sz w:val="22"/>
+          <w:szCs w:val="18"/>
+          <w:lang w:val="en-US"/>
+        </w:rPr>
+        <w:t> </w:t>
+      </w:r>
+      <w:r>
+        <w:rPr>
+          <w:sz w:val="22"/>
+          <w:szCs w:val="18"/>
+        </w:rPr>
+        <w:t xml:space="preserve"> </w:t>
+      </w:r>
+      <w:r>
+        <w:rPr>
+          <w:sz w:val="22"/>
+          <w:szCs w:val="18"/>
+          <w:lang w:val="en-US"/>
+        </w:rPr>
+        <w:t> </w:t>
+      </w:r>
+      <w:r>
+        <w:rPr>
+          <w:sz w:val="22"/>
+          <w:szCs w:val="18"/>
+        </w:rPr>
+        <w:t xml:space="preserve"> </w:t>
+      </w:r>
+      <w:r>
+        <w:rPr>
+          <w:sz w:val="22"/>
+          <w:szCs w:val="18"/>
+          <w:lang w:val="en-US"/>
+        </w:rPr>
+        <w:t> </w:t>
+      </w:r>
+      <w:r>
+        <w:rPr>
+          <w:sz w:val="22"/>
+          <w:szCs w:val="18"/>
+        </w:rPr>
+        <w:t xml:space="preserve"> </w:t>
+      </w:r>
+      <w:r>
+        <w:rPr>
+          <w:sz w:val="22"/>
+          <w:szCs w:val="18"/>
+          <w:lang w:val="en-US"/>
+        </w:rPr>
+        <w:t> </w:t>
+      </w:r>
+      <w:r>
+        <w:rPr>
+          <w:sz w:val="22"/>
+          <w:szCs w:val="18"/>
+        </w:rPr>
+        <w:t xml:space="preserve"> </w:t>
+      </w:r>
+      <w:r>
+        <w:rPr>
+          <w:sz w:val="22"/>
+          <w:szCs w:val="18"/>
+          <w:lang w:val="en-US"/>
+        </w:rPr>
+        <w:t> </w:t>
+      </w:r>
+      <w:r>
+        <w:rPr>
+          <w:sz w:val="22"/>
+          <w:szCs w:val="18"/>
+        </w:rPr>
+        <w:t xml:space="preserve"> </w:t>
+      </w:r>
+      <w:r>
+        <w:rPr>
+          <w:sz w:val="22"/>
+          <w:szCs w:val="18"/>
+          <w:lang w:val="en-US"/>
+        </w:rPr>
+        <w:t> </w:t>
+      </w:r>
+      <w:r>
+        <w:rPr>
+          <w:sz w:val="22"/>
+          <w:szCs w:val="18"/>
+        </w:rPr>
+        <w:t xml:space="preserve"> &lt;!-- Правая колонка: изображение и таблица метро --&gt;</w:t>
+      </w:r>
+    </w:p>
+    <w:p>
+      <w:pPr>
+        <w:spacing w:after="0" w:line="240" w:lineRule="auto"/>
+        <w:rPr>
+          <w:sz w:val="22"/>
+          <w:szCs w:val="18"/>
+        </w:rPr>
+      </w:pPr>
+      <w:r>
+        <w:rPr>
+          <w:sz w:val="22"/>
+          <w:szCs w:val="18"/>
+          <w:lang w:val="en-US"/>
+        </w:rPr>
+        <w:t> </w:t>
+      </w:r>
+      <w:r>
+        <w:rPr>
+          <w:sz w:val="22"/>
+          <w:szCs w:val="18"/>
+        </w:rPr>
+        <w:t xml:space="preserve"> </w:t>
+      </w:r>
+      <w:r>
+        <w:rPr>
+          <w:sz w:val="22"/>
+          <w:szCs w:val="18"/>
+          <w:lang w:val="en-US"/>
+        </w:rPr>
+        <w:t> </w:t>
+      </w:r>
+      <w:r>
+        <w:rPr>
+          <w:sz w:val="22"/>
+          <w:szCs w:val="18"/>
+        </w:rPr>
+        <w:t xml:space="preserve"> </w:t>
+      </w:r>
+      <w:r>
+        <w:rPr>
+          <w:sz w:val="22"/>
+          <w:szCs w:val="18"/>
+          <w:lang w:val="en-US"/>
+        </w:rPr>
+        <w:t> </w:t>
+      </w:r>
+      <w:r>
+        <w:rPr>
+          <w:sz w:val="22"/>
+          <w:szCs w:val="18"/>
+        </w:rPr>
+        <w:t xml:space="preserve"> </w:t>
+      </w:r>
+      <w:r>
+        <w:rPr>
+          <w:sz w:val="22"/>
+          <w:szCs w:val="18"/>
+          <w:lang w:val="en-US"/>
+        </w:rPr>
+        <w:t> </w:t>
+      </w:r>
+      <w:r>
+        <w:rPr>
+          <w:sz w:val="22"/>
+          <w:szCs w:val="18"/>
+        </w:rPr>
+        <w:t xml:space="preserve"> </w:t>
+      </w:r>
+      <w:r>
+        <w:rPr>
+          <w:sz w:val="22"/>
+          <w:szCs w:val="18"/>
+          <w:lang w:val="en-US"/>
+        </w:rPr>
+        <w:t> </w:t>
+      </w:r>
+      <w:r>
+        <w:rPr>
+          <w:sz w:val="22"/>
+          <w:szCs w:val="18"/>
+        </w:rPr>
+        <w:t xml:space="preserve"> </w:t>
+      </w:r>
+      <w:r>
+        <w:rPr>
+          <w:sz w:val="22"/>
+          <w:szCs w:val="18"/>
+          <w:lang w:val="en-US"/>
+        </w:rPr>
+        <w:t> </w:t>
+      </w:r>
+      <w:r>
+        <w:rPr>
+          <w:sz w:val="22"/>
+          <w:szCs w:val="18"/>
+        </w:rPr>
+        <w:t xml:space="preserve"> </w:t>
+      </w:r>
+      <w:r>
+        <w:rPr>
+          <w:sz w:val="22"/>
+          <w:szCs w:val="18"/>
+          <w:lang w:val="en-US"/>
+        </w:rPr>
+        <w:t> </w:t>
+      </w:r>
+      <w:r>
+        <w:rPr>
+          <w:sz w:val="22"/>
+          <w:szCs w:val="18"/>
+        </w:rPr>
+        <w:t xml:space="preserve"> </w:t>
+      </w:r>
+      <w:r>
+        <w:rPr>
+          <w:sz w:val="22"/>
+          <w:szCs w:val="18"/>
+          <w:lang w:val="en-US"/>
+        </w:rPr>
+        <w:t> </w:t>
+      </w:r>
+      <w:r>
+        <w:rPr>
+          <w:sz w:val="22"/>
+          <w:szCs w:val="18"/>
+        </w:rPr>
+        <w:t xml:space="preserve"> &lt;</w:t>
+      </w:r>
+      <w:r>
+        <w:rPr>
+          <w:sz w:val="22"/>
+          <w:szCs w:val="18"/>
+          <w:lang w:val="en-US"/>
+        </w:rPr>
+        <w:t>td</w:t>
+      </w:r>
+      <w:r>
+        <w:rPr>
+          <w:sz w:val="22"/>
+          <w:szCs w:val="18"/>
+        </w:rPr>
+        <w:t xml:space="preserve"> </w:t>
+      </w:r>
+      <w:r>
+        <w:rPr>
+          <w:sz w:val="22"/>
+          <w:szCs w:val="18"/>
+          <w:lang w:val="en-US"/>
+        </w:rPr>
+        <w:t>width</w:t>
+      </w:r>
+      <w:r>
+        <w:rPr>
+          <w:sz w:val="22"/>
+          <w:szCs w:val="18"/>
+        </w:rPr>
+        <w:t xml:space="preserve">="33%" </w:t>
+      </w:r>
+      <w:r>
+        <w:rPr>
+          <w:sz w:val="22"/>
+          <w:szCs w:val="18"/>
+          <w:lang w:val="en-US"/>
+        </w:rPr>
+        <w:t>valign</w:t>
+      </w:r>
+      <w:r>
+        <w:rPr>
+          <w:sz w:val="22"/>
+          <w:szCs w:val="18"/>
+        </w:rPr>
+        <w:t>="</w:t>
+      </w:r>
+      <w:r>
+        <w:rPr>
+          <w:sz w:val="22"/>
+          <w:szCs w:val="18"/>
+          <w:lang w:val="en-US"/>
+        </w:rPr>
+        <w:t>top</w:t>
+      </w:r>
+      <w:r>
+        <w:rPr>
+          <w:sz w:val="22"/>
+          <w:szCs w:val="18"/>
+        </w:rPr>
+        <w:t>"&gt;</w:t>
+      </w:r>
+    </w:p>
+    <w:p>
+      <w:pPr>
+        <w:spacing w:after="0" w:line="240" w:lineRule="auto"/>
+        <w:rPr>
+          <w:sz w:val="22"/>
+          <w:szCs w:val="18"/>
+        </w:rPr>
+      </w:pPr>
+      <w:r>
+        <w:rPr>
+          <w:sz w:val="22"/>
+          <w:szCs w:val="18"/>
+          <w:lang w:val="en-US"/>
+        </w:rPr>
+        <w:t> </w:t>
+      </w:r>
+      <w:r>
+        <w:rPr>
+          <w:sz w:val="22"/>
+          <w:szCs w:val="18"/>
+        </w:rPr>
+        <w:t xml:space="preserve"> </w:t>
+      </w:r>
+      <w:r>
+        <w:rPr>
+          <w:sz w:val="22"/>
+          <w:szCs w:val="18"/>
+          <w:lang w:val="en-US"/>
+        </w:rPr>
+        <w:t> </w:t>
+      </w:r>
+      <w:r>
+        <w:rPr>
+          <w:sz w:val="22"/>
+          <w:szCs w:val="18"/>
+        </w:rPr>
+        <w:t xml:space="preserve"> </w:t>
+      </w:r>
+      <w:r>
+        <w:rPr>
+          <w:sz w:val="22"/>
+          <w:szCs w:val="18"/>
+          <w:lang w:val="en-US"/>
+        </w:rPr>
+        <w:t> </w:t>
+      </w:r>
+      <w:r>
+        <w:rPr>
+          <w:sz w:val="22"/>
+          <w:szCs w:val="18"/>
+        </w:rPr>
+        <w:t xml:space="preserve"> </w:t>
+      </w:r>
+      <w:r>
+        <w:rPr>
+          <w:sz w:val="22"/>
+          <w:szCs w:val="18"/>
+          <w:lang w:val="en-US"/>
+        </w:rPr>
+        <w:t> </w:t>
+      </w:r>
+      <w:r>
+        <w:rPr>
+          <w:sz w:val="22"/>
+          <w:szCs w:val="18"/>
+        </w:rPr>
+        <w:t xml:space="preserve"> </w:t>
+      </w:r>
+      <w:r>
+        <w:rPr>
+          <w:sz w:val="22"/>
+          <w:szCs w:val="18"/>
+          <w:lang w:val="en-US"/>
+        </w:rPr>
+        <w:t> </w:t>
+      </w:r>
+      <w:r>
+        <w:rPr>
+          <w:sz w:val="22"/>
+          <w:szCs w:val="18"/>
+        </w:rPr>
+        <w:t xml:space="preserve"> </w:t>
+      </w:r>
+      <w:r>
+        <w:rPr>
+          <w:sz w:val="22"/>
+          <w:szCs w:val="18"/>
+          <w:lang w:val="en-US"/>
+        </w:rPr>
+        <w:t> </w:t>
+      </w:r>
+      <w:r>
+        <w:rPr>
+          <w:sz w:val="22"/>
+          <w:szCs w:val="18"/>
+        </w:rPr>
+        <w:t xml:space="preserve"> </w:t>
+      </w:r>
+      <w:r>
+        <w:rPr>
+          <w:sz w:val="22"/>
+          <w:szCs w:val="18"/>
+          <w:lang w:val="en-US"/>
+        </w:rPr>
+        <w:t> </w:t>
+      </w:r>
+      <w:r>
+        <w:rPr>
+          <w:sz w:val="22"/>
+          <w:szCs w:val="18"/>
+        </w:rPr>
+        <w:t xml:space="preserve"> </w:t>
+      </w:r>
+      <w:r>
+        <w:rPr>
+          <w:sz w:val="22"/>
+          <w:szCs w:val="18"/>
+          <w:lang w:val="en-US"/>
+        </w:rPr>
+        <w:t> </w:t>
+      </w:r>
+      <w:r>
+        <w:rPr>
+          <w:sz w:val="22"/>
+          <w:szCs w:val="18"/>
+        </w:rPr>
+        <w:t xml:space="preserve"> </w:t>
+      </w:r>
+      <w:r>
+        <w:rPr>
+          <w:sz w:val="22"/>
+          <w:szCs w:val="18"/>
+          <w:lang w:val="en-US"/>
+        </w:rPr>
+        <w:t> </w:t>
+      </w:r>
+      <w:r>
+        <w:rPr>
+          <w:sz w:val="22"/>
+          <w:szCs w:val="18"/>
+        </w:rPr>
+        <w:t xml:space="preserve"> &lt;!-- Место для фото; замените </w:t>
+      </w:r>
+      <w:r>
+        <w:rPr>
+          <w:sz w:val="22"/>
+          <w:szCs w:val="18"/>
+          <w:lang w:val="en-US"/>
+        </w:rPr>
+        <w:t>src</w:t>
+      </w:r>
+      <w:r>
+        <w:rPr>
+          <w:sz w:val="22"/>
+          <w:szCs w:val="18"/>
+        </w:rPr>
+        <w:t xml:space="preserve"> на путь к реальной фотографии --&gt;</w:t>
+      </w:r>
+    </w:p>
+    <w:p>
+      <w:pPr>
+        <w:spacing w:after="0" w:line="240" w:lineRule="auto"/>
+        <w:rPr>
+          <w:sz w:val="22"/>
+          <w:szCs w:val="18"/>
+          <w:lang w:val="en-US"/>
+        </w:rPr>
+      </w:pPr>
+      <w:r>
+        <w:rPr>
+          <w:sz w:val="22"/>
+          <w:szCs w:val="18"/>
+          <w:lang w:val="en-US"/>
+        </w:rPr>
+        <w:t> </w:t>
+      </w:r>
+      <w:r>
+        <w:rPr>
+          <w:sz w:val="22"/>
+          <w:szCs w:val="18"/>
+        </w:rPr>
+        <w:t xml:space="preserve"> </w:t>
+      </w:r>
+      <w:r>
+        <w:rPr>
+          <w:sz w:val="22"/>
+          <w:szCs w:val="18"/>
+          <w:lang w:val="en-US"/>
+        </w:rPr>
+        <w:t> </w:t>
+      </w:r>
+      <w:r>
+        <w:rPr>
+          <w:sz w:val="22"/>
+          <w:szCs w:val="18"/>
+        </w:rPr>
+        <w:t xml:space="preserve"> </w:t>
+      </w:r>
+      <w:r>
+        <w:rPr>
+          <w:sz w:val="22"/>
+          <w:szCs w:val="18"/>
+          <w:lang w:val="en-US"/>
+        </w:rPr>
+        <w:t> </w:t>
+      </w:r>
+      <w:r>
+        <w:rPr>
+          <w:sz w:val="22"/>
+          <w:szCs w:val="18"/>
+        </w:rPr>
+        <w:t xml:space="preserve"> </w:t>
+      </w:r>
+      <w:r>
+        <w:rPr>
+          <w:sz w:val="22"/>
+          <w:szCs w:val="18"/>
+          <w:lang w:val="en-US"/>
+        </w:rPr>
+        <w:t> </w:t>
+      </w:r>
+      <w:r>
+        <w:rPr>
+          <w:sz w:val="22"/>
+          <w:szCs w:val="18"/>
+        </w:rPr>
+        <w:t xml:space="preserve"> </w:t>
+      </w:r>
+      <w:r>
+        <w:rPr>
+          <w:sz w:val="22"/>
+          <w:szCs w:val="18"/>
+          <w:lang w:val="en-US"/>
+        </w:rPr>
+        <w:t> </w:t>
+      </w:r>
+      <w:r>
+        <w:rPr>
+          <w:sz w:val="22"/>
+          <w:szCs w:val="18"/>
+        </w:rPr>
+        <w:t xml:space="preserve"> </w:t>
+      </w:r>
+      <w:r>
+        <w:rPr>
+          <w:sz w:val="22"/>
+          <w:szCs w:val="18"/>
+          <w:lang w:val="en-US"/>
+        </w:rPr>
+        <w:t> </w:t>
+      </w:r>
+      <w:r>
+        <w:rPr>
+          <w:sz w:val="22"/>
+          <w:szCs w:val="18"/>
+        </w:rPr>
+        <w:t xml:space="preserve"> </w:t>
+      </w:r>
+      <w:r>
+        <w:rPr>
+          <w:sz w:val="22"/>
+          <w:szCs w:val="18"/>
+          <w:lang w:val="en-US"/>
+        </w:rPr>
+        <w:t> </w:t>
+      </w:r>
+      <w:r>
+        <w:rPr>
+          <w:sz w:val="22"/>
+          <w:szCs w:val="18"/>
+        </w:rPr>
+        <w:t xml:space="preserve"> </w:t>
+      </w:r>
+      <w:r>
+        <w:rPr>
+          <w:sz w:val="22"/>
+          <w:szCs w:val="18"/>
+          <w:lang w:val="en-US"/>
+        </w:rPr>
+        <w:t> </w:t>
+      </w:r>
+      <w:r>
+        <w:rPr>
+          <w:sz w:val="22"/>
+          <w:szCs w:val="18"/>
+        </w:rPr>
+        <w:t xml:space="preserve"> </w:t>
+      </w:r>
+      <w:r>
+        <w:rPr>
+          <w:sz w:val="22"/>
+          <w:szCs w:val="18"/>
+          <w:lang w:val="en-US"/>
+        </w:rPr>
+        <w:t> </w:t>
+      </w:r>
+      <w:r>
+        <w:rPr>
+          <w:sz w:val="22"/>
+          <w:szCs w:val="18"/>
+        </w:rPr>
+        <w:t xml:space="preserve"> </w:t>
+      </w:r>
+      <w:r>
+        <w:rPr>
+          <w:sz w:val="22"/>
+          <w:szCs w:val="18"/>
+          <w:lang w:val="en-US"/>
+        </w:rPr>
+        <w:t>&lt;div align="center"&gt;</w:t>
+      </w:r>
+    </w:p>
+    <w:p>
+      <w:pPr>
+        <w:spacing w:after="0" w:line="240" w:lineRule="auto"/>
+        <w:rPr>
+          <w:sz w:val="22"/>
+          <w:szCs w:val="18"/>
+          <w:lang w:val="en-US"/>
+        </w:rPr>
+      </w:pPr>
+      <w:r>
+        <w:rPr>
+          <w:sz w:val="22"/>
+          <w:szCs w:val="18"/>
+          <w:lang w:val="en-US"/>
+        </w:rPr>
+        <w:t>                    &lt;img src="photo.jpg" alt="Фотография" width=50% height=50%&gt;</w:t>
+      </w:r>
+    </w:p>
+    <w:p>
+      <w:pPr>
+        <w:spacing w:after="0" w:line="240" w:lineRule="auto"/>
+        <w:rPr>
+          <w:sz w:val="22"/>
+          <w:szCs w:val="18"/>
+          <w:lang w:val="en-US"/>
+        </w:rPr>
+      </w:pPr>
+      <w:r>
+        <w:rPr>
+          <w:sz w:val="22"/>
+          <w:szCs w:val="18"/>
+          <w:lang w:val="en-US"/>
+        </w:rPr>
+        <w:t>                  &lt;/div&gt;</w:t>
+      </w:r>
+    </w:p>
+    <w:p>
+      <w:pPr>
+        <w:spacing w:after="0" w:line="240" w:lineRule="auto"/>
+        <w:rPr>
+          <w:sz w:val="22"/>
+          <w:szCs w:val="18"/>
+          <w:lang w:val="en-US"/>
+        </w:rPr>
+      </w:pPr>
+      <w:r>
+        <w:rPr>
+          <w:sz w:val="22"/>
+          <w:szCs w:val="18"/>
+          <w:lang w:val="en-US"/>
+        </w:rPr>
+        <w:t>                  &lt;!-- Разделитель --&gt;</w:t>
+      </w:r>
+    </w:p>
+    <w:p>
+      <w:pPr>
+        <w:spacing w:after="0" w:line="240" w:lineRule="auto"/>
+        <w:rPr>
+          <w:sz w:val="22"/>
+          <w:szCs w:val="18"/>
+          <w:lang w:val="en-US"/>
+        </w:rPr>
+      </w:pPr>
+      <w:r>
+        <w:rPr>
+          <w:sz w:val="22"/>
+          <w:szCs w:val="18"/>
+          <w:lang w:val="en-US"/>
+        </w:rPr>
+        <w:t>                  &lt;hr&gt;</w:t>
+      </w:r>
+    </w:p>
+    <w:p>
+      <w:pPr>
+        <w:spacing w:after="0" w:line="240" w:lineRule="auto"/>
+        <w:rPr>
+          <w:sz w:val="22"/>
+          <w:szCs w:val="18"/>
+          <w:lang w:val="en-US"/>
+        </w:rPr>
+      </w:pPr>
+      <w:r>
+        <w:rPr>
+          <w:sz w:val="22"/>
+          <w:szCs w:val="18"/>
+          <w:lang w:val="en-US"/>
+        </w:rPr>
+        <w:t>                  &lt;table border="3" width="90%" cellpadding="6" cellspacing="0" align="center"&gt;</w:t>
+      </w:r>
+    </w:p>
+    <w:p>
+      <w:pPr>
+        <w:spacing w:after="0" w:line="240" w:lineRule="auto"/>
+        <w:rPr>
+          <w:sz w:val="22"/>
+          <w:szCs w:val="18"/>
+          <w:lang w:val="en-US"/>
+        </w:rPr>
+      </w:pPr>
+      <w:r>
+        <w:rPr>
+          <w:sz w:val="22"/>
+          <w:szCs w:val="18"/>
+          <w:lang w:val="en-US"/>
+        </w:rPr>
+        <w:t>                    &lt;tr&gt;</w:t>
+      </w:r>
+    </w:p>
+    <w:p>
+      <w:pPr>
+        <w:spacing w:after="0" w:line="240" w:lineRule="auto"/>
+        <w:rPr>
+          <w:sz w:val="22"/>
+          <w:szCs w:val="18"/>
+          <w:lang w:val="en-US"/>
+        </w:rPr>
+      </w:pPr>
+      <w:r>
+        <w:rPr>
+          <w:sz w:val="22"/>
+          <w:szCs w:val="18"/>
+          <w:lang w:val="en-US"/>
+        </w:rPr>
+        <w:t>                      &lt;th&gt;№&lt;/th&gt;</w:t>
+      </w:r>
+    </w:p>
+    <w:p>
+      <w:pPr>
+        <w:spacing w:after="0" w:line="240" w:lineRule="auto"/>
+        <w:rPr>
+          <w:sz w:val="22"/>
+          <w:szCs w:val="18"/>
+          <w:lang w:val="en-US"/>
+        </w:rPr>
+      </w:pPr>
+      <w:r>
+        <w:rPr>
+          <w:sz w:val="22"/>
+          <w:szCs w:val="18"/>
+          <w:lang w:val="en-US"/>
+        </w:rPr>
+        <w:t>                      &lt;th&gt;Станция&lt;/th&gt;</w:t>
+      </w:r>
+    </w:p>
+    <w:p>
+      <w:pPr>
+        <w:spacing w:after="0" w:line="240" w:lineRule="auto"/>
+        <w:rPr>
+          <w:sz w:val="22"/>
+          <w:szCs w:val="18"/>
+          <w:lang w:val="en-US"/>
+        </w:rPr>
+      </w:pPr>
+      <w:r>
+        <w:rPr>
+          <w:sz w:val="22"/>
+          <w:szCs w:val="18"/>
+          <w:lang w:val="en-US"/>
+        </w:rPr>
+        <w:t>                    &lt;/tr&gt;</w:t>
+      </w:r>
+    </w:p>
+    <w:p>
+      <w:pPr>
+        <w:spacing w:after="0" w:line="240" w:lineRule="auto"/>
+        <w:rPr>
+          <w:sz w:val="22"/>
+          <w:szCs w:val="18"/>
+          <w:lang w:val="en-US"/>
+        </w:rPr>
+      </w:pPr>
+      <w:r>
+        <w:rPr>
+          <w:sz w:val="22"/>
+          <w:szCs w:val="18"/>
+          <w:lang w:val="en-US"/>
+        </w:rPr>
+        <w:t>                    &lt;tr&gt;</w:t>
+      </w:r>
+    </w:p>
+    <w:p>
+      <w:pPr>
+        <w:spacing w:after="0" w:line="240" w:lineRule="auto"/>
+        <w:rPr>
+          <w:sz w:val="22"/>
+          <w:szCs w:val="18"/>
+          <w:lang w:val="en-US"/>
+        </w:rPr>
+      </w:pPr>
+      <w:r>
+        <w:rPr>
+          <w:sz w:val="22"/>
+          <w:szCs w:val="18"/>
+          <w:lang w:val="en-US"/>
+        </w:rPr>
+        <w:t>                      &lt;td align="center"&gt;1&lt;/td&gt;</w:t>
+      </w:r>
+    </w:p>
+    <w:p>
+      <w:pPr>
+        <w:spacing w:after="0" w:line="240" w:lineRule="auto"/>
+        <w:rPr>
+          <w:sz w:val="22"/>
+          <w:szCs w:val="18"/>
+          <w:lang w:val="en-US"/>
+        </w:rPr>
+      </w:pPr>
+      <w:r>
+        <w:rPr>
+          <w:sz w:val="22"/>
+          <w:szCs w:val="18"/>
+          <w:lang w:val="en-US"/>
+        </w:rPr>
+        <w:t>                      &lt;td&gt;Киевская&lt;/td&gt;</w:t>
+      </w:r>
+    </w:p>
+    <w:p>
+      <w:pPr>
+        <w:spacing w:after="0" w:line="240" w:lineRule="auto"/>
+        <w:rPr>
+          <w:sz w:val="22"/>
+          <w:szCs w:val="18"/>
+          <w:lang w:val="en-US"/>
+        </w:rPr>
+      </w:pPr>
+      <w:r>
+        <w:rPr>
+          <w:sz w:val="22"/>
+          <w:szCs w:val="18"/>
+          <w:lang w:val="en-US"/>
+        </w:rPr>
+        <w:t>                    &lt;/tr&gt;</w:t>
+      </w:r>
+    </w:p>
+    <w:p>
+      <w:pPr>
+        <w:spacing w:after="0" w:line="240" w:lineRule="auto"/>
+        <w:rPr>
+          <w:sz w:val="22"/>
+          <w:szCs w:val="18"/>
+          <w:lang w:val="en-US"/>
+        </w:rPr>
+      </w:pPr>
+      <w:r>
+        <w:rPr>
+          <w:sz w:val="22"/>
+          <w:szCs w:val="18"/>
+          <w:lang w:val="en-US"/>
+        </w:rPr>
+        <w:t>                    &lt;tr&gt;</w:t>
+      </w:r>
+    </w:p>
+    <w:p>
+      <w:pPr>
+        <w:spacing w:after="0" w:line="240" w:lineRule="auto"/>
+        <w:rPr>
+          <w:sz w:val="22"/>
+          <w:szCs w:val="18"/>
+          <w:lang w:val="en-US"/>
+        </w:rPr>
+      </w:pPr>
+      <w:r>
+        <w:rPr>
+          <w:sz w:val="22"/>
+          <w:szCs w:val="18"/>
+          <w:lang w:val="en-US"/>
+        </w:rPr>
+        <w:t>                      &lt;td align="center"&gt;2&lt;/td&gt;</w:t>
+      </w:r>
+    </w:p>
+    <w:p>
+      <w:pPr>
+        <w:spacing w:after="0" w:line="240" w:lineRule="auto"/>
+        <w:rPr>
+          <w:sz w:val="22"/>
+          <w:szCs w:val="18"/>
+          <w:lang w:val="en-US"/>
+        </w:rPr>
+      </w:pPr>
+      <w:r>
+        <w:rPr>
+          <w:sz w:val="22"/>
+          <w:szCs w:val="18"/>
+          <w:lang w:val="en-US"/>
+        </w:rPr>
+        <w:t>                      &lt;td&gt;Тверская&lt;/td&gt;</w:t>
+      </w:r>
+    </w:p>
+    <w:p>
+      <w:pPr>
+        <w:spacing w:after="0" w:line="240" w:lineRule="auto"/>
+        <w:rPr>
+          <w:sz w:val="22"/>
+          <w:szCs w:val="18"/>
+          <w:lang w:val="en-US"/>
+        </w:rPr>
+      </w:pPr>
+      <w:r>
+        <w:rPr>
+          <w:sz w:val="22"/>
+          <w:szCs w:val="18"/>
+          <w:lang w:val="en-US"/>
+        </w:rPr>
+        <w:t>                    &lt;/tr&gt;</w:t>
+      </w:r>
+    </w:p>
+    <w:p>
+      <w:pPr>
+        <w:spacing w:after="0" w:line="240" w:lineRule="auto"/>
+        <w:rPr>
+          <w:sz w:val="22"/>
+          <w:szCs w:val="18"/>
+          <w:lang w:val="en-US"/>
+        </w:rPr>
+      </w:pPr>
+      <w:r>
+        <w:rPr>
+          <w:sz w:val="22"/>
+          <w:szCs w:val="18"/>
+          <w:lang w:val="en-US"/>
+        </w:rPr>
+        <w:t>                    &lt;tr&gt;</w:t>
+      </w:r>
+    </w:p>
+    <w:p>
+      <w:pPr>
+        <w:spacing w:after="0" w:line="240" w:lineRule="auto"/>
+        <w:rPr>
+          <w:sz w:val="22"/>
+          <w:szCs w:val="18"/>
+          <w:lang w:val="en-US"/>
+        </w:rPr>
+      </w:pPr>
+      <w:r>
+        <w:rPr>
+          <w:sz w:val="22"/>
+          <w:szCs w:val="18"/>
+          <w:lang w:val="en-US"/>
+        </w:rPr>
+        <w:t>                      &lt;td align="center"&gt;3&lt;/td&gt;</w:t>
+      </w:r>
+    </w:p>
+    <w:p>
+      <w:pPr>
+        <w:spacing w:after="0" w:line="240" w:lineRule="auto"/>
+        <w:rPr>
+          <w:sz w:val="22"/>
+          <w:szCs w:val="18"/>
+        </w:rPr>
+      </w:pPr>
+      <w:r>
+        <w:rPr>
+          <w:sz w:val="22"/>
+          <w:szCs w:val="18"/>
+          <w:lang w:val="en-US"/>
+        </w:rPr>
+        <w:t xml:space="preserve">                      </w:t>
+      </w:r>
+      <w:r>
+        <w:rPr>
+          <w:sz w:val="22"/>
+          <w:szCs w:val="18"/>
         </w:rPr>
         <w:t>&lt;</w:t>
       </w:r>
-      <w:proofErr w:type="spellStart"/>
-      <w:r>
-        <w:rPr>
-          <w:sz w:val="22"/>
-          <w:szCs w:val="18"/>
-          <w:lang w:val="en-US"/>
-        </w:rPr>
-        <w:t>head</w:t>
-      </w:r>
-      <w:proofErr w:type="spellEnd"/>
-      <w:r>
-        <w:rPr>
-          <w:sz w:val="22"/>
-          <w:szCs w:val="18"/>
-          <w:lang w:val="en-US"/>
+      <w:r>
+        <w:rPr>
+          <w:sz w:val="22"/>
+          <w:szCs w:val="18"/>
+          <w:lang w:val="en-US"/>
+        </w:rPr>
+        <w:t>td</w:t>
+      </w:r>
+      <w:r>
+        <w:rPr>
+          <w:sz w:val="22"/>
+          <w:szCs w:val="18"/>
+        </w:rPr>
+        <w:t>&gt;Пушкинская&lt;/</w:t>
+      </w:r>
+      <w:r>
+        <w:rPr>
+          <w:sz w:val="22"/>
+          <w:szCs w:val="18"/>
+          <w:lang w:val="en-US"/>
+        </w:rPr>
+        <w:t>td</w:t>
+      </w:r>
+      <w:r>
+        <w:rPr>
+          <w:sz w:val="22"/>
+          <w:szCs w:val="18"/>
         </w:rPr>
         <w:t>&gt;</w:t>
       </w:r>
@@ -1668,52 +5732,172 @@
         <w:rPr>
           <w:sz w:val="22"/>
           <w:szCs w:val="18"/>
-          <w:lang w:val="en-US"/>
-        </w:rPr>
-      </w:pPr>
-      <w:r>
-        <w:rPr>
-          <w:sz w:val="22"/>
-          <w:szCs w:val="18"/>
-          <w:lang w:val="en-US"/>
-        </w:rPr>
-        <w:t>  &lt;</w:t>
-      </w:r>
-      <w:proofErr w:type="spellStart"/>
-      <w:r>
-        <w:rPr>
-          <w:sz w:val="22"/>
-          <w:szCs w:val="18"/>
-          <w:lang w:val="en-US"/>
-        </w:rPr>
-        <w:t>meta</w:t>
-      </w:r>
-      <w:proofErr w:type="spellEnd"/>
-      <w:r>
-        <w:rPr>
-          <w:sz w:val="22"/>
-          <w:szCs w:val="18"/>
-          <w:lang w:val="en-US"/>
-        </w:rPr>
-        <w:t xml:space="preserve"> </w:t>
-      </w:r>
-      <w:proofErr w:type="spellStart"/>
-      <w:r>
-        <w:rPr>
-          <w:sz w:val="22"/>
-          <w:szCs w:val="18"/>
-          <w:lang w:val="en-US"/>
-        </w:rPr>
-        <w:t>charset</w:t>
-      </w:r>
-      <w:proofErr w:type="spellEnd"/>
-      <w:r>
-        <w:rPr>
-          <w:sz w:val="22"/>
-          <w:szCs w:val="18"/>
-          <w:lang w:val="en-US"/>
-        </w:rPr>
-        <w:t>="utf-8"&gt;</w:t>
+        </w:rPr>
+      </w:pPr>
+      <w:r>
+        <w:rPr>
+          <w:sz w:val="22"/>
+          <w:szCs w:val="18"/>
+          <w:lang w:val="en-US"/>
+        </w:rPr>
+        <w:t> </w:t>
+      </w:r>
+      <w:r>
+        <w:rPr>
+          <w:sz w:val="22"/>
+          <w:szCs w:val="18"/>
+        </w:rPr>
+        <w:t xml:space="preserve"> </w:t>
+      </w:r>
+      <w:r>
+        <w:rPr>
+          <w:sz w:val="22"/>
+          <w:szCs w:val="18"/>
+          <w:lang w:val="en-US"/>
+        </w:rPr>
+        <w:t> </w:t>
+      </w:r>
+      <w:r>
+        <w:rPr>
+          <w:sz w:val="22"/>
+          <w:szCs w:val="18"/>
+        </w:rPr>
+        <w:t xml:space="preserve"> </w:t>
+      </w:r>
+      <w:r>
+        <w:rPr>
+          <w:sz w:val="22"/>
+          <w:szCs w:val="18"/>
+          <w:lang w:val="en-US"/>
+        </w:rPr>
+        <w:t> </w:t>
+      </w:r>
+      <w:r>
+        <w:rPr>
+          <w:sz w:val="22"/>
+          <w:szCs w:val="18"/>
+        </w:rPr>
+        <w:t xml:space="preserve"> </w:t>
+      </w:r>
+      <w:r>
+        <w:rPr>
+          <w:sz w:val="22"/>
+          <w:szCs w:val="18"/>
+          <w:lang w:val="en-US"/>
+        </w:rPr>
+        <w:t> </w:t>
+      </w:r>
+      <w:r>
+        <w:rPr>
+          <w:sz w:val="22"/>
+          <w:szCs w:val="18"/>
+        </w:rPr>
+        <w:t xml:space="preserve"> </w:t>
+      </w:r>
+      <w:r>
+        <w:rPr>
+          <w:sz w:val="22"/>
+          <w:szCs w:val="18"/>
+          <w:lang w:val="en-US"/>
+        </w:rPr>
+        <w:t> </w:t>
+      </w:r>
+      <w:r>
+        <w:rPr>
+          <w:sz w:val="22"/>
+          <w:szCs w:val="18"/>
+        </w:rPr>
+        <w:t xml:space="preserve"> </w:t>
+      </w:r>
+      <w:r>
+        <w:rPr>
+          <w:sz w:val="22"/>
+          <w:szCs w:val="18"/>
+          <w:lang w:val="en-US"/>
+        </w:rPr>
+        <w:t> </w:t>
+      </w:r>
+      <w:r>
+        <w:rPr>
+          <w:sz w:val="22"/>
+          <w:szCs w:val="18"/>
+        </w:rPr>
+        <w:t xml:space="preserve"> </w:t>
+      </w:r>
+      <w:r>
+        <w:rPr>
+          <w:sz w:val="22"/>
+          <w:szCs w:val="18"/>
+          <w:lang w:val="en-US"/>
+        </w:rPr>
+        <w:t> </w:t>
+      </w:r>
+      <w:r>
+        <w:rPr>
+          <w:sz w:val="22"/>
+          <w:szCs w:val="18"/>
+        </w:rPr>
+        <w:t xml:space="preserve"> </w:t>
+      </w:r>
+      <w:r>
+        <w:rPr>
+          <w:sz w:val="22"/>
+          <w:szCs w:val="18"/>
+          <w:lang w:val="en-US"/>
+        </w:rPr>
+        <w:t> </w:t>
+      </w:r>
+      <w:r>
+        <w:rPr>
+          <w:sz w:val="22"/>
+          <w:szCs w:val="18"/>
+        </w:rPr>
+        <w:t xml:space="preserve"> </w:t>
+      </w:r>
+      <w:r>
+        <w:rPr>
+          <w:sz w:val="22"/>
+          <w:szCs w:val="18"/>
+          <w:lang w:val="en-US"/>
+        </w:rPr>
+        <w:t> </w:t>
+      </w:r>
+      <w:r>
+        <w:rPr>
+          <w:sz w:val="22"/>
+          <w:szCs w:val="18"/>
+        </w:rPr>
+        <w:t xml:space="preserve"> </w:t>
+      </w:r>
+      <w:r>
+        <w:rPr>
+          <w:sz w:val="22"/>
+          <w:szCs w:val="18"/>
+          <w:lang w:val="en-US"/>
+        </w:rPr>
+        <w:t> </w:t>
+      </w:r>
+      <w:r>
+        <w:rPr>
+          <w:sz w:val="22"/>
+          <w:szCs w:val="18"/>
+        </w:rPr>
+        <w:t xml:space="preserve"> &lt;/</w:t>
+      </w:r>
+      <w:r>
+        <w:rPr>
+          <w:sz w:val="22"/>
+          <w:szCs w:val="18"/>
+          <w:lang w:val="en-US"/>
+        </w:rPr>
+        <w:t>tr</w:t>
+      </w:r>
+      <w:r>
+        <w:rPr>
+          <w:sz w:val="22"/>
+          <w:szCs w:val="18"/>
+        </w:rPr>
+        <w:t>&gt;</w:t>
       </w:r>
     </w:p>
     <w:p>
@@ -1722,68 +5906,155 @@
         <w:rPr>
           <w:sz w:val="22"/>
           <w:szCs w:val="18"/>
-          <w:lang w:val="en-US"/>
-        </w:rPr>
-      </w:pPr>
-      <w:r>
-        <w:rPr>
-          <w:sz w:val="22"/>
-          <w:szCs w:val="18"/>
-          <w:lang w:val="en-US"/>
-        </w:rPr>
-        <w:t>  &lt;</w:t>
-      </w:r>
-      <w:proofErr w:type="spellStart"/>
-      <w:r>
-        <w:rPr>
-          <w:sz w:val="22"/>
-          <w:szCs w:val="18"/>
-          <w:lang w:val="en-US"/>
-        </w:rPr>
-        <w:t>title</w:t>
-      </w:r>
-      <w:proofErr w:type="spellEnd"/>
-      <w:r>
-        <w:rPr>
-          <w:sz w:val="22"/>
-          <w:szCs w:val="18"/>
-          <w:lang w:val="en-US"/>
-        </w:rPr>
-        <w:t xml:space="preserve">&gt;Визитка — </w:t>
-      </w:r>
-      <w:proofErr w:type="spellStart"/>
-      <w:r>
-        <w:rPr>
-          <w:sz w:val="22"/>
-          <w:szCs w:val="18"/>
-          <w:lang w:val="en-US"/>
-        </w:rPr>
-        <w:t>Ситало</w:t>
-      </w:r>
-      <w:proofErr w:type="spellEnd"/>
-      <w:r>
-        <w:rPr>
-          <w:sz w:val="22"/>
-          <w:szCs w:val="18"/>
-          <w:lang w:val="en-US"/>
-        </w:rPr>
-        <w:t xml:space="preserve"> Р.В.&lt;/</w:t>
-      </w:r>
-      <w:proofErr w:type="spellStart"/>
-      <w:r>
-        <w:rPr>
-          <w:sz w:val="22"/>
-          <w:szCs w:val="18"/>
-          <w:lang w:val="en-US"/>
-        </w:rPr>
-        <w:t>title</w:t>
-      </w:r>
-      <w:proofErr w:type="spellEnd"/>
-      <w:r>
-        <w:rPr>
-          <w:sz w:val="22"/>
-          <w:szCs w:val="18"/>
-          <w:lang w:val="en-US"/>
+        </w:rPr>
+      </w:pPr>
+      <w:r>
+        <w:rPr>
+          <w:sz w:val="22"/>
+          <w:szCs w:val="18"/>
+          <w:lang w:val="en-US"/>
+        </w:rPr>
+        <w:t> </w:t>
+      </w:r>
+      <w:r>
+        <w:rPr>
+          <w:sz w:val="22"/>
+          <w:szCs w:val="18"/>
+        </w:rPr>
+        <w:t xml:space="preserve"> </w:t>
+      </w:r>
+      <w:r>
+        <w:rPr>
+          <w:sz w:val="22"/>
+          <w:szCs w:val="18"/>
+          <w:lang w:val="en-US"/>
+        </w:rPr>
+        <w:t> </w:t>
+      </w:r>
+      <w:r>
+        <w:rPr>
+          <w:sz w:val="22"/>
+          <w:szCs w:val="18"/>
+        </w:rPr>
+        <w:t xml:space="preserve"> </w:t>
+      </w:r>
+      <w:r>
+        <w:rPr>
+          <w:sz w:val="22"/>
+          <w:szCs w:val="18"/>
+          <w:lang w:val="en-US"/>
+        </w:rPr>
+        <w:t> </w:t>
+      </w:r>
+      <w:r>
+        <w:rPr>
+          <w:sz w:val="22"/>
+          <w:szCs w:val="18"/>
+        </w:rPr>
+        <w:t xml:space="preserve"> </w:t>
+      </w:r>
+      <w:r>
+        <w:rPr>
+          <w:sz w:val="22"/>
+          <w:szCs w:val="18"/>
+          <w:lang w:val="en-US"/>
+        </w:rPr>
+        <w:t> </w:t>
+      </w:r>
+      <w:r>
+        <w:rPr>
+          <w:sz w:val="22"/>
+          <w:szCs w:val="18"/>
+        </w:rPr>
+        <w:t xml:space="preserve"> </w:t>
+      </w:r>
+      <w:r>
+        <w:rPr>
+          <w:sz w:val="22"/>
+          <w:szCs w:val="18"/>
+          <w:lang w:val="en-US"/>
+        </w:rPr>
+        <w:t> </w:t>
+      </w:r>
+      <w:r>
+        <w:rPr>
+          <w:sz w:val="22"/>
+          <w:szCs w:val="18"/>
+        </w:rPr>
+        <w:t xml:space="preserve"> </w:t>
+      </w:r>
+      <w:r>
+        <w:rPr>
+          <w:sz w:val="22"/>
+          <w:szCs w:val="18"/>
+          <w:lang w:val="en-US"/>
+        </w:rPr>
+        <w:t> </w:t>
+      </w:r>
+      <w:r>
+        <w:rPr>
+          <w:sz w:val="22"/>
+          <w:szCs w:val="18"/>
+        </w:rPr>
+        <w:t xml:space="preserve"> </w:t>
+      </w:r>
+      <w:r>
+        <w:rPr>
+          <w:sz w:val="22"/>
+          <w:szCs w:val="18"/>
+          <w:lang w:val="en-US"/>
+        </w:rPr>
+        <w:t> </w:t>
+      </w:r>
+      <w:r>
+        <w:rPr>
+          <w:sz w:val="22"/>
+          <w:szCs w:val="18"/>
+        </w:rPr>
+        <w:t xml:space="preserve"> </w:t>
+      </w:r>
+      <w:r>
+        <w:rPr>
+          <w:sz w:val="22"/>
+          <w:szCs w:val="18"/>
+          <w:lang w:val="en-US"/>
+        </w:rPr>
+        <w:t> </w:t>
+      </w:r>
+      <w:r>
+        <w:rPr>
+          <w:sz w:val="22"/>
+          <w:szCs w:val="18"/>
+        </w:rPr>
+        <w:t xml:space="preserve"> </w:t>
+      </w:r>
+      <w:r>
+        <w:rPr>
+          <w:sz w:val="22"/>
+          <w:szCs w:val="18"/>
+          <w:lang w:val="en-US"/>
+        </w:rPr>
+        <w:t> </w:t>
+      </w:r>
+      <w:r>
+        <w:rPr>
+          <w:sz w:val="22"/>
+          <w:szCs w:val="18"/>
+        </w:rPr>
+        <w:t xml:space="preserve"> &lt;/</w:t>
+      </w:r>
+      <w:r>
+        <w:rPr>
+          <w:sz w:val="22"/>
+          <w:szCs w:val="18"/>
+          <w:lang w:val="en-US"/>
+        </w:rPr>
+        <w:t>table</w:t>
+      </w:r>
+      <w:r>
+        <w:rPr>
+          <w:sz w:val="22"/>
+          <w:szCs w:val="18"/>
         </w:rPr>
         <w:t>&gt;</w:t>
       </w:r>
@@ -1794,32 +6065,725 @@
         <w:rPr>
           <w:sz w:val="22"/>
           <w:szCs w:val="18"/>
-          <w:lang w:val="en-US"/>
-        </w:rPr>
-      </w:pPr>
-      <w:r>
-        <w:rPr>
-          <w:sz w:val="22"/>
-          <w:szCs w:val="18"/>
-          <w:lang w:val="en-US"/>
+        </w:rPr>
+      </w:pPr>
+    </w:p>
+    <w:p>
+      <w:pPr>
+        <w:spacing w:after="0" w:line="240" w:lineRule="auto"/>
+        <w:rPr>
+          <w:sz w:val="22"/>
+          <w:szCs w:val="18"/>
+        </w:rPr>
+      </w:pPr>
+      <w:r>
+        <w:rPr>
+          <w:sz w:val="22"/>
+          <w:szCs w:val="18"/>
+          <w:lang w:val="en-US"/>
+        </w:rPr>
+        <w:t> </w:t>
+      </w:r>
+      <w:r>
+        <w:rPr>
+          <w:sz w:val="22"/>
+          <w:szCs w:val="18"/>
+        </w:rPr>
+        <w:t xml:space="preserve"> </w:t>
+      </w:r>
+      <w:r>
+        <w:rPr>
+          <w:sz w:val="22"/>
+          <w:szCs w:val="18"/>
+          <w:lang w:val="en-US"/>
+        </w:rPr>
+        <w:t> </w:t>
+      </w:r>
+      <w:r>
+        <w:rPr>
+          <w:sz w:val="22"/>
+          <w:szCs w:val="18"/>
+        </w:rPr>
+        <w:t xml:space="preserve"> </w:t>
+      </w:r>
+      <w:r>
+        <w:rPr>
+          <w:sz w:val="22"/>
+          <w:szCs w:val="18"/>
+          <w:lang w:val="en-US"/>
+        </w:rPr>
+        <w:t> </w:t>
+      </w:r>
+      <w:r>
+        <w:rPr>
+          <w:sz w:val="22"/>
+          <w:szCs w:val="18"/>
+        </w:rPr>
+        <w:t xml:space="preserve"> </w:t>
+      </w:r>
+      <w:r>
+        <w:rPr>
+          <w:sz w:val="22"/>
+          <w:szCs w:val="18"/>
+          <w:lang w:val="en-US"/>
+        </w:rPr>
+        <w:t> </w:t>
+      </w:r>
+      <w:r>
+        <w:rPr>
+          <w:sz w:val="22"/>
+          <w:szCs w:val="18"/>
+        </w:rPr>
+        <w:t xml:space="preserve"> </w:t>
+      </w:r>
+      <w:r>
+        <w:rPr>
+          <w:sz w:val="22"/>
+          <w:szCs w:val="18"/>
+          <w:lang w:val="en-US"/>
+        </w:rPr>
+        <w:t> </w:t>
+      </w:r>
+      <w:r>
+        <w:rPr>
+          <w:sz w:val="22"/>
+          <w:szCs w:val="18"/>
+        </w:rPr>
+        <w:t xml:space="preserve"> </w:t>
+      </w:r>
+      <w:r>
+        <w:rPr>
+          <w:sz w:val="22"/>
+          <w:szCs w:val="18"/>
+          <w:lang w:val="en-US"/>
+        </w:rPr>
+        <w:t> </w:t>
+      </w:r>
+      <w:r>
+        <w:rPr>
+          <w:sz w:val="22"/>
+          <w:szCs w:val="18"/>
+        </w:rPr>
+        <w:t xml:space="preserve"> </w:t>
+      </w:r>
+      <w:r>
+        <w:rPr>
+          <w:sz w:val="22"/>
+          <w:szCs w:val="18"/>
+          <w:lang w:val="en-US"/>
+        </w:rPr>
+        <w:t> </w:t>
+      </w:r>
+      <w:r>
+        <w:rPr>
+          <w:sz w:val="22"/>
+          <w:szCs w:val="18"/>
+        </w:rPr>
+        <w:t xml:space="preserve"> </w:t>
+      </w:r>
+      <w:r>
+        <w:rPr>
+          <w:sz w:val="22"/>
+          <w:szCs w:val="18"/>
+          <w:lang w:val="en-US"/>
+        </w:rPr>
+        <w:t> </w:t>
+      </w:r>
+      <w:r>
+        <w:rPr>
+          <w:sz w:val="22"/>
+          <w:szCs w:val="18"/>
+        </w:rPr>
+        <w:t xml:space="preserve"> &lt;/</w:t>
+      </w:r>
+      <w:r>
+        <w:rPr>
+          <w:sz w:val="22"/>
+          <w:szCs w:val="18"/>
+          <w:lang w:val="en-US"/>
+        </w:rPr>
+        <w:t>td</w:t>
+      </w:r>
+      <w:r>
+        <w:rPr>
+          <w:sz w:val="22"/>
+          <w:szCs w:val="18"/>
+        </w:rPr>
+        <w:t>&gt;</w:t>
+      </w:r>
+    </w:p>
+    <w:p>
+      <w:pPr>
+        <w:spacing w:after="0" w:line="240" w:lineRule="auto"/>
+        <w:rPr>
+          <w:sz w:val="22"/>
+          <w:szCs w:val="18"/>
+        </w:rPr>
+      </w:pPr>
+      <w:r>
+        <w:rPr>
+          <w:sz w:val="22"/>
+          <w:szCs w:val="18"/>
+          <w:lang w:val="en-US"/>
+        </w:rPr>
+        <w:t> </w:t>
+      </w:r>
+      <w:r>
+        <w:rPr>
+          <w:sz w:val="22"/>
+          <w:szCs w:val="18"/>
+        </w:rPr>
+        <w:t xml:space="preserve"> </w:t>
+      </w:r>
+      <w:r>
+        <w:rPr>
+          <w:sz w:val="22"/>
+          <w:szCs w:val="18"/>
+          <w:lang w:val="en-US"/>
+        </w:rPr>
+        <w:t> </w:t>
+      </w:r>
+      <w:r>
+        <w:rPr>
+          <w:sz w:val="22"/>
+          <w:szCs w:val="18"/>
+        </w:rPr>
+        <w:t xml:space="preserve"> </w:t>
+      </w:r>
+      <w:r>
+        <w:rPr>
+          <w:sz w:val="22"/>
+          <w:szCs w:val="18"/>
+          <w:lang w:val="en-US"/>
+        </w:rPr>
+        <w:t> </w:t>
+      </w:r>
+      <w:r>
+        <w:rPr>
+          <w:sz w:val="22"/>
+          <w:szCs w:val="18"/>
+        </w:rPr>
+        <w:t xml:space="preserve"> </w:t>
+      </w:r>
+      <w:r>
+        <w:rPr>
+          <w:sz w:val="22"/>
+          <w:szCs w:val="18"/>
+          <w:lang w:val="en-US"/>
+        </w:rPr>
+        <w:t> </w:t>
+      </w:r>
+      <w:r>
+        <w:rPr>
+          <w:sz w:val="22"/>
+          <w:szCs w:val="18"/>
+        </w:rPr>
+        <w:t xml:space="preserve"> </w:t>
+      </w:r>
+      <w:r>
+        <w:rPr>
+          <w:sz w:val="22"/>
+          <w:szCs w:val="18"/>
+          <w:lang w:val="en-US"/>
+        </w:rPr>
+        <w:t> </w:t>
+      </w:r>
+      <w:r>
+        <w:rPr>
+          <w:sz w:val="22"/>
+          <w:szCs w:val="18"/>
+        </w:rPr>
+        <w:t xml:space="preserve"> </w:t>
+      </w:r>
+      <w:r>
+        <w:rPr>
+          <w:sz w:val="22"/>
+          <w:szCs w:val="18"/>
+          <w:lang w:val="en-US"/>
+        </w:rPr>
+        <w:t> </w:t>
+      </w:r>
+      <w:r>
+        <w:rPr>
+          <w:sz w:val="22"/>
+          <w:szCs w:val="18"/>
+        </w:rPr>
+        <w:t xml:space="preserve"> </w:t>
+      </w:r>
+      <w:r>
+        <w:rPr>
+          <w:sz w:val="22"/>
+          <w:szCs w:val="18"/>
+          <w:lang w:val="en-US"/>
+        </w:rPr>
+        <w:t> </w:t>
+      </w:r>
+      <w:r>
+        <w:rPr>
+          <w:sz w:val="22"/>
+          <w:szCs w:val="18"/>
+        </w:rPr>
+        <w:t xml:space="preserve"> &lt;/</w:t>
+      </w:r>
+      <w:r>
+        <w:rPr>
+          <w:sz w:val="22"/>
+          <w:szCs w:val="18"/>
+          <w:lang w:val="en-US"/>
+        </w:rPr>
+        <w:t>tr</w:t>
+      </w:r>
+      <w:r>
+        <w:rPr>
+          <w:sz w:val="22"/>
+          <w:szCs w:val="18"/>
+        </w:rPr>
+        <w:t>&gt;</w:t>
+      </w:r>
+    </w:p>
+    <w:p>
+      <w:pPr>
+        <w:spacing w:after="0" w:line="240" w:lineRule="auto"/>
+        <w:rPr>
+          <w:sz w:val="22"/>
+          <w:szCs w:val="18"/>
+        </w:rPr>
+      </w:pPr>
+      <w:r>
+        <w:rPr>
+          <w:sz w:val="22"/>
+          <w:szCs w:val="18"/>
+          <w:lang w:val="en-US"/>
+        </w:rPr>
+        <w:t> </w:t>
+      </w:r>
+      <w:r>
+        <w:rPr>
+          <w:sz w:val="22"/>
+          <w:szCs w:val="18"/>
+        </w:rPr>
+        <w:t xml:space="preserve"> </w:t>
+      </w:r>
+      <w:r>
+        <w:rPr>
+          <w:sz w:val="22"/>
+          <w:szCs w:val="18"/>
+          <w:lang w:val="en-US"/>
+        </w:rPr>
+        <w:t> </w:t>
+      </w:r>
+      <w:r>
+        <w:rPr>
+          <w:sz w:val="22"/>
+          <w:szCs w:val="18"/>
+        </w:rPr>
+        <w:t xml:space="preserve"> </w:t>
+      </w:r>
+      <w:r>
+        <w:rPr>
+          <w:sz w:val="22"/>
+          <w:szCs w:val="18"/>
+          <w:lang w:val="en-US"/>
+        </w:rPr>
+        <w:t> </w:t>
+      </w:r>
+      <w:r>
+        <w:rPr>
+          <w:sz w:val="22"/>
+          <w:szCs w:val="18"/>
+        </w:rPr>
+        <w:t xml:space="preserve"> </w:t>
+      </w:r>
+      <w:r>
+        <w:rPr>
+          <w:sz w:val="22"/>
+          <w:szCs w:val="18"/>
+          <w:lang w:val="en-US"/>
+        </w:rPr>
+        <w:t> </w:t>
+      </w:r>
+      <w:r>
+        <w:rPr>
+          <w:sz w:val="22"/>
+          <w:szCs w:val="18"/>
+        </w:rPr>
+        <w:t xml:space="preserve"> </w:t>
+      </w:r>
+      <w:r>
+        <w:rPr>
+          <w:sz w:val="22"/>
+          <w:szCs w:val="18"/>
+          <w:lang w:val="en-US"/>
+        </w:rPr>
+        <w:t> </w:t>
+      </w:r>
+      <w:r>
+        <w:rPr>
+          <w:sz w:val="22"/>
+          <w:szCs w:val="18"/>
+        </w:rPr>
+        <w:t xml:space="preserve"> </w:t>
+      </w:r>
+      <w:r>
+        <w:rPr>
+          <w:sz w:val="22"/>
+          <w:szCs w:val="18"/>
+          <w:lang w:val="en-US"/>
+        </w:rPr>
+        <w:t> </w:t>
+      </w:r>
+      <w:r>
+        <w:rPr>
+          <w:sz w:val="22"/>
+          <w:szCs w:val="18"/>
+        </w:rPr>
+        <w:t xml:space="preserve"> </w:t>
+      </w:r>
+      <w:r>
+        <w:rPr>
+          <w:sz w:val="22"/>
+          <w:szCs w:val="18"/>
+          <w:lang w:val="en-US"/>
+        </w:rPr>
+        <w:t> </w:t>
+      </w:r>
+      <w:r>
+        <w:rPr>
+          <w:sz w:val="22"/>
+          <w:szCs w:val="18"/>
+        </w:rPr>
+        <w:t xml:space="preserve"> &lt;!-- Низ: область копирайта --&gt;</w:t>
+      </w:r>
+    </w:p>
+    <w:p>
+      <w:pPr>
+        <w:spacing w:after="0" w:line="240" w:lineRule="auto"/>
+        <w:rPr>
+          <w:sz w:val="22"/>
+          <w:szCs w:val="18"/>
+          <w:lang w:val="en-US"/>
+        </w:rPr>
+      </w:pPr>
+      <w:r>
+        <w:rPr>
+          <w:sz w:val="22"/>
+          <w:szCs w:val="18"/>
+          <w:lang w:val="en-US"/>
+        </w:rPr>
+        <w:t> </w:t>
+      </w:r>
+      <w:r>
+        <w:rPr>
+          <w:sz w:val="22"/>
+          <w:szCs w:val="18"/>
+        </w:rPr>
+        <w:t xml:space="preserve"> </w:t>
+      </w:r>
+      <w:r>
+        <w:rPr>
+          <w:sz w:val="22"/>
+          <w:szCs w:val="18"/>
+          <w:lang w:val="en-US"/>
+        </w:rPr>
+        <w:t> </w:t>
+      </w:r>
+      <w:r>
+        <w:rPr>
+          <w:sz w:val="22"/>
+          <w:szCs w:val="18"/>
+        </w:rPr>
+        <w:t xml:space="preserve"> </w:t>
+      </w:r>
+      <w:r>
+        <w:rPr>
+          <w:sz w:val="22"/>
+          <w:szCs w:val="18"/>
+          <w:lang w:val="en-US"/>
+        </w:rPr>
+        <w:t> </w:t>
+      </w:r>
+      <w:r>
+        <w:rPr>
+          <w:sz w:val="22"/>
+          <w:szCs w:val="18"/>
+        </w:rPr>
+        <w:t xml:space="preserve"> </w:t>
+      </w:r>
+      <w:r>
+        <w:rPr>
+          <w:sz w:val="22"/>
+          <w:szCs w:val="18"/>
+          <w:lang w:val="en-US"/>
+        </w:rPr>
+        <w:t> </w:t>
+      </w:r>
+      <w:r>
+        <w:rPr>
+          <w:sz w:val="22"/>
+          <w:szCs w:val="18"/>
+        </w:rPr>
+        <w:t xml:space="preserve"> </w:t>
+      </w:r>
+      <w:r>
+        <w:rPr>
+          <w:sz w:val="22"/>
+          <w:szCs w:val="18"/>
+          <w:lang w:val="en-US"/>
+        </w:rPr>
+        <w:t> </w:t>
+      </w:r>
+      <w:r>
+        <w:rPr>
+          <w:sz w:val="22"/>
+          <w:szCs w:val="18"/>
+        </w:rPr>
+        <w:t xml:space="preserve"> </w:t>
+      </w:r>
+      <w:r>
+        <w:rPr>
+          <w:sz w:val="22"/>
+          <w:szCs w:val="18"/>
+          <w:lang w:val="en-US"/>
+        </w:rPr>
+        <w:t> </w:t>
+      </w:r>
+      <w:r>
+        <w:rPr>
+          <w:sz w:val="22"/>
+          <w:szCs w:val="18"/>
+        </w:rPr>
+        <w:t xml:space="preserve"> </w:t>
+      </w:r>
+      <w:r>
+        <w:rPr>
+          <w:sz w:val="22"/>
+          <w:szCs w:val="18"/>
+          <w:lang w:val="en-US"/>
+        </w:rPr>
+        <w:t> </w:t>
+      </w:r>
+      <w:r>
+        <w:rPr>
+          <w:sz w:val="22"/>
+          <w:szCs w:val="18"/>
+        </w:rPr>
+        <w:t xml:space="preserve"> </w:t>
+      </w:r>
+      <w:r>
+        <w:rPr>
+          <w:sz w:val="22"/>
+          <w:szCs w:val="18"/>
+          <w:lang w:val="en-US"/>
+        </w:rPr>
+        <w:t>&lt;tr&gt;</w:t>
+      </w:r>
+    </w:p>
+    <w:p>
+      <w:pPr>
+        <w:spacing w:after="0" w:line="240" w:lineRule="auto"/>
+        <w:rPr>
+          <w:sz w:val="22"/>
+          <w:szCs w:val="18"/>
+          <w:lang w:val="en-US"/>
+        </w:rPr>
+      </w:pPr>
+      <w:r>
+        <w:rPr>
+          <w:sz w:val="22"/>
+          <w:szCs w:val="18"/>
+          <w:lang w:val="en-US"/>
+        </w:rPr>
+        <w:t>                &lt;td colspan="3" align="center"&gt;</w:t>
+      </w:r>
+    </w:p>
+    <w:p>
+      <w:pPr>
+        <w:spacing w:after="0" w:line="240" w:lineRule="auto"/>
+        <w:rPr>
+          <w:sz w:val="22"/>
+          <w:szCs w:val="18"/>
+          <w:lang w:val="en-US"/>
+        </w:rPr>
+      </w:pPr>
+      <w:r>
+        <w:rPr>
+          <w:sz w:val="22"/>
+          <w:szCs w:val="18"/>
+          <w:lang w:val="en-US"/>
+        </w:rPr>
+        <w:t>                  &lt;strong&gt;© 2025 Ситало&lt;/strong&gt;</w:t>
+      </w:r>
+    </w:p>
+    <w:p>
+      <w:pPr>
+        <w:spacing w:after="0" w:line="240" w:lineRule="auto"/>
+        <w:rPr>
+          <w:sz w:val="22"/>
+          <w:szCs w:val="18"/>
+          <w:lang w:val="en-US"/>
+        </w:rPr>
+      </w:pPr>
+      <w:r>
+        <w:rPr>
+          <w:sz w:val="22"/>
+          <w:szCs w:val="18"/>
+          <w:lang w:val="en-US"/>
+        </w:rPr>
+        <w:t>                &lt;/td&gt;</w:t>
+      </w:r>
+    </w:p>
+    <w:p>
+      <w:pPr>
+        <w:spacing w:after="0" w:line="240" w:lineRule="auto"/>
+        <w:rPr>
+          <w:sz w:val="22"/>
+          <w:szCs w:val="18"/>
+          <w:lang w:val="en-US"/>
+        </w:rPr>
+      </w:pPr>
+      <w:r>
+        <w:rPr>
+          <w:sz w:val="22"/>
+          <w:szCs w:val="18"/>
+          <w:lang w:val="en-US"/>
+        </w:rPr>
+        <w:t>              &lt;/tr&gt;</w:t>
+      </w:r>
+    </w:p>
+    <w:p>
+      <w:pPr>
+        <w:spacing w:after="0" w:line="240" w:lineRule="auto"/>
+        <w:rPr>
+          <w:sz w:val="22"/>
+          <w:szCs w:val="18"/>
+        </w:rPr>
+      </w:pPr>
+      <w:r>
+        <w:rPr>
+          <w:sz w:val="22"/>
+          <w:szCs w:val="18"/>
+          <w:lang w:val="en-US"/>
+        </w:rPr>
+        <w:t xml:space="preserve">            </w:t>
+      </w:r>
+      <w:r>
+        <w:rPr>
+          <w:sz w:val="22"/>
+          <w:szCs w:val="18"/>
         </w:rPr>
         <w:t>&lt;/</w:t>
       </w:r>
-      <w:proofErr w:type="spellStart"/>
-      <w:r>
-        <w:rPr>
-          <w:sz w:val="22"/>
-          <w:szCs w:val="18"/>
-          <w:lang w:val="en-US"/>
-        </w:rPr>
-        <w:t>head</w:t>
-      </w:r>
-      <w:proofErr w:type="spellEnd"/>
-      <w:r>
-        <w:rPr>
-          <w:sz w:val="22"/>
-          <w:szCs w:val="18"/>
-          <w:lang w:val="en-US"/>
+      <w:r>
+        <w:rPr>
+          <w:sz w:val="22"/>
+          <w:szCs w:val="18"/>
+          <w:lang w:val="en-US"/>
+        </w:rPr>
+        <w:t>table</w:t>
+      </w:r>
+      <w:r>
+        <w:rPr>
+          <w:sz w:val="22"/>
+          <w:szCs w:val="18"/>
+        </w:rPr>
+        <w:t>&gt; &lt;!-- конец основной таблицы макета --&gt;</w:t>
+      </w:r>
+    </w:p>
+    <w:p>
+      <w:pPr>
+        <w:spacing w:after="0" w:line="240" w:lineRule="auto"/>
+        <w:rPr>
+          <w:sz w:val="22"/>
+          <w:szCs w:val="18"/>
+        </w:rPr>
+      </w:pPr>
+      <w:r>
+        <w:rPr>
+          <w:sz w:val="22"/>
+          <w:szCs w:val="18"/>
+          <w:lang w:val="en-US"/>
+        </w:rPr>
+        <w:t> </w:t>
+      </w:r>
+      <w:r>
+        <w:rPr>
+          <w:sz w:val="22"/>
+          <w:szCs w:val="18"/>
+        </w:rPr>
+        <w:t xml:space="preserve"> </w:t>
+      </w:r>
+      <w:r>
+        <w:rPr>
+          <w:sz w:val="22"/>
+          <w:szCs w:val="18"/>
+          <w:lang w:val="en-US"/>
+        </w:rPr>
+        <w:t> </w:t>
+      </w:r>
+      <w:r>
+        <w:rPr>
+          <w:sz w:val="22"/>
+          <w:szCs w:val="18"/>
+        </w:rPr>
+        <w:t xml:space="preserve"> </w:t>
+      </w:r>
+      <w:r>
+        <w:rPr>
+          <w:sz w:val="22"/>
+          <w:szCs w:val="18"/>
+          <w:lang w:val="en-US"/>
+        </w:rPr>
+        <w:t> </w:t>
+      </w:r>
+      <w:r>
+        <w:rPr>
+          <w:sz w:val="22"/>
+          <w:szCs w:val="18"/>
+        </w:rPr>
+        <w:t xml:space="preserve"> </w:t>
+      </w:r>
+      <w:r>
+        <w:rPr>
+          <w:sz w:val="22"/>
+          <w:szCs w:val="18"/>
+          <w:lang w:val="en-US"/>
+        </w:rPr>
+        <w:t> </w:t>
+      </w:r>
+      <w:r>
+        <w:rPr>
+          <w:sz w:val="22"/>
+          <w:szCs w:val="18"/>
+        </w:rPr>
+        <w:t xml:space="preserve"> </w:t>
+      </w:r>
+      <w:r>
+        <w:rPr>
+          <w:sz w:val="22"/>
+          <w:szCs w:val="18"/>
+          <w:lang w:val="en-US"/>
+        </w:rPr>
+        <w:t> </w:t>
+      </w:r>
+      <w:r>
+        <w:rPr>
+          <w:sz w:val="22"/>
+          <w:szCs w:val="18"/>
+        </w:rPr>
+        <w:t xml:space="preserve"> &lt;/</w:t>
+      </w:r>
+      <w:r>
+        <w:rPr>
+          <w:sz w:val="22"/>
+          <w:szCs w:val="18"/>
+          <w:lang w:val="en-US"/>
+        </w:rPr>
+        <w:t>td</w:t>
+      </w:r>
+      <w:r>
+        <w:rPr>
+          <w:sz w:val="22"/>
+          <w:szCs w:val="18"/>
         </w:rPr>
         <w:t>&gt;</w:t>
       </w:r>
@@ -1830,18 +6794,292 @@
         <w:rPr>
           <w:sz w:val="22"/>
           <w:szCs w:val="18"/>
-          <w:lang w:val="en-US"/>
-        </w:rPr>
-      </w:pPr>
-      <w:r>
-        <w:rPr>
-          <w:sz w:val="22"/>
-          <w:szCs w:val="18"/>
-          <w:lang w:val="en-US"/>
-        </w:rPr>
-        <w:t>&lt;</w:t>
-      </w:r>
-      <w:proofErr w:type="spellStart"/>
+        </w:rPr>
+      </w:pPr>
+      <w:r>
+        <w:rPr>
+          <w:sz w:val="22"/>
+          <w:szCs w:val="18"/>
+          <w:lang w:val="en-US"/>
+        </w:rPr>
+        <w:t> </w:t>
+      </w:r>
+      <w:r>
+        <w:rPr>
+          <w:sz w:val="22"/>
+          <w:szCs w:val="18"/>
+        </w:rPr>
+        <w:t xml:space="preserve"> </w:t>
+      </w:r>
+      <w:r>
+        <w:rPr>
+          <w:sz w:val="22"/>
+          <w:szCs w:val="18"/>
+          <w:lang w:val="en-US"/>
+        </w:rPr>
+        <w:t> </w:t>
+      </w:r>
+      <w:r>
+        <w:rPr>
+          <w:sz w:val="22"/>
+          <w:szCs w:val="18"/>
+        </w:rPr>
+        <w:t xml:space="preserve"> </w:t>
+      </w:r>
+      <w:r>
+        <w:rPr>
+          <w:sz w:val="22"/>
+          <w:szCs w:val="18"/>
+          <w:lang w:val="en-US"/>
+        </w:rPr>
+        <w:t> </w:t>
+      </w:r>
+      <w:r>
+        <w:rPr>
+          <w:sz w:val="22"/>
+          <w:szCs w:val="18"/>
+        </w:rPr>
+        <w:t xml:space="preserve"> </w:t>
+      </w:r>
+      <w:r>
+        <w:rPr>
+          <w:sz w:val="22"/>
+          <w:szCs w:val="18"/>
+          <w:lang w:val="en-US"/>
+        </w:rPr>
+        <w:t> </w:t>
+      </w:r>
+      <w:r>
+        <w:rPr>
+          <w:sz w:val="22"/>
+          <w:szCs w:val="18"/>
+        </w:rPr>
+        <w:t xml:space="preserve"> &lt;/</w:t>
+      </w:r>
+      <w:r>
+        <w:rPr>
+          <w:sz w:val="22"/>
+          <w:szCs w:val="18"/>
+          <w:lang w:val="en-US"/>
+        </w:rPr>
+        <w:t>tr</w:t>
+      </w:r>
+      <w:r>
+        <w:rPr>
+          <w:sz w:val="22"/>
+          <w:szCs w:val="18"/>
+        </w:rPr>
+        <w:t>&gt;</w:t>
+      </w:r>
+    </w:p>
+    <w:p>
+      <w:pPr>
+        <w:spacing w:after="0" w:line="240" w:lineRule="auto"/>
+        <w:rPr>
+          <w:sz w:val="22"/>
+          <w:szCs w:val="18"/>
+        </w:rPr>
+      </w:pPr>
+      <w:r>
+        <w:rPr>
+          <w:sz w:val="22"/>
+          <w:szCs w:val="18"/>
+          <w:lang w:val="en-US"/>
+        </w:rPr>
+        <w:t> </w:t>
+      </w:r>
+      <w:r>
+        <w:rPr>
+          <w:sz w:val="22"/>
+          <w:szCs w:val="18"/>
+        </w:rPr>
+        <w:t xml:space="preserve"> </w:t>
+      </w:r>
+      <w:r>
+        <w:rPr>
+          <w:sz w:val="22"/>
+          <w:szCs w:val="18"/>
+          <w:lang w:val="en-US"/>
+        </w:rPr>
+        <w:t> </w:t>
+      </w:r>
+      <w:r>
+        <w:rPr>
+          <w:sz w:val="22"/>
+          <w:szCs w:val="18"/>
+        </w:rPr>
+        <w:t xml:space="preserve"> </w:t>
+      </w:r>
+      <w:r>
+        <w:rPr>
+          <w:sz w:val="22"/>
+          <w:szCs w:val="18"/>
+          <w:lang w:val="en-US"/>
+        </w:rPr>
+        <w:t> </w:t>
+      </w:r>
+      <w:r>
+        <w:rPr>
+          <w:sz w:val="22"/>
+          <w:szCs w:val="18"/>
+        </w:rPr>
+        <w:t xml:space="preserve"> &lt;/</w:t>
+      </w:r>
+      <w:r>
+        <w:rPr>
+          <w:sz w:val="22"/>
+          <w:szCs w:val="18"/>
+          <w:lang w:val="en-US"/>
+        </w:rPr>
+        <w:t>table</w:t>
+      </w:r>
+      <w:r>
+        <w:rPr>
+          <w:sz w:val="22"/>
+          <w:szCs w:val="18"/>
+        </w:rPr>
+        <w:t>&gt; &lt;!-- конец внутренней рамки --&gt;</w:t>
+      </w:r>
+    </w:p>
+    <w:p>
+      <w:pPr>
+        <w:spacing w:after="0" w:line="240" w:lineRule="auto"/>
+        <w:rPr>
+          <w:sz w:val="22"/>
+          <w:szCs w:val="18"/>
+        </w:rPr>
+      </w:pPr>
+      <w:r>
+        <w:rPr>
+          <w:sz w:val="22"/>
+          <w:szCs w:val="18"/>
+          <w:lang w:val="en-US"/>
+        </w:rPr>
+        <w:t> </w:t>
+      </w:r>
+      <w:r>
+        <w:rPr>
+          <w:sz w:val="22"/>
+          <w:szCs w:val="18"/>
+        </w:rPr>
+        <w:t xml:space="preserve"> </w:t>
+      </w:r>
+      <w:r>
+        <w:rPr>
+          <w:sz w:val="22"/>
+          <w:szCs w:val="18"/>
+          <w:lang w:val="en-US"/>
+        </w:rPr>
+        <w:t> </w:t>
+      </w:r>
+      <w:r>
+        <w:rPr>
+          <w:sz w:val="22"/>
+          <w:szCs w:val="18"/>
+        </w:rPr>
+        <w:t xml:space="preserve"> &lt;/</w:t>
+      </w:r>
+      <w:r>
+        <w:rPr>
+          <w:sz w:val="22"/>
+          <w:szCs w:val="18"/>
+          <w:lang w:val="en-US"/>
+        </w:rPr>
+        <w:t>td</w:t>
+      </w:r>
+      <w:r>
+        <w:rPr>
+          <w:sz w:val="22"/>
+          <w:szCs w:val="18"/>
+        </w:rPr>
+        <w:t>&gt;</w:t>
+      </w:r>
+    </w:p>
+    <w:p>
+      <w:pPr>
+        <w:spacing w:after="0" w:line="240" w:lineRule="auto"/>
+        <w:rPr>
+          <w:sz w:val="22"/>
+          <w:szCs w:val="18"/>
+        </w:rPr>
+      </w:pPr>
+      <w:r>
+        <w:rPr>
+          <w:sz w:val="22"/>
+          <w:szCs w:val="18"/>
+          <w:lang w:val="en-US"/>
+        </w:rPr>
+        <w:t> </w:t>
+      </w:r>
+      <w:r>
+        <w:rPr>
+          <w:sz w:val="22"/>
+          <w:szCs w:val="18"/>
+        </w:rPr>
+        <w:t xml:space="preserve"> &lt;/</w:t>
+      </w:r>
+      <w:r>
+        <w:rPr>
+          <w:sz w:val="22"/>
+          <w:szCs w:val="18"/>
+          <w:lang w:val="en-US"/>
+        </w:rPr>
+        <w:t>tr</w:t>
+      </w:r>
+      <w:r>
+        <w:rPr>
+          <w:sz w:val="22"/>
+          <w:szCs w:val="18"/>
+        </w:rPr>
+        <w:t>&gt;</w:t>
+      </w:r>
+    </w:p>
+    <w:p>
+      <w:pPr>
+        <w:spacing w:after="0" w:line="240" w:lineRule="auto"/>
+        <w:rPr>
+          <w:sz w:val="22"/>
+          <w:szCs w:val="18"/>
+        </w:rPr>
+      </w:pPr>
+      <w:r>
+        <w:rPr>
+          <w:sz w:val="22"/>
+          <w:szCs w:val="18"/>
+        </w:rPr>
+        <w:t>&lt;/</w:t>
+      </w:r>
+      <w:r>
+        <w:rPr>
+          <w:sz w:val="22"/>
+          <w:szCs w:val="18"/>
+          <w:lang w:val="en-US"/>
+        </w:rPr>
+        <w:t>table</w:t>
+      </w:r>
+      <w:r>
+        <w:rPr>
+          <w:sz w:val="22"/>
+          <w:szCs w:val="18"/>
+        </w:rPr>
+        <w:t>&gt; &lt;!-- конец внешней рамки --&gt;</w:t>
+      </w:r>
+    </w:p>
+    <w:p>
+      <w:pPr>
+        <w:spacing w:after="0" w:line="240" w:lineRule="auto"/>
+        <w:rPr>
+          <w:sz w:val="22"/>
+          <w:szCs w:val="18"/>
+        </w:rPr>
+      </w:pPr>
+      <w:r>
+        <w:rPr>
+          <w:sz w:val="22"/>
+          <w:szCs w:val="18"/>
+        </w:rPr>
+        <w:t>&lt;/</w:t>
+      </w:r>
       <w:r>
         <w:rPr>
           <w:sz w:val="22"/>
@@ -1850,16 +7088,15 @@
         </w:rPr>
         <w:t>body</w:t>
       </w:r>
-      <w:proofErr w:type="spellEnd"/>
-      <w:r>
-        <w:rPr>
-          <w:sz w:val="22"/>
-          <w:szCs w:val="18"/>
-          <w:lang w:val="en-US"/>
+      <w:r>
+        <w:rPr>
+          <w:sz w:val="22"/>
+          <w:szCs w:val="18"/>
         </w:rPr>
         <w:t>&gt;</w:t>
       </w:r>
     </w:p>
+    <w:bookmarkEnd w:id="4"/>
     <w:p>
       <w:pPr>
         <w:spacing w:after="0" w:line="240" w:lineRule="auto"/>
@@ -1869,3928 +7106,13 @@
           <w:lang w:val="en-US"/>
         </w:rPr>
       </w:pPr>
-    </w:p>
-    <w:p>
-      <w:pPr>
-        <w:spacing w:after="0" w:line="240" w:lineRule="auto"/>
-        <w:rPr>
-          <w:sz w:val="22"/>
-          <w:szCs w:val="18"/>
-          <w:lang w:val="en-US"/>
-        </w:rPr>
-      </w:pPr>
-      <w:proofErr w:type="gramStart"/>
-      <w:r>
-        <w:rPr>
-          <w:sz w:val="22"/>
-          <w:szCs w:val="18"/>
-          <w:lang w:val="en-US"/>
-        </w:rPr>
-        <w:t>&lt;!--</w:t>
-      </w:r>
-      <w:proofErr w:type="gramEnd"/>
-      <w:r>
-        <w:rPr>
-          <w:sz w:val="22"/>
-          <w:szCs w:val="18"/>
-          <w:lang w:val="en-US"/>
-        </w:rPr>
-        <w:t xml:space="preserve"> Внешняя рамка --&gt;</w:t>
-      </w:r>
-    </w:p>
-    <w:p>
-      <w:pPr>
-        <w:spacing w:after="0" w:line="240" w:lineRule="auto"/>
-        <w:rPr>
-          <w:sz w:val="22"/>
-          <w:szCs w:val="18"/>
-          <w:lang w:val="en-US"/>
-        </w:rPr>
-      </w:pPr>
-      <w:r>
-        <w:rPr>
-          <w:sz w:val="22"/>
-          <w:szCs w:val="18"/>
-          <w:lang w:val="en-US"/>
-        </w:rPr>
-        <w:t xml:space="preserve">&lt;table border="6" width="98%" cellpadding="10" </w:t>
-      </w:r>
-      <w:proofErr w:type="spellStart"/>
-      <w:r>
-        <w:rPr>
-          <w:sz w:val="22"/>
-          <w:szCs w:val="18"/>
-          <w:lang w:val="en-US"/>
-        </w:rPr>
-        <w:t>cellspacing</w:t>
-      </w:r>
-      <w:proofErr w:type="spellEnd"/>
-      <w:r>
-        <w:rPr>
-          <w:sz w:val="22"/>
-          <w:szCs w:val="18"/>
-          <w:lang w:val="en-US"/>
-        </w:rPr>
-        <w:t>="0" align="center"&gt;</w:t>
-      </w:r>
-    </w:p>
-    <w:p>
-      <w:pPr>
-        <w:spacing w:after="0" w:line="240" w:lineRule="auto"/>
-        <w:rPr>
-          <w:sz w:val="22"/>
-          <w:szCs w:val="18"/>
-          <w:lang w:val="en-US"/>
-        </w:rPr>
-      </w:pPr>
-      <w:r>
-        <w:rPr>
-          <w:sz w:val="22"/>
-          <w:szCs w:val="18"/>
-          <w:lang w:val="en-US"/>
-        </w:rPr>
-        <w:t>  &lt;tr&gt;</w:t>
-      </w:r>
-    </w:p>
-    <w:p>
-      <w:pPr>
-        <w:spacing w:after="0" w:line="240" w:lineRule="auto"/>
-        <w:rPr>
-          <w:sz w:val="22"/>
-          <w:szCs w:val="18"/>
-          <w:lang w:val="en-US"/>
-        </w:rPr>
-      </w:pPr>
-      <w:r>
-        <w:rPr>
-          <w:sz w:val="22"/>
-          <w:szCs w:val="18"/>
-          <w:lang w:val="en-US"/>
-        </w:rPr>
-        <w:t>    &lt;</w:t>
-      </w:r>
-      <w:proofErr w:type="spellStart"/>
-      <w:r>
-        <w:rPr>
-          <w:sz w:val="22"/>
-          <w:szCs w:val="18"/>
-          <w:lang w:val="en-US"/>
-        </w:rPr>
-        <w:t>td</w:t>
-      </w:r>
-      <w:proofErr w:type="spellEnd"/>
-      <w:r>
-        <w:rPr>
-          <w:sz w:val="22"/>
-          <w:szCs w:val="18"/>
-          <w:lang w:val="en-US"/>
-        </w:rPr>
-        <w:t>&gt;</w:t>
-      </w:r>
-    </w:p>
-    <w:p>
-      <w:pPr>
-        <w:spacing w:after="0" w:line="240" w:lineRule="auto"/>
-        <w:rPr>
-          <w:sz w:val="22"/>
-          <w:szCs w:val="18"/>
-          <w:lang w:val="en-US"/>
-        </w:rPr>
-      </w:pPr>
-      <w:r>
-        <w:rPr>
-          <w:sz w:val="22"/>
-          <w:szCs w:val="18"/>
-          <w:lang w:val="en-US"/>
-        </w:rPr>
-        <w:t xml:space="preserve">      </w:t>
-      </w:r>
-      <w:proofErr w:type="gramStart"/>
-      <w:r>
-        <w:rPr>
-          <w:sz w:val="22"/>
-          <w:szCs w:val="18"/>
-          <w:lang w:val="en-US"/>
-        </w:rPr>
-        <w:t>&lt;!--</w:t>
-      </w:r>
-      <w:proofErr w:type="gramEnd"/>
-      <w:r>
-        <w:rPr>
-          <w:sz w:val="22"/>
-          <w:szCs w:val="18"/>
-          <w:lang w:val="en-US"/>
-        </w:rPr>
-        <w:t xml:space="preserve"> Внешний блок --&gt;</w:t>
-      </w:r>
-    </w:p>
-    <w:p>
-      <w:pPr>
-        <w:spacing w:after="0" w:line="240" w:lineRule="auto"/>
-        <w:rPr>
-          <w:sz w:val="22"/>
-          <w:szCs w:val="18"/>
-          <w:lang w:val="en-US"/>
-        </w:rPr>
-      </w:pPr>
-      <w:r>
-        <w:rPr>
-          <w:sz w:val="22"/>
-          <w:szCs w:val="18"/>
-          <w:lang w:val="en-US"/>
-        </w:rPr>
-        <w:t>      &lt;div align="center"&gt;&lt;strong&gt;</w:t>
-      </w:r>
-      <w:proofErr w:type="spellStart"/>
-      <w:r>
-        <w:rPr>
-          <w:sz w:val="22"/>
-          <w:szCs w:val="18"/>
-          <w:lang w:val="en-US"/>
-        </w:rPr>
-        <w:t>Сайт-визитка</w:t>
-      </w:r>
-      <w:proofErr w:type="spellEnd"/>
-      <w:r>
-        <w:rPr>
-          <w:sz w:val="22"/>
-          <w:szCs w:val="18"/>
-          <w:lang w:val="en-US"/>
-        </w:rPr>
-        <w:t>&lt;/strong&gt;&lt;/div&gt;</w:t>
-      </w:r>
-    </w:p>
-    <w:p>
-      <w:pPr>
-        <w:spacing w:after="0" w:line="240" w:lineRule="auto"/>
-        <w:rPr>
-          <w:sz w:val="22"/>
-          <w:szCs w:val="18"/>
-          <w:lang w:val="en-US"/>
-        </w:rPr>
-      </w:pPr>
-      <w:r>
-        <w:rPr>
-          <w:sz w:val="22"/>
-          <w:szCs w:val="18"/>
-          <w:lang w:val="en-US"/>
-        </w:rPr>
-        <w:t xml:space="preserve">      </w:t>
-      </w:r>
-      <w:proofErr w:type="gramStart"/>
-      <w:r>
-        <w:rPr>
-          <w:sz w:val="22"/>
-          <w:szCs w:val="18"/>
-          <w:lang w:val="en-US"/>
-        </w:rPr>
-        <w:t>&lt;!--</w:t>
-      </w:r>
-      <w:proofErr w:type="gramEnd"/>
-      <w:r>
-        <w:rPr>
-          <w:sz w:val="22"/>
-          <w:szCs w:val="18"/>
-          <w:lang w:val="en-US"/>
-        </w:rPr>
-        <w:t xml:space="preserve"> Внутренняя рамка --&gt;</w:t>
-      </w:r>
-    </w:p>
-    <w:p>
-      <w:pPr>
-        <w:spacing w:after="0" w:line="240" w:lineRule="auto"/>
-        <w:rPr>
-          <w:sz w:val="22"/>
-          <w:szCs w:val="18"/>
-          <w:lang w:val="en-US"/>
-        </w:rPr>
-      </w:pPr>
-      <w:r>
-        <w:rPr>
-          <w:sz w:val="22"/>
-          <w:szCs w:val="18"/>
-          <w:lang w:val="en-US"/>
-        </w:rPr>
-        <w:t xml:space="preserve">      &lt;table border="4" width="95%" cellpadding="8" </w:t>
-      </w:r>
-      <w:proofErr w:type="spellStart"/>
-      <w:r>
-        <w:rPr>
-          <w:sz w:val="22"/>
-          <w:szCs w:val="18"/>
-          <w:lang w:val="en-US"/>
-        </w:rPr>
-        <w:t>cellspacing</w:t>
-      </w:r>
-      <w:proofErr w:type="spellEnd"/>
-      <w:r>
-        <w:rPr>
-          <w:sz w:val="22"/>
-          <w:szCs w:val="18"/>
-          <w:lang w:val="en-US"/>
-        </w:rPr>
-        <w:t>="0" align="center"&gt;</w:t>
-      </w:r>
-    </w:p>
-    <w:p>
-      <w:pPr>
-        <w:spacing w:after="0" w:line="240" w:lineRule="auto"/>
-        <w:rPr>
-          <w:sz w:val="22"/>
-          <w:szCs w:val="18"/>
-          <w:lang w:val="en-US"/>
-        </w:rPr>
-      </w:pPr>
-      <w:r>
-        <w:rPr>
-          <w:sz w:val="22"/>
-          <w:szCs w:val="18"/>
-          <w:lang w:val="en-US"/>
-        </w:rPr>
-        <w:t>        &lt;tr&gt;</w:t>
-      </w:r>
-    </w:p>
-    <w:p>
-      <w:pPr>
-        <w:spacing w:after="0" w:line="240" w:lineRule="auto"/>
-        <w:rPr>
-          <w:sz w:val="22"/>
-          <w:szCs w:val="18"/>
-          <w:lang w:val="en-US"/>
-        </w:rPr>
-      </w:pPr>
-      <w:r>
-        <w:rPr>
-          <w:sz w:val="22"/>
-          <w:szCs w:val="18"/>
-          <w:lang w:val="en-US"/>
-        </w:rPr>
-        <w:t>          &lt;</w:t>
-      </w:r>
-      <w:proofErr w:type="spellStart"/>
-      <w:r>
-        <w:rPr>
-          <w:sz w:val="22"/>
-          <w:szCs w:val="18"/>
-          <w:lang w:val="en-US"/>
-        </w:rPr>
-        <w:t>td</w:t>
-      </w:r>
-      <w:proofErr w:type="spellEnd"/>
-      <w:r>
-        <w:rPr>
-          <w:sz w:val="22"/>
-          <w:szCs w:val="18"/>
-          <w:lang w:val="en-US"/>
-        </w:rPr>
-        <w:t>&gt;</w:t>
-      </w:r>
-    </w:p>
-    <w:p>
-      <w:pPr>
-        <w:spacing w:after="0" w:line="240" w:lineRule="auto"/>
-        <w:rPr>
-          <w:sz w:val="22"/>
-          <w:szCs w:val="18"/>
-          <w:lang w:val="en-US"/>
-        </w:rPr>
-      </w:pPr>
-    </w:p>
-    <w:p>
-      <w:pPr>
-        <w:spacing w:after="0" w:line="240" w:lineRule="auto"/>
-        <w:rPr>
-          <w:sz w:val="22"/>
-          <w:szCs w:val="18"/>
-          <w:lang w:val="en-US"/>
-        </w:rPr>
-      </w:pPr>
-      <w:r>
-        <w:rPr>
-          <w:sz w:val="22"/>
-          <w:szCs w:val="18"/>
-          <w:lang w:val="en-US"/>
-        </w:rPr>
-        <w:t xml:space="preserve">            </w:t>
-      </w:r>
-      <w:proofErr w:type="gramStart"/>
-      <w:r>
-        <w:rPr>
-          <w:sz w:val="22"/>
-          <w:szCs w:val="18"/>
-          <w:lang w:val="en-US"/>
-        </w:rPr>
-        <w:t>&lt;!--</w:t>
-      </w:r>
-      <w:proofErr w:type="gramEnd"/>
-      <w:r>
-        <w:rPr>
-          <w:sz w:val="22"/>
-          <w:szCs w:val="18"/>
-          <w:lang w:val="en-US"/>
-        </w:rPr>
-        <w:t xml:space="preserve"> Заголовок 5 --&gt;</w:t>
-      </w:r>
-    </w:p>
-    <w:p>
-      <w:pPr>
-        <w:spacing w:after="0" w:line="240" w:lineRule="auto"/>
-        <w:rPr>
-          <w:sz w:val="22"/>
-          <w:szCs w:val="18"/>
-          <w:lang w:val="en-US"/>
-        </w:rPr>
-      </w:pPr>
-      <w:r>
-        <w:rPr>
-          <w:sz w:val="22"/>
-          <w:szCs w:val="18"/>
-          <w:lang w:val="en-US"/>
-        </w:rPr>
-        <w:t>            &lt;</w:t>
-      </w:r>
-      <w:proofErr w:type="spellStart"/>
-      <w:r>
-        <w:rPr>
-          <w:sz w:val="22"/>
-          <w:szCs w:val="18"/>
-          <w:lang w:val="en-US"/>
-        </w:rPr>
-        <w:t>div</w:t>
-      </w:r>
-      <w:proofErr w:type="spellEnd"/>
-      <w:r>
-        <w:rPr>
-          <w:sz w:val="22"/>
-          <w:szCs w:val="18"/>
-          <w:lang w:val="en-US"/>
-        </w:rPr>
-        <w:t xml:space="preserve"> </w:t>
-      </w:r>
-      <w:proofErr w:type="spellStart"/>
-      <w:r>
-        <w:rPr>
-          <w:sz w:val="22"/>
-          <w:szCs w:val="18"/>
-          <w:lang w:val="en-US"/>
-        </w:rPr>
-        <w:t>align</w:t>
-      </w:r>
-      <w:proofErr w:type="spellEnd"/>
-      <w:r>
-        <w:rPr>
-          <w:sz w:val="22"/>
-          <w:szCs w:val="18"/>
-          <w:lang w:val="en-US"/>
-        </w:rPr>
-        <w:t>="</w:t>
-      </w:r>
-      <w:proofErr w:type="spellStart"/>
-      <w:r>
-        <w:rPr>
-          <w:sz w:val="22"/>
-          <w:szCs w:val="18"/>
-          <w:lang w:val="en-US"/>
-        </w:rPr>
-        <w:t>center</w:t>
-      </w:r>
-      <w:proofErr w:type="spellEnd"/>
-      <w:r>
-        <w:rPr>
-          <w:sz w:val="22"/>
-          <w:szCs w:val="18"/>
-          <w:lang w:val="en-US"/>
-        </w:rPr>
-        <w:t>"&gt;</w:t>
-      </w:r>
-    </w:p>
-    <w:p>
-      <w:pPr>
-        <w:spacing w:after="0" w:line="240" w:lineRule="auto"/>
-        <w:rPr>
-          <w:sz w:val="22"/>
-          <w:szCs w:val="18"/>
-          <w:lang w:val="en-US"/>
-        </w:rPr>
-      </w:pPr>
-      <w:r>
-        <w:rPr>
-          <w:sz w:val="22"/>
-          <w:szCs w:val="18"/>
-          <w:lang w:val="en-US"/>
-        </w:rPr>
-        <w:t>              &lt;h</w:t>
-      </w:r>
-      <w:proofErr w:type="gramStart"/>
-      <w:r>
-        <w:rPr>
-          <w:sz w:val="22"/>
-          <w:szCs w:val="18"/>
-          <w:lang w:val="en-US"/>
-        </w:rPr>
-        <w:t>5&gt;Лабораторная</w:t>
-      </w:r>
-      <w:proofErr w:type="gramEnd"/>
-      <w:r>
-        <w:rPr>
-          <w:sz w:val="22"/>
-          <w:szCs w:val="18"/>
-          <w:lang w:val="en-US"/>
-        </w:rPr>
-        <w:t xml:space="preserve"> работа №1&lt;/h5&gt;</w:t>
-      </w:r>
-    </w:p>
-    <w:p>
-      <w:pPr>
-        <w:spacing w:after="0" w:line="240" w:lineRule="auto"/>
-        <w:rPr>
-          <w:sz w:val="22"/>
-          <w:szCs w:val="18"/>
-          <w:lang w:val="en-US"/>
-        </w:rPr>
-      </w:pPr>
-      <w:r>
-        <w:rPr>
-          <w:sz w:val="22"/>
-          <w:szCs w:val="18"/>
-          <w:lang w:val="en-US"/>
-        </w:rPr>
-        <w:t>            &lt;/</w:t>
-      </w:r>
-      <w:proofErr w:type="spellStart"/>
-      <w:r>
-        <w:rPr>
-          <w:sz w:val="22"/>
-          <w:szCs w:val="18"/>
-          <w:lang w:val="en-US"/>
-        </w:rPr>
-        <w:t>div</w:t>
-      </w:r>
-      <w:proofErr w:type="spellEnd"/>
-      <w:r>
-        <w:rPr>
-          <w:sz w:val="22"/>
-          <w:szCs w:val="18"/>
-          <w:lang w:val="en-US"/>
-        </w:rPr>
-        <w:t>&gt;</w:t>
-      </w:r>
-    </w:p>
-    <w:p>
-      <w:pPr>
-        <w:spacing w:after="0" w:line="240" w:lineRule="auto"/>
-        <w:rPr>
-          <w:sz w:val="22"/>
-          <w:szCs w:val="18"/>
-          <w:lang w:val="en-US"/>
-        </w:rPr>
-      </w:pPr>
-    </w:p>
-    <w:p>
-      <w:pPr>
-        <w:spacing w:after="0" w:line="240" w:lineRule="auto"/>
-        <w:rPr>
-          <w:sz w:val="22"/>
-          <w:szCs w:val="18"/>
-          <w:lang w:val="en-US"/>
-        </w:rPr>
-      </w:pPr>
-      <w:r>
-        <w:rPr>
-          <w:sz w:val="22"/>
-          <w:szCs w:val="18"/>
-          <w:lang w:val="en-US"/>
-        </w:rPr>
-        <w:t xml:space="preserve">            </w:t>
-      </w:r>
-      <w:proofErr w:type="gramStart"/>
-      <w:r>
-        <w:rPr>
-          <w:sz w:val="22"/>
-          <w:szCs w:val="18"/>
-          <w:lang w:val="en-US"/>
-        </w:rPr>
-        <w:t>&lt;!--</w:t>
-      </w:r>
-      <w:proofErr w:type="gramEnd"/>
-      <w:r>
-        <w:rPr>
-          <w:sz w:val="22"/>
-          <w:szCs w:val="18"/>
-          <w:lang w:val="en-US"/>
-        </w:rPr>
-        <w:t xml:space="preserve"> Основная таблица макета --&gt;</w:t>
-      </w:r>
-    </w:p>
-    <w:p>
-      <w:pPr>
-        <w:spacing w:after="0" w:line="240" w:lineRule="auto"/>
-        <w:rPr>
-          <w:sz w:val="22"/>
-          <w:szCs w:val="18"/>
-          <w:lang w:val="en-US"/>
-        </w:rPr>
-      </w:pPr>
-      <w:r>
-        <w:rPr>
-          <w:sz w:val="22"/>
-          <w:szCs w:val="18"/>
-          <w:lang w:val="en-US"/>
-        </w:rPr>
-        <w:t xml:space="preserve">            &lt;table border="4" width="90%" cellpadding="8" </w:t>
-      </w:r>
-      <w:proofErr w:type="spellStart"/>
-      <w:r>
-        <w:rPr>
-          <w:sz w:val="22"/>
-          <w:szCs w:val="18"/>
-          <w:lang w:val="en-US"/>
-        </w:rPr>
-        <w:t>cellspacing</w:t>
-      </w:r>
-      <w:proofErr w:type="spellEnd"/>
-      <w:r>
-        <w:rPr>
-          <w:sz w:val="22"/>
-          <w:szCs w:val="18"/>
-          <w:lang w:val="en-US"/>
-        </w:rPr>
-        <w:t>="0" align="center"&gt;</w:t>
-      </w:r>
-    </w:p>
-    <w:p>
-      <w:pPr>
-        <w:spacing w:after="0" w:line="240" w:lineRule="auto"/>
-        <w:rPr>
-          <w:sz w:val="22"/>
-          <w:szCs w:val="18"/>
-          <w:lang w:val="en-US"/>
-        </w:rPr>
-      </w:pPr>
-      <w:r>
-        <w:rPr>
-          <w:sz w:val="22"/>
-          <w:szCs w:val="18"/>
-          <w:lang w:val="en-US"/>
-        </w:rPr>
-        <w:t xml:space="preserve">              </w:t>
-      </w:r>
-      <w:proofErr w:type="gramStart"/>
-      <w:r>
-        <w:rPr>
-          <w:sz w:val="22"/>
-          <w:szCs w:val="18"/>
-          <w:lang w:val="en-US"/>
-        </w:rPr>
-        <w:t>&lt;!--</w:t>
-      </w:r>
-      <w:proofErr w:type="gramEnd"/>
-      <w:r>
-        <w:rPr>
-          <w:sz w:val="22"/>
-          <w:szCs w:val="18"/>
-          <w:lang w:val="en-US"/>
-        </w:rPr>
-        <w:t xml:space="preserve"> </w:t>
-      </w:r>
-      <w:proofErr w:type="spellStart"/>
-      <w:r>
-        <w:rPr>
-          <w:sz w:val="22"/>
-          <w:szCs w:val="18"/>
-          <w:lang w:val="en-US"/>
-        </w:rPr>
-        <w:t>Заголовок</w:t>
-      </w:r>
-      <w:proofErr w:type="spellEnd"/>
-      <w:r>
-        <w:rPr>
-          <w:sz w:val="22"/>
-          <w:szCs w:val="18"/>
-          <w:lang w:val="en-US"/>
-        </w:rPr>
-        <w:t xml:space="preserve"> </w:t>
-      </w:r>
-      <w:proofErr w:type="spellStart"/>
-      <w:r>
-        <w:rPr>
-          <w:sz w:val="22"/>
-          <w:szCs w:val="18"/>
-          <w:lang w:val="en-US"/>
-        </w:rPr>
-        <w:t>области</w:t>
-      </w:r>
-      <w:proofErr w:type="spellEnd"/>
-      <w:r>
-        <w:rPr>
-          <w:sz w:val="22"/>
-          <w:szCs w:val="18"/>
-          <w:lang w:val="en-US"/>
-        </w:rPr>
-        <w:t xml:space="preserve"> 4 --&gt;</w:t>
-      </w:r>
-    </w:p>
-    <w:p>
-      <w:pPr>
-        <w:spacing w:after="0" w:line="240" w:lineRule="auto"/>
-        <w:rPr>
-          <w:sz w:val="22"/>
-          <w:szCs w:val="18"/>
-          <w:lang w:val="en-US"/>
-        </w:rPr>
-      </w:pPr>
-      <w:r>
-        <w:rPr>
-          <w:sz w:val="22"/>
-          <w:szCs w:val="18"/>
-          <w:lang w:val="en-US"/>
-        </w:rPr>
-        <w:t>              &lt;</w:t>
-      </w:r>
-      <w:proofErr w:type="spellStart"/>
-      <w:r>
-        <w:rPr>
-          <w:sz w:val="22"/>
-          <w:szCs w:val="18"/>
-          <w:lang w:val="en-US"/>
-        </w:rPr>
-        <w:t>tr</w:t>
-      </w:r>
-      <w:proofErr w:type="spellEnd"/>
-      <w:r>
-        <w:rPr>
-          <w:sz w:val="22"/>
-          <w:szCs w:val="18"/>
-          <w:lang w:val="en-US"/>
-        </w:rPr>
-        <w:t>&gt;</w:t>
-      </w:r>
-    </w:p>
-    <w:p>
-      <w:pPr>
-        <w:spacing w:after="0" w:line="240" w:lineRule="auto"/>
-        <w:rPr>
-          <w:sz w:val="22"/>
-          <w:szCs w:val="18"/>
-          <w:lang w:val="en-US"/>
-        </w:rPr>
-      </w:pPr>
-      <w:r>
-        <w:rPr>
-          <w:sz w:val="22"/>
-          <w:szCs w:val="18"/>
-          <w:lang w:val="en-US"/>
-        </w:rPr>
-        <w:t>                &lt;</w:t>
-      </w:r>
-      <w:proofErr w:type="spellStart"/>
-      <w:r>
-        <w:rPr>
-          <w:sz w:val="22"/>
-          <w:szCs w:val="18"/>
-          <w:lang w:val="en-US"/>
-        </w:rPr>
-        <w:t>td</w:t>
-      </w:r>
-      <w:proofErr w:type="spellEnd"/>
-      <w:r>
-        <w:rPr>
-          <w:sz w:val="22"/>
-          <w:szCs w:val="18"/>
-          <w:lang w:val="en-US"/>
-        </w:rPr>
-        <w:t xml:space="preserve"> </w:t>
-      </w:r>
-      <w:proofErr w:type="spellStart"/>
-      <w:r>
-        <w:rPr>
-          <w:sz w:val="22"/>
-          <w:szCs w:val="18"/>
-          <w:lang w:val="en-US"/>
-        </w:rPr>
-        <w:t>colspan</w:t>
-      </w:r>
-      <w:proofErr w:type="spellEnd"/>
-      <w:r>
-        <w:rPr>
-          <w:sz w:val="22"/>
-          <w:szCs w:val="18"/>
-          <w:lang w:val="en-US"/>
-        </w:rPr>
-        <w:t xml:space="preserve">="3" </w:t>
-      </w:r>
-      <w:proofErr w:type="spellStart"/>
-      <w:r>
-        <w:rPr>
-          <w:sz w:val="22"/>
-          <w:szCs w:val="18"/>
-          <w:lang w:val="en-US"/>
-        </w:rPr>
-        <w:t>align</w:t>
-      </w:r>
-      <w:proofErr w:type="spellEnd"/>
-      <w:r>
-        <w:rPr>
-          <w:sz w:val="22"/>
-          <w:szCs w:val="18"/>
-          <w:lang w:val="en-US"/>
-        </w:rPr>
-        <w:t>="</w:t>
-      </w:r>
-      <w:proofErr w:type="spellStart"/>
-      <w:r>
-        <w:rPr>
-          <w:sz w:val="22"/>
-          <w:szCs w:val="18"/>
-          <w:lang w:val="en-US"/>
-        </w:rPr>
-        <w:t>center</w:t>
-      </w:r>
-      <w:proofErr w:type="spellEnd"/>
-      <w:r>
-        <w:rPr>
-          <w:sz w:val="22"/>
-          <w:szCs w:val="18"/>
-          <w:lang w:val="en-US"/>
-        </w:rPr>
-        <w:t>"&gt;</w:t>
-      </w:r>
-    </w:p>
-    <w:p>
-      <w:pPr>
-        <w:spacing w:after="0" w:line="240" w:lineRule="auto"/>
-        <w:rPr>
-          <w:sz w:val="22"/>
-          <w:szCs w:val="18"/>
-          <w:lang w:val="en-US"/>
-        </w:rPr>
-      </w:pPr>
-      <w:r>
-        <w:rPr>
-          <w:sz w:val="22"/>
-          <w:szCs w:val="18"/>
-          <w:lang w:val="en-US"/>
-        </w:rPr>
-        <w:t>                  &lt;h</w:t>
-      </w:r>
-      <w:proofErr w:type="gramStart"/>
-      <w:r>
-        <w:rPr>
-          <w:sz w:val="22"/>
-          <w:szCs w:val="18"/>
-          <w:lang w:val="en-US"/>
-        </w:rPr>
-        <w:t>4&gt;Информация</w:t>
-      </w:r>
-      <w:proofErr w:type="gramEnd"/>
-      <w:r>
-        <w:rPr>
-          <w:sz w:val="22"/>
-          <w:szCs w:val="18"/>
-          <w:lang w:val="en-US"/>
-        </w:rPr>
-        <w:t>&lt;/h4&gt;</w:t>
-      </w:r>
-    </w:p>
-    <w:p>
-      <w:pPr>
-        <w:spacing w:after="0" w:line="240" w:lineRule="auto"/>
-        <w:rPr>
-          <w:sz w:val="22"/>
-          <w:szCs w:val="18"/>
-          <w:lang w:val="en-US"/>
-        </w:rPr>
-      </w:pPr>
-      <w:r>
-        <w:rPr>
-          <w:sz w:val="22"/>
-          <w:szCs w:val="18"/>
-          <w:lang w:val="en-US"/>
-        </w:rPr>
-        <w:t>                &lt;/</w:t>
-      </w:r>
-      <w:proofErr w:type="spellStart"/>
-      <w:r>
-        <w:rPr>
-          <w:sz w:val="22"/>
-          <w:szCs w:val="18"/>
-          <w:lang w:val="en-US"/>
-        </w:rPr>
-        <w:t>td</w:t>
-      </w:r>
-      <w:proofErr w:type="spellEnd"/>
-      <w:r>
-        <w:rPr>
-          <w:sz w:val="22"/>
-          <w:szCs w:val="18"/>
-          <w:lang w:val="en-US"/>
-        </w:rPr>
-        <w:t>&gt;</w:t>
-      </w:r>
-    </w:p>
-    <w:p>
-      <w:pPr>
-        <w:spacing w:after="0" w:line="240" w:lineRule="auto"/>
-        <w:rPr>
-          <w:sz w:val="22"/>
-          <w:szCs w:val="18"/>
-          <w:lang w:val="en-US"/>
-        </w:rPr>
-      </w:pPr>
-      <w:r>
-        <w:rPr>
-          <w:sz w:val="22"/>
-          <w:szCs w:val="18"/>
-          <w:lang w:val="en-US"/>
-        </w:rPr>
-        <w:t>              &lt;/</w:t>
-      </w:r>
-      <w:proofErr w:type="spellStart"/>
-      <w:r>
-        <w:rPr>
-          <w:sz w:val="22"/>
-          <w:szCs w:val="18"/>
-          <w:lang w:val="en-US"/>
-        </w:rPr>
-        <w:t>tr</w:t>
-      </w:r>
-      <w:proofErr w:type="spellEnd"/>
-      <w:r>
-        <w:rPr>
-          <w:sz w:val="22"/>
-          <w:szCs w:val="18"/>
-          <w:lang w:val="en-US"/>
-        </w:rPr>
-        <w:t>&gt;</w:t>
-      </w:r>
-    </w:p>
-    <w:p>
-      <w:pPr>
-        <w:spacing w:after="0" w:line="240" w:lineRule="auto"/>
-        <w:rPr>
-          <w:sz w:val="22"/>
-          <w:szCs w:val="18"/>
-          <w:lang w:val="en-US"/>
-        </w:rPr>
-      </w:pPr>
-    </w:p>
-    <w:p>
-      <w:pPr>
-        <w:spacing w:after="0" w:line="240" w:lineRule="auto"/>
-        <w:rPr>
-          <w:sz w:val="22"/>
-          <w:szCs w:val="18"/>
-          <w:lang w:val="en-US"/>
-        </w:rPr>
-      </w:pPr>
-      <w:r>
-        <w:rPr>
-          <w:sz w:val="22"/>
-          <w:szCs w:val="18"/>
-          <w:lang w:val="en-US"/>
-        </w:rPr>
-        <w:t xml:space="preserve">              </w:t>
-      </w:r>
-      <w:proofErr w:type="gramStart"/>
-      <w:r>
-        <w:rPr>
-          <w:sz w:val="22"/>
-          <w:szCs w:val="18"/>
-          <w:lang w:val="en-US"/>
-        </w:rPr>
-        <w:t>&lt;!--</w:t>
-      </w:r>
-      <w:proofErr w:type="gramEnd"/>
-      <w:r>
-        <w:rPr>
-          <w:sz w:val="22"/>
-          <w:szCs w:val="18"/>
-          <w:lang w:val="en-US"/>
-        </w:rPr>
-        <w:t xml:space="preserve"> Три колонки: левая, средняя, правая --&gt;</w:t>
-      </w:r>
-    </w:p>
-    <w:p>
-      <w:pPr>
-        <w:spacing w:after="0" w:line="240" w:lineRule="auto"/>
-        <w:rPr>
-          <w:sz w:val="22"/>
-          <w:szCs w:val="18"/>
-          <w:lang w:val="en-US"/>
-        </w:rPr>
-      </w:pPr>
-      <w:r>
-        <w:rPr>
-          <w:sz w:val="22"/>
-          <w:szCs w:val="18"/>
-          <w:lang w:val="en-US"/>
-        </w:rPr>
-        <w:t>              &lt;</w:t>
-      </w:r>
-      <w:proofErr w:type="spellStart"/>
-      <w:r>
-        <w:rPr>
-          <w:sz w:val="22"/>
-          <w:szCs w:val="18"/>
-          <w:lang w:val="en-US"/>
-        </w:rPr>
-        <w:t>tr</w:t>
-      </w:r>
-      <w:proofErr w:type="spellEnd"/>
-      <w:r>
-        <w:rPr>
-          <w:sz w:val="22"/>
-          <w:szCs w:val="18"/>
-          <w:lang w:val="en-US"/>
-        </w:rPr>
-        <w:t>&gt;</w:t>
-      </w:r>
-    </w:p>
-    <w:p>
-      <w:pPr>
-        <w:spacing w:after="0" w:line="240" w:lineRule="auto"/>
-        <w:rPr>
-          <w:sz w:val="22"/>
-          <w:szCs w:val="18"/>
-          <w:lang w:val="en-US"/>
-        </w:rPr>
-      </w:pPr>
-      <w:r>
-        <w:rPr>
-          <w:sz w:val="22"/>
-          <w:szCs w:val="18"/>
-          <w:lang w:val="en-US"/>
-        </w:rPr>
-        <w:t xml:space="preserve">                </w:t>
-      </w:r>
-      <w:proofErr w:type="gramStart"/>
-      <w:r>
-        <w:rPr>
-          <w:sz w:val="22"/>
-          <w:szCs w:val="18"/>
-          <w:lang w:val="en-US"/>
-        </w:rPr>
-        <w:t>&lt;!--</w:t>
-      </w:r>
-      <w:proofErr w:type="gramEnd"/>
-      <w:r>
-        <w:rPr>
-          <w:sz w:val="22"/>
-          <w:szCs w:val="18"/>
-          <w:lang w:val="en-US"/>
-        </w:rPr>
-        <w:t xml:space="preserve"> Левая колонка: личные данные, маркированный список --&gt;</w:t>
-      </w:r>
-    </w:p>
-    <w:p>
-      <w:pPr>
-        <w:spacing w:after="0" w:line="240" w:lineRule="auto"/>
-        <w:rPr>
-          <w:sz w:val="22"/>
-          <w:szCs w:val="18"/>
-          <w:lang w:val="en-US"/>
-        </w:rPr>
-      </w:pPr>
-      <w:r>
-        <w:rPr>
-          <w:sz w:val="22"/>
-          <w:szCs w:val="18"/>
-          <w:lang w:val="en-US"/>
-        </w:rPr>
-        <w:t>                &lt;</w:t>
-      </w:r>
-      <w:proofErr w:type="spellStart"/>
-      <w:r>
-        <w:rPr>
-          <w:sz w:val="22"/>
-          <w:szCs w:val="18"/>
-          <w:lang w:val="en-US"/>
-        </w:rPr>
-        <w:t>td</w:t>
-      </w:r>
-      <w:proofErr w:type="spellEnd"/>
-      <w:r>
-        <w:rPr>
-          <w:sz w:val="22"/>
-          <w:szCs w:val="18"/>
-          <w:lang w:val="en-US"/>
-        </w:rPr>
-        <w:t xml:space="preserve"> </w:t>
-      </w:r>
-      <w:proofErr w:type="spellStart"/>
-      <w:r>
-        <w:rPr>
-          <w:sz w:val="22"/>
-          <w:szCs w:val="18"/>
-          <w:lang w:val="en-US"/>
-        </w:rPr>
-        <w:t>width</w:t>
-      </w:r>
-      <w:proofErr w:type="spellEnd"/>
-      <w:r>
-        <w:rPr>
-          <w:sz w:val="22"/>
-          <w:szCs w:val="18"/>
-          <w:lang w:val="en-US"/>
-        </w:rPr>
-        <w:t xml:space="preserve">="33%" </w:t>
-      </w:r>
-      <w:proofErr w:type="spellStart"/>
-      <w:r>
-        <w:rPr>
-          <w:sz w:val="22"/>
-          <w:szCs w:val="18"/>
-          <w:lang w:val="en-US"/>
-        </w:rPr>
-        <w:t>valign</w:t>
-      </w:r>
-      <w:proofErr w:type="spellEnd"/>
-      <w:r>
-        <w:rPr>
-          <w:sz w:val="22"/>
-          <w:szCs w:val="18"/>
-          <w:lang w:val="en-US"/>
-        </w:rPr>
-        <w:t>="</w:t>
-      </w:r>
-      <w:proofErr w:type="spellStart"/>
-      <w:r>
-        <w:rPr>
-          <w:sz w:val="22"/>
-          <w:szCs w:val="18"/>
-          <w:lang w:val="en-US"/>
-        </w:rPr>
-        <w:t>top</w:t>
-      </w:r>
-      <w:proofErr w:type="spellEnd"/>
-      <w:r>
-        <w:rPr>
-          <w:sz w:val="22"/>
-          <w:szCs w:val="18"/>
-          <w:lang w:val="en-US"/>
-        </w:rPr>
-        <w:t>"&gt;</w:t>
-      </w:r>
-    </w:p>
-    <w:p>
-      <w:pPr>
-        <w:spacing w:after="0" w:line="240" w:lineRule="auto"/>
-        <w:rPr>
-          <w:sz w:val="22"/>
-          <w:szCs w:val="18"/>
-          <w:lang w:val="en-US"/>
-        </w:rPr>
-      </w:pPr>
-      <w:r>
-        <w:rPr>
-          <w:sz w:val="22"/>
-          <w:szCs w:val="18"/>
-          <w:lang w:val="en-US"/>
-        </w:rPr>
-        <w:t>                  &lt;</w:t>
-      </w:r>
-      <w:proofErr w:type="spellStart"/>
-      <w:r>
-        <w:rPr>
-          <w:sz w:val="22"/>
-          <w:szCs w:val="18"/>
-          <w:lang w:val="en-US"/>
-        </w:rPr>
-        <w:t>ul</w:t>
-      </w:r>
-      <w:proofErr w:type="spellEnd"/>
-      <w:r>
-        <w:rPr>
-          <w:sz w:val="22"/>
-          <w:szCs w:val="18"/>
-          <w:lang w:val="en-US"/>
-        </w:rPr>
-        <w:t>&gt;</w:t>
-      </w:r>
-    </w:p>
-    <w:p>
-      <w:pPr>
-        <w:spacing w:after="0" w:line="240" w:lineRule="auto"/>
-        <w:rPr>
-          <w:sz w:val="22"/>
-          <w:szCs w:val="18"/>
-          <w:lang w:val="en-US"/>
-        </w:rPr>
-      </w:pPr>
-      <w:r>
-        <w:rPr>
-          <w:sz w:val="22"/>
-          <w:szCs w:val="18"/>
-          <w:lang w:val="en-US"/>
-        </w:rPr>
-        <w:t>                    &lt;</w:t>
-      </w:r>
-      <w:proofErr w:type="spellStart"/>
-      <w:r>
-        <w:rPr>
-          <w:sz w:val="22"/>
-          <w:szCs w:val="18"/>
-          <w:lang w:val="en-US"/>
-        </w:rPr>
-        <w:t>li</w:t>
-      </w:r>
-      <w:proofErr w:type="spellEnd"/>
-      <w:r>
-        <w:rPr>
-          <w:sz w:val="22"/>
-          <w:szCs w:val="18"/>
-          <w:lang w:val="en-US"/>
-        </w:rPr>
-        <w:t xml:space="preserve">&gt;Ф.И.О.: </w:t>
-      </w:r>
-      <w:proofErr w:type="spellStart"/>
-      <w:r>
-        <w:rPr>
-          <w:sz w:val="22"/>
-          <w:szCs w:val="18"/>
-          <w:lang w:val="en-US"/>
-        </w:rPr>
-        <w:t>Ситало</w:t>
-      </w:r>
-      <w:proofErr w:type="spellEnd"/>
-      <w:r>
-        <w:rPr>
-          <w:sz w:val="22"/>
-          <w:szCs w:val="18"/>
-          <w:lang w:val="en-US"/>
-        </w:rPr>
-        <w:t xml:space="preserve"> Роман Валерьевич&lt;/</w:t>
-      </w:r>
-      <w:proofErr w:type="spellStart"/>
-      <w:r>
-        <w:rPr>
-          <w:sz w:val="22"/>
-          <w:szCs w:val="18"/>
-          <w:lang w:val="en-US"/>
-        </w:rPr>
-        <w:t>li</w:t>
-      </w:r>
-      <w:proofErr w:type="spellEnd"/>
-      <w:r>
-        <w:rPr>
-          <w:sz w:val="22"/>
-          <w:szCs w:val="18"/>
-          <w:lang w:val="en-US"/>
-        </w:rPr>
-        <w:t>&gt;</w:t>
-      </w:r>
-    </w:p>
-    <w:p>
-      <w:pPr>
-        <w:spacing w:after="0" w:line="240" w:lineRule="auto"/>
-        <w:rPr>
-          <w:sz w:val="22"/>
-          <w:szCs w:val="18"/>
-          <w:lang w:val="en-US"/>
-        </w:rPr>
-      </w:pPr>
-      <w:r>
-        <w:rPr>
-          <w:sz w:val="22"/>
-          <w:szCs w:val="18"/>
-          <w:lang w:val="en-US"/>
-        </w:rPr>
-        <w:t>                    &lt;</w:t>
-      </w:r>
-      <w:proofErr w:type="spellStart"/>
-      <w:r>
-        <w:rPr>
-          <w:sz w:val="22"/>
-          <w:szCs w:val="18"/>
-          <w:lang w:val="en-US"/>
-        </w:rPr>
-        <w:t>li</w:t>
-      </w:r>
-      <w:proofErr w:type="spellEnd"/>
-      <w:r>
-        <w:rPr>
-          <w:sz w:val="22"/>
-          <w:szCs w:val="18"/>
-          <w:lang w:val="en-US"/>
-        </w:rPr>
-        <w:t>&gt;Дата рождения: 03.09.2002&lt;/</w:t>
-      </w:r>
-      <w:proofErr w:type="spellStart"/>
-      <w:r>
-        <w:rPr>
-          <w:sz w:val="22"/>
-          <w:szCs w:val="18"/>
-          <w:lang w:val="en-US"/>
-        </w:rPr>
-        <w:t>li</w:t>
-      </w:r>
-      <w:proofErr w:type="spellEnd"/>
-      <w:r>
-        <w:rPr>
-          <w:sz w:val="22"/>
-          <w:szCs w:val="18"/>
-          <w:lang w:val="en-US"/>
-        </w:rPr>
-        <w:t>&gt;</w:t>
-      </w:r>
-    </w:p>
-    <w:p>
-      <w:pPr>
-        <w:spacing w:after="0" w:line="240" w:lineRule="auto"/>
-        <w:rPr>
-          <w:sz w:val="22"/>
-          <w:szCs w:val="18"/>
-          <w:lang w:val="en-US"/>
-        </w:rPr>
-      </w:pPr>
-      <w:r>
-        <w:rPr>
-          <w:sz w:val="22"/>
-          <w:szCs w:val="18"/>
-          <w:lang w:val="en-US"/>
-        </w:rPr>
-        <w:t>                    &lt;</w:t>
-      </w:r>
-      <w:proofErr w:type="spellStart"/>
-      <w:r>
-        <w:rPr>
-          <w:sz w:val="22"/>
-          <w:szCs w:val="18"/>
-          <w:lang w:val="en-US"/>
-        </w:rPr>
-        <w:t>li</w:t>
-      </w:r>
-      <w:proofErr w:type="spellEnd"/>
-      <w:r>
-        <w:rPr>
-          <w:sz w:val="22"/>
-          <w:szCs w:val="18"/>
-          <w:lang w:val="en-US"/>
-        </w:rPr>
-        <w:t>&gt;Город: Москва&lt;/</w:t>
-      </w:r>
-      <w:proofErr w:type="spellStart"/>
-      <w:r>
-        <w:rPr>
-          <w:sz w:val="22"/>
-          <w:szCs w:val="18"/>
-          <w:lang w:val="en-US"/>
-        </w:rPr>
-        <w:t>li</w:t>
-      </w:r>
-      <w:proofErr w:type="spellEnd"/>
-      <w:r>
-        <w:rPr>
-          <w:sz w:val="22"/>
-          <w:szCs w:val="18"/>
-          <w:lang w:val="en-US"/>
-        </w:rPr>
-        <w:t>&gt;</w:t>
-      </w:r>
-    </w:p>
-    <w:p>
-      <w:pPr>
-        <w:spacing w:after="0" w:line="240" w:lineRule="auto"/>
-        <w:rPr>
-          <w:sz w:val="22"/>
-          <w:szCs w:val="18"/>
-          <w:lang w:val="en-US"/>
-        </w:rPr>
-      </w:pPr>
-      <w:r>
-        <w:rPr>
-          <w:sz w:val="22"/>
-          <w:szCs w:val="18"/>
-          <w:lang w:val="en-US"/>
-        </w:rPr>
-        <w:t>                  &lt;/</w:t>
-      </w:r>
-      <w:proofErr w:type="spellStart"/>
-      <w:r>
-        <w:rPr>
-          <w:sz w:val="22"/>
-          <w:szCs w:val="18"/>
-          <w:lang w:val="en-US"/>
-        </w:rPr>
-        <w:t>ul</w:t>
-      </w:r>
-      <w:proofErr w:type="spellEnd"/>
-      <w:r>
-        <w:rPr>
-          <w:sz w:val="22"/>
-          <w:szCs w:val="18"/>
-          <w:lang w:val="en-US"/>
-        </w:rPr>
-        <w:t>&gt;</w:t>
-      </w:r>
-    </w:p>
-    <w:p>
-      <w:pPr>
-        <w:spacing w:after="0" w:line="240" w:lineRule="auto"/>
-        <w:rPr>
-          <w:sz w:val="22"/>
-          <w:szCs w:val="18"/>
-          <w:lang w:val="en-US"/>
-        </w:rPr>
-      </w:pPr>
-      <w:r>
-        <w:rPr>
-          <w:sz w:val="22"/>
-          <w:szCs w:val="18"/>
-          <w:lang w:val="en-US"/>
-        </w:rPr>
-        <w:t>                &lt;/</w:t>
-      </w:r>
-      <w:proofErr w:type="spellStart"/>
-      <w:r>
-        <w:rPr>
-          <w:sz w:val="22"/>
-          <w:szCs w:val="18"/>
-          <w:lang w:val="en-US"/>
-        </w:rPr>
-        <w:t>td</w:t>
-      </w:r>
-      <w:proofErr w:type="spellEnd"/>
-      <w:r>
-        <w:rPr>
-          <w:sz w:val="22"/>
-          <w:szCs w:val="18"/>
-          <w:lang w:val="en-US"/>
-        </w:rPr>
-        <w:t>&gt;</w:t>
-      </w:r>
-    </w:p>
-    <w:p>
-      <w:pPr>
-        <w:spacing w:after="0" w:line="240" w:lineRule="auto"/>
-        <w:rPr>
-          <w:sz w:val="22"/>
-          <w:szCs w:val="18"/>
-          <w:lang w:val="en-US"/>
-        </w:rPr>
-      </w:pPr>
-    </w:p>
-    <w:p>
-      <w:pPr>
-        <w:spacing w:after="0" w:line="240" w:lineRule="auto"/>
-        <w:rPr>
-          <w:sz w:val="22"/>
-          <w:szCs w:val="18"/>
-          <w:lang w:val="en-US"/>
-        </w:rPr>
-      </w:pPr>
-      <w:r>
-        <w:rPr>
-          <w:sz w:val="22"/>
-          <w:szCs w:val="18"/>
-          <w:lang w:val="en-US"/>
-        </w:rPr>
-        <w:t xml:space="preserve">                </w:t>
-      </w:r>
-      <w:proofErr w:type="gramStart"/>
-      <w:r>
-        <w:rPr>
-          <w:sz w:val="22"/>
-          <w:szCs w:val="18"/>
-          <w:lang w:val="en-US"/>
-        </w:rPr>
-        <w:t>&lt;!--</w:t>
-      </w:r>
-      <w:proofErr w:type="gramEnd"/>
-      <w:r>
-        <w:rPr>
-          <w:sz w:val="22"/>
-          <w:szCs w:val="18"/>
-          <w:lang w:val="en-US"/>
-        </w:rPr>
-        <w:t xml:space="preserve"> Средняя колонка: контакты, нумерованный список с римскими цифрами --&gt;</w:t>
-      </w:r>
-    </w:p>
-    <w:p>
-      <w:pPr>
-        <w:spacing w:after="0" w:line="240" w:lineRule="auto"/>
-        <w:rPr>
-          <w:sz w:val="22"/>
-          <w:szCs w:val="18"/>
-          <w:lang w:val="en-US"/>
-        </w:rPr>
-      </w:pPr>
-      <w:r>
-        <w:rPr>
-          <w:sz w:val="22"/>
-          <w:szCs w:val="18"/>
-          <w:lang w:val="en-US"/>
-        </w:rPr>
-        <w:t>                &lt;</w:t>
-      </w:r>
-      <w:proofErr w:type="spellStart"/>
-      <w:r>
-        <w:rPr>
-          <w:sz w:val="22"/>
-          <w:szCs w:val="18"/>
-          <w:lang w:val="en-US"/>
-        </w:rPr>
-        <w:t>td</w:t>
-      </w:r>
-      <w:proofErr w:type="spellEnd"/>
-      <w:r>
-        <w:rPr>
-          <w:sz w:val="22"/>
-          <w:szCs w:val="18"/>
-          <w:lang w:val="en-US"/>
-        </w:rPr>
-        <w:t xml:space="preserve"> </w:t>
-      </w:r>
-      <w:proofErr w:type="spellStart"/>
-      <w:r>
-        <w:rPr>
-          <w:sz w:val="22"/>
-          <w:szCs w:val="18"/>
-          <w:lang w:val="en-US"/>
-        </w:rPr>
-        <w:t>width</w:t>
-      </w:r>
-      <w:proofErr w:type="spellEnd"/>
-      <w:r>
-        <w:rPr>
-          <w:sz w:val="22"/>
-          <w:szCs w:val="18"/>
-          <w:lang w:val="en-US"/>
-        </w:rPr>
-        <w:t xml:space="preserve">="34%" </w:t>
-      </w:r>
-      <w:proofErr w:type="spellStart"/>
-      <w:r>
-        <w:rPr>
-          <w:sz w:val="22"/>
-          <w:szCs w:val="18"/>
-          <w:lang w:val="en-US"/>
-        </w:rPr>
-        <w:t>valign</w:t>
-      </w:r>
-      <w:proofErr w:type="spellEnd"/>
-      <w:r>
-        <w:rPr>
-          <w:sz w:val="22"/>
-          <w:szCs w:val="18"/>
-          <w:lang w:val="en-US"/>
-        </w:rPr>
-        <w:t>="</w:t>
-      </w:r>
-      <w:proofErr w:type="spellStart"/>
-      <w:r>
-        <w:rPr>
-          <w:sz w:val="22"/>
-          <w:szCs w:val="18"/>
-          <w:lang w:val="en-US"/>
-        </w:rPr>
-        <w:t>top</w:t>
-      </w:r>
-      <w:proofErr w:type="spellEnd"/>
-      <w:r>
-        <w:rPr>
-          <w:sz w:val="22"/>
-          <w:szCs w:val="18"/>
-          <w:lang w:val="en-US"/>
-        </w:rPr>
-        <w:t>"&gt;</w:t>
-      </w:r>
-    </w:p>
-    <w:p>
-      <w:pPr>
-        <w:spacing w:after="0" w:line="240" w:lineRule="auto"/>
-        <w:rPr>
-          <w:sz w:val="22"/>
-          <w:szCs w:val="18"/>
-          <w:lang w:val="en-US"/>
-        </w:rPr>
-      </w:pPr>
-      <w:r>
-        <w:rPr>
-          <w:sz w:val="22"/>
-          <w:szCs w:val="18"/>
-          <w:lang w:val="en-US"/>
-        </w:rPr>
-        <w:t xml:space="preserve">                  </w:t>
-      </w:r>
-      <w:proofErr w:type="gramStart"/>
-      <w:r>
-        <w:rPr>
-          <w:sz w:val="22"/>
-          <w:szCs w:val="18"/>
-          <w:lang w:val="en-US"/>
-        </w:rPr>
-        <w:t>&lt;!--</w:t>
-      </w:r>
-      <w:proofErr w:type="gramEnd"/>
-      <w:r>
-        <w:rPr>
-          <w:sz w:val="22"/>
-          <w:szCs w:val="18"/>
-          <w:lang w:val="en-US"/>
-        </w:rPr>
-        <w:t xml:space="preserve"> Нумерованный список с римскими цифрами --&gt;</w:t>
-      </w:r>
-    </w:p>
-    <w:p>
-      <w:pPr>
-        <w:spacing w:after="0" w:line="240" w:lineRule="auto"/>
-        <w:rPr>
-          <w:sz w:val="22"/>
-          <w:szCs w:val="18"/>
-          <w:lang w:val="en-US"/>
-        </w:rPr>
-      </w:pPr>
-      <w:r>
-        <w:rPr>
-          <w:sz w:val="22"/>
-          <w:szCs w:val="18"/>
-          <w:lang w:val="en-US"/>
-        </w:rPr>
-        <w:t>                  &lt;</w:t>
-      </w:r>
-      <w:proofErr w:type="spellStart"/>
-      <w:r>
-        <w:rPr>
-          <w:sz w:val="22"/>
-          <w:szCs w:val="18"/>
-          <w:lang w:val="en-US"/>
-        </w:rPr>
-        <w:t>ol</w:t>
-      </w:r>
-      <w:proofErr w:type="spellEnd"/>
-      <w:r>
-        <w:rPr>
-          <w:sz w:val="22"/>
-          <w:szCs w:val="18"/>
-          <w:lang w:val="en-US"/>
-        </w:rPr>
-        <w:t xml:space="preserve"> </w:t>
-      </w:r>
-      <w:proofErr w:type="spellStart"/>
-      <w:r>
-        <w:rPr>
-          <w:sz w:val="22"/>
-          <w:szCs w:val="18"/>
-          <w:lang w:val="en-US"/>
-        </w:rPr>
-        <w:t>type</w:t>
-      </w:r>
-      <w:proofErr w:type="spellEnd"/>
-      <w:r>
-        <w:rPr>
-          <w:sz w:val="22"/>
-          <w:szCs w:val="18"/>
-          <w:lang w:val="en-US"/>
-        </w:rPr>
-        <w:t>="I"&gt;</w:t>
-      </w:r>
-    </w:p>
-    <w:p>
-      <w:pPr>
-        <w:spacing w:after="0" w:line="240" w:lineRule="auto"/>
-        <w:rPr>
-          <w:sz w:val="22"/>
-          <w:szCs w:val="18"/>
-          <w:lang w:val="en-US"/>
-        </w:rPr>
-      </w:pPr>
-      <w:r>
-        <w:rPr>
-          <w:sz w:val="22"/>
-          <w:szCs w:val="18"/>
-          <w:lang w:val="en-US"/>
-        </w:rPr>
-        <w:t>                    &lt;</w:t>
-      </w:r>
-      <w:proofErr w:type="spellStart"/>
-      <w:r>
-        <w:rPr>
-          <w:sz w:val="22"/>
-          <w:szCs w:val="18"/>
-          <w:lang w:val="en-US"/>
-        </w:rPr>
-        <w:t>li</w:t>
-      </w:r>
-      <w:proofErr w:type="spellEnd"/>
-      <w:r>
-        <w:rPr>
-          <w:sz w:val="22"/>
-          <w:szCs w:val="18"/>
-          <w:lang w:val="en-US"/>
-        </w:rPr>
-        <w:t>&gt;Телефон: +7-999-123-45-67&lt;/</w:t>
-      </w:r>
-      <w:proofErr w:type="spellStart"/>
-      <w:r>
-        <w:rPr>
-          <w:sz w:val="22"/>
-          <w:szCs w:val="18"/>
-          <w:lang w:val="en-US"/>
-        </w:rPr>
-        <w:t>li</w:t>
-      </w:r>
-      <w:proofErr w:type="spellEnd"/>
-      <w:r>
-        <w:rPr>
-          <w:sz w:val="22"/>
-          <w:szCs w:val="18"/>
-          <w:lang w:val="en-US"/>
-        </w:rPr>
-        <w:t>&gt;</w:t>
-      </w:r>
-    </w:p>
-    <w:p>
-      <w:pPr>
-        <w:spacing w:after="0" w:line="240" w:lineRule="auto"/>
-        <w:rPr>
-          <w:sz w:val="22"/>
-          <w:szCs w:val="18"/>
-          <w:lang w:val="en-US"/>
-        </w:rPr>
-      </w:pPr>
-      <w:r>
-        <w:rPr>
-          <w:sz w:val="22"/>
-          <w:szCs w:val="18"/>
-          <w:lang w:val="en-US"/>
-        </w:rPr>
-        <w:t xml:space="preserve">                    &lt;li&gt;E-mail: &lt;a </w:t>
-      </w:r>
-      <w:proofErr w:type="spellStart"/>
-      <w:r>
-        <w:rPr>
-          <w:sz w:val="22"/>
-          <w:szCs w:val="18"/>
-          <w:lang w:val="en-US"/>
-        </w:rPr>
-        <w:t>href</w:t>
-      </w:r>
-      <w:proofErr w:type="spellEnd"/>
-      <w:r>
-        <w:rPr>
-          <w:sz w:val="22"/>
-          <w:szCs w:val="18"/>
-          <w:lang w:val="en-US"/>
-        </w:rPr>
-        <w:t>="mailto:sitalorv@example.com"&gt;sitalorv@example.com&lt;/a&gt;&lt;/li&gt;</w:t>
-      </w:r>
-    </w:p>
-    <w:p>
-      <w:pPr>
-        <w:spacing w:after="0" w:line="240" w:lineRule="auto"/>
-        <w:rPr>
-          <w:sz w:val="22"/>
-          <w:szCs w:val="18"/>
-          <w:lang w:val="en-US"/>
-        </w:rPr>
-      </w:pPr>
-      <w:r>
-        <w:rPr>
-          <w:sz w:val="22"/>
-          <w:szCs w:val="18"/>
-          <w:lang w:val="en-US"/>
-        </w:rPr>
-        <w:t xml:space="preserve">                    &lt;li&gt;Telegram: &lt;a </w:t>
-      </w:r>
-      <w:proofErr w:type="spellStart"/>
-      <w:r>
-        <w:rPr>
-          <w:sz w:val="22"/>
-          <w:szCs w:val="18"/>
-          <w:lang w:val="en-US"/>
-        </w:rPr>
-        <w:t>href</w:t>
-      </w:r>
-      <w:proofErr w:type="spellEnd"/>
-      <w:r>
-        <w:rPr>
-          <w:sz w:val="22"/>
-          <w:szCs w:val="18"/>
-          <w:lang w:val="en-US"/>
-        </w:rPr>
-        <w:t>="http://t.me/</w:t>
-      </w:r>
-      <w:proofErr w:type="spellStart"/>
-      <w:r>
-        <w:rPr>
-          <w:sz w:val="22"/>
-          <w:szCs w:val="18"/>
-          <w:lang w:val="en-US"/>
-        </w:rPr>
-        <w:t>sitalorv</w:t>
-      </w:r>
-      <w:proofErr w:type="spellEnd"/>
-      <w:r>
-        <w:rPr>
-          <w:sz w:val="22"/>
-          <w:szCs w:val="18"/>
-          <w:lang w:val="en-US"/>
-        </w:rPr>
-        <w:t>"&gt;@sitalorv&lt;/li&gt;</w:t>
-      </w:r>
-    </w:p>
-    <w:p>
-      <w:pPr>
-        <w:spacing w:after="0" w:line="240" w:lineRule="auto"/>
-        <w:rPr>
-          <w:sz w:val="22"/>
-          <w:szCs w:val="18"/>
-          <w:lang w:val="en-US"/>
-        </w:rPr>
-      </w:pPr>
-      <w:r>
-        <w:rPr>
-          <w:sz w:val="22"/>
-          <w:szCs w:val="18"/>
-          <w:lang w:val="en-US"/>
-        </w:rPr>
-        <w:lastRenderedPageBreak/>
-        <w:t>                  &lt;/</w:t>
-      </w:r>
-      <w:proofErr w:type="spellStart"/>
-      <w:r>
-        <w:rPr>
-          <w:sz w:val="22"/>
-          <w:szCs w:val="18"/>
-          <w:lang w:val="en-US"/>
-        </w:rPr>
-        <w:t>ol</w:t>
-      </w:r>
-      <w:proofErr w:type="spellEnd"/>
-      <w:r>
-        <w:rPr>
-          <w:sz w:val="22"/>
-          <w:szCs w:val="18"/>
-          <w:lang w:val="en-US"/>
-        </w:rPr>
-        <w:t>&gt;</w:t>
-      </w:r>
-    </w:p>
-    <w:p>
-      <w:pPr>
-        <w:spacing w:after="0" w:line="240" w:lineRule="auto"/>
-        <w:rPr>
-          <w:sz w:val="22"/>
-          <w:szCs w:val="18"/>
-          <w:lang w:val="en-US"/>
-        </w:rPr>
-      </w:pPr>
-    </w:p>
-    <w:p>
-      <w:pPr>
-        <w:spacing w:after="0" w:line="240" w:lineRule="auto"/>
-        <w:rPr>
-          <w:sz w:val="22"/>
-          <w:szCs w:val="18"/>
-          <w:lang w:val="en-US"/>
-        </w:rPr>
-      </w:pPr>
-      <w:r>
-        <w:rPr>
-          <w:sz w:val="22"/>
-          <w:szCs w:val="18"/>
-          <w:lang w:val="en-US"/>
-        </w:rPr>
-        <w:t xml:space="preserve">                </w:t>
-      </w:r>
-      <w:proofErr w:type="gramStart"/>
-      <w:r>
-        <w:rPr>
-          <w:sz w:val="22"/>
-          <w:szCs w:val="18"/>
-          <w:lang w:val="en-US"/>
-        </w:rPr>
-        <w:t>&lt;!--</w:t>
-      </w:r>
-      <w:proofErr w:type="gramEnd"/>
-      <w:r>
-        <w:rPr>
-          <w:sz w:val="22"/>
-          <w:szCs w:val="18"/>
-          <w:lang w:val="en-US"/>
-        </w:rPr>
-        <w:t xml:space="preserve"> Правая колонка: изображение и таблица метро --&gt;</w:t>
-      </w:r>
-    </w:p>
-    <w:p>
-      <w:pPr>
-        <w:spacing w:after="0" w:line="240" w:lineRule="auto"/>
-        <w:rPr>
-          <w:sz w:val="22"/>
-          <w:szCs w:val="18"/>
-          <w:lang w:val="en-US"/>
-        </w:rPr>
-      </w:pPr>
-      <w:r>
-        <w:rPr>
-          <w:sz w:val="22"/>
-          <w:szCs w:val="18"/>
-          <w:lang w:val="en-US"/>
-        </w:rPr>
-        <w:t>                &lt;</w:t>
-      </w:r>
-      <w:proofErr w:type="spellStart"/>
-      <w:r>
-        <w:rPr>
-          <w:sz w:val="22"/>
-          <w:szCs w:val="18"/>
-          <w:lang w:val="en-US"/>
-        </w:rPr>
-        <w:t>td</w:t>
-      </w:r>
-      <w:proofErr w:type="spellEnd"/>
-      <w:r>
-        <w:rPr>
-          <w:sz w:val="22"/>
-          <w:szCs w:val="18"/>
-          <w:lang w:val="en-US"/>
-        </w:rPr>
-        <w:t xml:space="preserve"> </w:t>
-      </w:r>
-      <w:proofErr w:type="spellStart"/>
-      <w:r>
-        <w:rPr>
-          <w:sz w:val="22"/>
-          <w:szCs w:val="18"/>
-          <w:lang w:val="en-US"/>
-        </w:rPr>
-        <w:t>width</w:t>
-      </w:r>
-      <w:proofErr w:type="spellEnd"/>
-      <w:r>
-        <w:rPr>
-          <w:sz w:val="22"/>
-          <w:szCs w:val="18"/>
-          <w:lang w:val="en-US"/>
-        </w:rPr>
-        <w:t xml:space="preserve">="33%" </w:t>
-      </w:r>
-      <w:proofErr w:type="spellStart"/>
-      <w:r>
-        <w:rPr>
-          <w:sz w:val="22"/>
-          <w:szCs w:val="18"/>
-          <w:lang w:val="en-US"/>
-        </w:rPr>
-        <w:t>valign</w:t>
-      </w:r>
-      <w:proofErr w:type="spellEnd"/>
-      <w:r>
-        <w:rPr>
-          <w:sz w:val="22"/>
-          <w:szCs w:val="18"/>
-          <w:lang w:val="en-US"/>
-        </w:rPr>
-        <w:t>="</w:t>
-      </w:r>
-      <w:proofErr w:type="spellStart"/>
-      <w:r>
-        <w:rPr>
-          <w:sz w:val="22"/>
-          <w:szCs w:val="18"/>
-          <w:lang w:val="en-US"/>
-        </w:rPr>
-        <w:t>top</w:t>
-      </w:r>
-      <w:proofErr w:type="spellEnd"/>
-      <w:r>
-        <w:rPr>
-          <w:sz w:val="22"/>
-          <w:szCs w:val="18"/>
-          <w:lang w:val="en-US"/>
-        </w:rPr>
-        <w:t>"&gt;</w:t>
-      </w:r>
-    </w:p>
-    <w:p>
-      <w:pPr>
-        <w:spacing w:after="0" w:line="240" w:lineRule="auto"/>
-        <w:rPr>
-          <w:sz w:val="22"/>
-          <w:szCs w:val="18"/>
-          <w:lang w:val="en-US"/>
-        </w:rPr>
-      </w:pPr>
-      <w:r>
-        <w:rPr>
-          <w:sz w:val="22"/>
-          <w:szCs w:val="18"/>
-          <w:lang w:val="en-US"/>
-        </w:rPr>
-        <w:t xml:space="preserve">                  </w:t>
-      </w:r>
-      <w:proofErr w:type="gramStart"/>
-      <w:r>
-        <w:rPr>
-          <w:sz w:val="22"/>
-          <w:szCs w:val="18"/>
-          <w:lang w:val="en-US"/>
-        </w:rPr>
-        <w:t>&lt;!--</w:t>
-      </w:r>
-      <w:proofErr w:type="gramEnd"/>
-      <w:r>
-        <w:rPr>
-          <w:sz w:val="22"/>
-          <w:szCs w:val="18"/>
-          <w:lang w:val="en-US"/>
-        </w:rPr>
-        <w:t xml:space="preserve"> Место для фото; замените </w:t>
-      </w:r>
-      <w:proofErr w:type="spellStart"/>
-      <w:r>
-        <w:rPr>
-          <w:sz w:val="22"/>
-          <w:szCs w:val="18"/>
-          <w:lang w:val="en-US"/>
-        </w:rPr>
-        <w:t>src</w:t>
-      </w:r>
-      <w:proofErr w:type="spellEnd"/>
-      <w:r>
-        <w:rPr>
-          <w:sz w:val="22"/>
-          <w:szCs w:val="18"/>
-          <w:lang w:val="en-US"/>
-        </w:rPr>
-        <w:t xml:space="preserve"> на путь к реальной фотографии --&gt;</w:t>
-      </w:r>
-    </w:p>
-    <w:p>
-      <w:pPr>
-        <w:spacing w:after="0" w:line="240" w:lineRule="auto"/>
-        <w:rPr>
-          <w:sz w:val="22"/>
-          <w:szCs w:val="18"/>
-          <w:lang w:val="en-US"/>
-        </w:rPr>
-      </w:pPr>
-      <w:r>
-        <w:rPr>
-          <w:sz w:val="22"/>
-          <w:szCs w:val="18"/>
-          <w:lang w:val="en-US"/>
-        </w:rPr>
-        <w:t>                  &lt;</w:t>
-      </w:r>
-      <w:proofErr w:type="spellStart"/>
-      <w:r>
-        <w:rPr>
-          <w:sz w:val="22"/>
-          <w:szCs w:val="18"/>
-          <w:lang w:val="en-US"/>
-        </w:rPr>
-        <w:t>div</w:t>
-      </w:r>
-      <w:proofErr w:type="spellEnd"/>
-      <w:r>
-        <w:rPr>
-          <w:sz w:val="22"/>
-          <w:szCs w:val="18"/>
-          <w:lang w:val="en-US"/>
-        </w:rPr>
-        <w:t xml:space="preserve"> </w:t>
-      </w:r>
-      <w:proofErr w:type="spellStart"/>
-      <w:r>
-        <w:rPr>
-          <w:sz w:val="22"/>
-          <w:szCs w:val="18"/>
-          <w:lang w:val="en-US"/>
-        </w:rPr>
-        <w:t>align</w:t>
-      </w:r>
-      <w:proofErr w:type="spellEnd"/>
-      <w:r>
-        <w:rPr>
-          <w:sz w:val="22"/>
-          <w:szCs w:val="18"/>
-          <w:lang w:val="en-US"/>
-        </w:rPr>
-        <w:t>="</w:t>
-      </w:r>
-      <w:proofErr w:type="spellStart"/>
-      <w:r>
-        <w:rPr>
-          <w:sz w:val="22"/>
-          <w:szCs w:val="18"/>
-          <w:lang w:val="en-US"/>
-        </w:rPr>
-        <w:t>center</w:t>
-      </w:r>
-      <w:proofErr w:type="spellEnd"/>
-      <w:r>
-        <w:rPr>
-          <w:sz w:val="22"/>
-          <w:szCs w:val="18"/>
-          <w:lang w:val="en-US"/>
-        </w:rPr>
-        <w:t>"&gt;</w:t>
-      </w:r>
-    </w:p>
-    <w:p>
-      <w:pPr>
-        <w:spacing w:after="0" w:line="240" w:lineRule="auto"/>
-        <w:rPr>
-          <w:sz w:val="22"/>
-          <w:szCs w:val="18"/>
-          <w:lang w:val="en-US"/>
-        </w:rPr>
-      </w:pPr>
-      <w:r>
-        <w:rPr>
-          <w:sz w:val="22"/>
-          <w:szCs w:val="18"/>
-          <w:lang w:val="en-US"/>
-        </w:rPr>
-        <w:t>                    &lt;</w:t>
-      </w:r>
-      <w:proofErr w:type="spellStart"/>
-      <w:r>
-        <w:rPr>
-          <w:sz w:val="22"/>
-          <w:szCs w:val="18"/>
-          <w:lang w:val="en-US"/>
-        </w:rPr>
-        <w:t>img</w:t>
-      </w:r>
-      <w:proofErr w:type="spellEnd"/>
-      <w:r>
-        <w:rPr>
-          <w:sz w:val="22"/>
-          <w:szCs w:val="18"/>
-          <w:lang w:val="en-US"/>
-        </w:rPr>
-        <w:t xml:space="preserve"> </w:t>
-      </w:r>
-      <w:proofErr w:type="spellStart"/>
-      <w:r>
-        <w:rPr>
-          <w:sz w:val="22"/>
-          <w:szCs w:val="18"/>
-          <w:lang w:val="en-US"/>
-        </w:rPr>
-        <w:t>src</w:t>
-      </w:r>
-      <w:proofErr w:type="spellEnd"/>
-      <w:r>
-        <w:rPr>
-          <w:sz w:val="22"/>
-          <w:szCs w:val="18"/>
-          <w:lang w:val="en-US"/>
-        </w:rPr>
-        <w:t xml:space="preserve">="photo.jpg" </w:t>
-      </w:r>
-      <w:proofErr w:type="spellStart"/>
-      <w:r>
-        <w:rPr>
-          <w:sz w:val="22"/>
-          <w:szCs w:val="18"/>
-          <w:lang w:val="en-US"/>
-        </w:rPr>
-        <w:t>alt</w:t>
-      </w:r>
-      <w:proofErr w:type="spellEnd"/>
-      <w:r>
-        <w:rPr>
-          <w:sz w:val="22"/>
-          <w:szCs w:val="18"/>
-          <w:lang w:val="en-US"/>
-        </w:rPr>
-        <w:t xml:space="preserve">="Фотография" </w:t>
-      </w:r>
-      <w:proofErr w:type="spellStart"/>
-      <w:r>
-        <w:rPr>
-          <w:sz w:val="22"/>
-          <w:szCs w:val="18"/>
-          <w:lang w:val="en-US"/>
-        </w:rPr>
-        <w:t>width</w:t>
-      </w:r>
-      <w:proofErr w:type="spellEnd"/>
-      <w:r>
-        <w:rPr>
-          <w:sz w:val="22"/>
-          <w:szCs w:val="18"/>
-          <w:lang w:val="en-US"/>
-        </w:rPr>
-        <w:t xml:space="preserve">=50% </w:t>
-      </w:r>
-      <w:proofErr w:type="spellStart"/>
-      <w:r>
-        <w:rPr>
-          <w:sz w:val="22"/>
-          <w:szCs w:val="18"/>
-          <w:lang w:val="en-US"/>
-        </w:rPr>
-        <w:t>height</w:t>
-      </w:r>
-      <w:proofErr w:type="spellEnd"/>
-      <w:r>
-        <w:rPr>
-          <w:sz w:val="22"/>
-          <w:szCs w:val="18"/>
-          <w:lang w:val="en-US"/>
-        </w:rPr>
-        <w:t>=50%&gt;</w:t>
-      </w:r>
-    </w:p>
-    <w:p>
-      <w:pPr>
-        <w:spacing w:after="0" w:line="240" w:lineRule="auto"/>
-        <w:rPr>
-          <w:sz w:val="22"/>
-          <w:szCs w:val="18"/>
-          <w:lang w:val="en-US"/>
-        </w:rPr>
-      </w:pPr>
-      <w:r>
-        <w:rPr>
-          <w:sz w:val="22"/>
-          <w:szCs w:val="18"/>
-          <w:lang w:val="en-US"/>
-        </w:rPr>
-        <w:t>                  &lt;/</w:t>
-      </w:r>
-      <w:proofErr w:type="spellStart"/>
-      <w:r>
-        <w:rPr>
-          <w:sz w:val="22"/>
-          <w:szCs w:val="18"/>
-          <w:lang w:val="en-US"/>
-        </w:rPr>
-        <w:t>div</w:t>
-      </w:r>
-      <w:proofErr w:type="spellEnd"/>
-      <w:r>
-        <w:rPr>
-          <w:sz w:val="22"/>
-          <w:szCs w:val="18"/>
-          <w:lang w:val="en-US"/>
-        </w:rPr>
-        <w:t>&gt;</w:t>
-      </w:r>
-    </w:p>
-    <w:p>
-      <w:pPr>
-        <w:spacing w:after="0" w:line="240" w:lineRule="auto"/>
-        <w:rPr>
-          <w:sz w:val="22"/>
-          <w:szCs w:val="18"/>
-          <w:lang w:val="en-US"/>
-        </w:rPr>
-      </w:pPr>
-      <w:r>
-        <w:rPr>
-          <w:sz w:val="22"/>
-          <w:szCs w:val="18"/>
-          <w:lang w:val="en-US"/>
-        </w:rPr>
-        <w:t xml:space="preserve">                  </w:t>
-      </w:r>
-      <w:proofErr w:type="gramStart"/>
-      <w:r>
-        <w:rPr>
-          <w:sz w:val="22"/>
-          <w:szCs w:val="18"/>
-          <w:lang w:val="en-US"/>
-        </w:rPr>
-        <w:t>&lt;!--</w:t>
-      </w:r>
-      <w:proofErr w:type="gramEnd"/>
-      <w:r>
-        <w:rPr>
-          <w:sz w:val="22"/>
-          <w:szCs w:val="18"/>
-          <w:lang w:val="en-US"/>
-        </w:rPr>
-        <w:t xml:space="preserve"> Разделитель --&gt;</w:t>
-      </w:r>
-    </w:p>
-    <w:p>
-      <w:pPr>
-        <w:spacing w:after="0" w:line="240" w:lineRule="auto"/>
-        <w:rPr>
-          <w:sz w:val="22"/>
-          <w:szCs w:val="18"/>
-          <w:lang w:val="en-US"/>
-        </w:rPr>
-      </w:pPr>
-      <w:r>
-        <w:rPr>
-          <w:sz w:val="22"/>
-          <w:szCs w:val="18"/>
-          <w:lang w:val="en-US"/>
-        </w:rPr>
-        <w:t>                  &lt;</w:t>
-      </w:r>
-      <w:proofErr w:type="spellStart"/>
-      <w:r>
-        <w:rPr>
-          <w:sz w:val="22"/>
-          <w:szCs w:val="18"/>
-          <w:lang w:val="en-US"/>
-        </w:rPr>
-        <w:t>hr</w:t>
-      </w:r>
-      <w:proofErr w:type="spellEnd"/>
-      <w:r>
-        <w:rPr>
-          <w:sz w:val="22"/>
-          <w:szCs w:val="18"/>
-          <w:lang w:val="en-US"/>
-        </w:rPr>
-        <w:t>&gt;</w:t>
-      </w:r>
-    </w:p>
-    <w:p>
-      <w:pPr>
-        <w:spacing w:after="0" w:line="240" w:lineRule="auto"/>
-        <w:rPr>
-          <w:sz w:val="22"/>
-          <w:szCs w:val="18"/>
-          <w:lang w:val="en-US"/>
-        </w:rPr>
-      </w:pPr>
-      <w:r>
-        <w:rPr>
-          <w:sz w:val="22"/>
-          <w:szCs w:val="18"/>
-          <w:lang w:val="en-US"/>
-        </w:rPr>
-        <w:t xml:space="preserve">                  &lt;table border="3" width="90%" cellpadding="6" </w:t>
-      </w:r>
-      <w:proofErr w:type="spellStart"/>
-      <w:r>
-        <w:rPr>
-          <w:sz w:val="22"/>
-          <w:szCs w:val="18"/>
-          <w:lang w:val="en-US"/>
-        </w:rPr>
-        <w:t>cellspacing</w:t>
-      </w:r>
-      <w:proofErr w:type="spellEnd"/>
-      <w:r>
-        <w:rPr>
-          <w:sz w:val="22"/>
-          <w:szCs w:val="18"/>
-          <w:lang w:val="en-US"/>
-        </w:rPr>
-        <w:t>="0" align="center"&gt;</w:t>
-      </w:r>
-    </w:p>
-    <w:p>
-      <w:pPr>
-        <w:spacing w:after="0" w:line="240" w:lineRule="auto"/>
-        <w:rPr>
-          <w:sz w:val="22"/>
-          <w:szCs w:val="18"/>
-          <w:lang w:val="en-US"/>
-        </w:rPr>
-      </w:pPr>
-      <w:r>
-        <w:rPr>
-          <w:sz w:val="22"/>
-          <w:szCs w:val="18"/>
-          <w:lang w:val="en-US"/>
-        </w:rPr>
-        <w:t>                    &lt;tr&gt;</w:t>
-      </w:r>
-    </w:p>
-    <w:p>
-      <w:pPr>
-        <w:spacing w:after="0" w:line="240" w:lineRule="auto"/>
-        <w:rPr>
-          <w:sz w:val="22"/>
-          <w:szCs w:val="18"/>
-          <w:lang w:val="en-US"/>
-        </w:rPr>
-      </w:pPr>
-      <w:r>
-        <w:rPr>
-          <w:sz w:val="22"/>
-          <w:szCs w:val="18"/>
-          <w:lang w:val="en-US"/>
-        </w:rPr>
-        <w:t>                      &lt;</w:t>
-      </w:r>
-      <w:proofErr w:type="spellStart"/>
-      <w:r>
-        <w:rPr>
-          <w:sz w:val="22"/>
-          <w:szCs w:val="18"/>
-          <w:lang w:val="en-US"/>
-        </w:rPr>
-        <w:t>th</w:t>
-      </w:r>
-      <w:proofErr w:type="spellEnd"/>
-      <w:r>
-        <w:rPr>
-          <w:sz w:val="22"/>
-          <w:szCs w:val="18"/>
-          <w:lang w:val="en-US"/>
-        </w:rPr>
-        <w:t>&gt;№&lt;/</w:t>
-      </w:r>
-      <w:proofErr w:type="spellStart"/>
-      <w:r>
-        <w:rPr>
-          <w:sz w:val="22"/>
-          <w:szCs w:val="18"/>
-          <w:lang w:val="en-US"/>
-        </w:rPr>
-        <w:t>th</w:t>
-      </w:r>
-      <w:proofErr w:type="spellEnd"/>
-      <w:r>
-        <w:rPr>
-          <w:sz w:val="22"/>
-          <w:szCs w:val="18"/>
-          <w:lang w:val="en-US"/>
-        </w:rPr>
-        <w:t>&gt;</w:t>
-      </w:r>
-    </w:p>
-    <w:p>
-      <w:pPr>
-        <w:spacing w:after="0" w:line="240" w:lineRule="auto"/>
-        <w:rPr>
-          <w:sz w:val="22"/>
-          <w:szCs w:val="18"/>
-          <w:lang w:val="en-US"/>
-        </w:rPr>
-      </w:pPr>
-      <w:r>
-        <w:rPr>
-          <w:sz w:val="22"/>
-          <w:szCs w:val="18"/>
-          <w:lang w:val="en-US"/>
-        </w:rPr>
-        <w:t>                      &lt;</w:t>
-      </w:r>
-      <w:proofErr w:type="spellStart"/>
-      <w:r>
-        <w:rPr>
-          <w:sz w:val="22"/>
-          <w:szCs w:val="18"/>
-          <w:lang w:val="en-US"/>
-        </w:rPr>
-        <w:t>th</w:t>
-      </w:r>
-      <w:proofErr w:type="spellEnd"/>
-      <w:r>
-        <w:rPr>
-          <w:sz w:val="22"/>
-          <w:szCs w:val="18"/>
-          <w:lang w:val="en-US"/>
-        </w:rPr>
-        <w:t>&gt;Станция&lt;/</w:t>
-      </w:r>
-      <w:proofErr w:type="spellStart"/>
-      <w:r>
-        <w:rPr>
-          <w:sz w:val="22"/>
-          <w:szCs w:val="18"/>
-          <w:lang w:val="en-US"/>
-        </w:rPr>
-        <w:t>th</w:t>
-      </w:r>
-      <w:proofErr w:type="spellEnd"/>
-      <w:r>
-        <w:rPr>
-          <w:sz w:val="22"/>
-          <w:szCs w:val="18"/>
-          <w:lang w:val="en-US"/>
-        </w:rPr>
-        <w:t>&gt;</w:t>
-      </w:r>
-    </w:p>
-    <w:p>
-      <w:pPr>
-        <w:spacing w:after="0" w:line="240" w:lineRule="auto"/>
-        <w:rPr>
-          <w:sz w:val="22"/>
-          <w:szCs w:val="18"/>
-          <w:lang w:val="en-US"/>
-        </w:rPr>
-      </w:pPr>
-      <w:r>
-        <w:rPr>
-          <w:sz w:val="22"/>
-          <w:szCs w:val="18"/>
-          <w:lang w:val="en-US"/>
-        </w:rPr>
-        <w:t>                    &lt;/</w:t>
-      </w:r>
-      <w:proofErr w:type="spellStart"/>
-      <w:r>
-        <w:rPr>
-          <w:sz w:val="22"/>
-          <w:szCs w:val="18"/>
-          <w:lang w:val="en-US"/>
-        </w:rPr>
-        <w:t>tr</w:t>
-      </w:r>
-      <w:proofErr w:type="spellEnd"/>
-      <w:r>
-        <w:rPr>
-          <w:sz w:val="22"/>
-          <w:szCs w:val="18"/>
-          <w:lang w:val="en-US"/>
-        </w:rPr>
-        <w:t>&gt;</w:t>
-      </w:r>
-    </w:p>
-    <w:p>
-      <w:pPr>
-        <w:spacing w:after="0" w:line="240" w:lineRule="auto"/>
-        <w:rPr>
-          <w:sz w:val="22"/>
-          <w:szCs w:val="18"/>
-          <w:lang w:val="en-US"/>
-        </w:rPr>
-      </w:pPr>
-      <w:r>
-        <w:rPr>
-          <w:sz w:val="22"/>
-          <w:szCs w:val="18"/>
-          <w:lang w:val="en-US"/>
-        </w:rPr>
-        <w:t>                    &lt;</w:t>
-      </w:r>
-      <w:proofErr w:type="spellStart"/>
-      <w:r>
-        <w:rPr>
-          <w:sz w:val="22"/>
-          <w:szCs w:val="18"/>
-          <w:lang w:val="en-US"/>
-        </w:rPr>
-        <w:t>tr</w:t>
-      </w:r>
-      <w:proofErr w:type="spellEnd"/>
-      <w:r>
-        <w:rPr>
-          <w:sz w:val="22"/>
-          <w:szCs w:val="18"/>
-          <w:lang w:val="en-US"/>
-        </w:rPr>
-        <w:t>&gt;</w:t>
-      </w:r>
-    </w:p>
-    <w:p>
-      <w:pPr>
-        <w:spacing w:after="0" w:line="240" w:lineRule="auto"/>
-        <w:rPr>
-          <w:sz w:val="22"/>
-          <w:szCs w:val="18"/>
-          <w:lang w:val="en-US"/>
-        </w:rPr>
-      </w:pPr>
-      <w:r>
-        <w:rPr>
-          <w:sz w:val="22"/>
-          <w:szCs w:val="18"/>
-          <w:lang w:val="en-US"/>
-        </w:rPr>
-        <w:t>                      &lt;</w:t>
-      </w:r>
-      <w:proofErr w:type="spellStart"/>
-      <w:r>
-        <w:rPr>
-          <w:sz w:val="22"/>
-          <w:szCs w:val="18"/>
-          <w:lang w:val="en-US"/>
-        </w:rPr>
-        <w:t>td</w:t>
-      </w:r>
-      <w:proofErr w:type="spellEnd"/>
-      <w:r>
-        <w:rPr>
-          <w:sz w:val="22"/>
-          <w:szCs w:val="18"/>
-          <w:lang w:val="en-US"/>
-        </w:rPr>
-        <w:t xml:space="preserve"> </w:t>
-      </w:r>
-      <w:proofErr w:type="spellStart"/>
-      <w:r>
-        <w:rPr>
-          <w:sz w:val="22"/>
-          <w:szCs w:val="18"/>
-          <w:lang w:val="en-US"/>
-        </w:rPr>
-        <w:t>align</w:t>
-      </w:r>
-      <w:proofErr w:type="spellEnd"/>
-      <w:r>
-        <w:rPr>
-          <w:sz w:val="22"/>
-          <w:szCs w:val="18"/>
-          <w:lang w:val="en-US"/>
-        </w:rPr>
-        <w:t>="</w:t>
-      </w:r>
-      <w:proofErr w:type="spellStart"/>
-      <w:r>
-        <w:rPr>
-          <w:sz w:val="22"/>
-          <w:szCs w:val="18"/>
-          <w:lang w:val="en-US"/>
-        </w:rPr>
-        <w:t>center</w:t>
-      </w:r>
-      <w:proofErr w:type="spellEnd"/>
-      <w:r>
-        <w:rPr>
-          <w:sz w:val="22"/>
-          <w:szCs w:val="18"/>
-          <w:lang w:val="en-US"/>
-        </w:rPr>
-        <w:t>"&gt;1&lt;/</w:t>
-      </w:r>
-      <w:proofErr w:type="spellStart"/>
-      <w:r>
-        <w:rPr>
-          <w:sz w:val="22"/>
-          <w:szCs w:val="18"/>
-          <w:lang w:val="en-US"/>
-        </w:rPr>
-        <w:t>td</w:t>
-      </w:r>
-      <w:proofErr w:type="spellEnd"/>
-      <w:r>
-        <w:rPr>
-          <w:sz w:val="22"/>
-          <w:szCs w:val="18"/>
-          <w:lang w:val="en-US"/>
-        </w:rPr>
-        <w:t>&gt;</w:t>
-      </w:r>
-    </w:p>
-    <w:p>
-      <w:pPr>
-        <w:spacing w:after="0" w:line="240" w:lineRule="auto"/>
-        <w:rPr>
-          <w:sz w:val="22"/>
-          <w:szCs w:val="18"/>
-          <w:lang w:val="en-US"/>
-        </w:rPr>
-      </w:pPr>
-      <w:r>
-        <w:rPr>
-          <w:sz w:val="22"/>
-          <w:szCs w:val="18"/>
-          <w:lang w:val="en-US"/>
-        </w:rPr>
-        <w:t>                      &lt;</w:t>
-      </w:r>
-      <w:proofErr w:type="spellStart"/>
-      <w:r>
-        <w:rPr>
-          <w:sz w:val="22"/>
-          <w:szCs w:val="18"/>
-          <w:lang w:val="en-US"/>
-        </w:rPr>
-        <w:t>td</w:t>
-      </w:r>
-      <w:proofErr w:type="spellEnd"/>
-      <w:r>
-        <w:rPr>
-          <w:sz w:val="22"/>
-          <w:szCs w:val="18"/>
-          <w:lang w:val="en-US"/>
-        </w:rPr>
-        <w:t>&gt;Киевская&lt;/</w:t>
-      </w:r>
-      <w:proofErr w:type="spellStart"/>
-      <w:r>
-        <w:rPr>
-          <w:sz w:val="22"/>
-          <w:szCs w:val="18"/>
-          <w:lang w:val="en-US"/>
-        </w:rPr>
-        <w:t>td</w:t>
-      </w:r>
-      <w:proofErr w:type="spellEnd"/>
-      <w:r>
-        <w:rPr>
-          <w:sz w:val="22"/>
-          <w:szCs w:val="18"/>
-          <w:lang w:val="en-US"/>
-        </w:rPr>
-        <w:t>&gt;</w:t>
-      </w:r>
-    </w:p>
-    <w:p>
-      <w:pPr>
-        <w:spacing w:after="0" w:line="240" w:lineRule="auto"/>
-        <w:rPr>
-          <w:sz w:val="22"/>
-          <w:szCs w:val="18"/>
-          <w:lang w:val="en-US"/>
-        </w:rPr>
-      </w:pPr>
-      <w:r>
-        <w:rPr>
-          <w:sz w:val="22"/>
-          <w:szCs w:val="18"/>
-          <w:lang w:val="en-US"/>
-        </w:rPr>
-        <w:t>                    &lt;/</w:t>
-      </w:r>
-      <w:proofErr w:type="spellStart"/>
-      <w:r>
-        <w:rPr>
-          <w:sz w:val="22"/>
-          <w:szCs w:val="18"/>
-          <w:lang w:val="en-US"/>
-        </w:rPr>
-        <w:t>tr</w:t>
-      </w:r>
-      <w:proofErr w:type="spellEnd"/>
-      <w:r>
-        <w:rPr>
-          <w:sz w:val="22"/>
-          <w:szCs w:val="18"/>
-          <w:lang w:val="en-US"/>
-        </w:rPr>
-        <w:t>&gt;</w:t>
-      </w:r>
-    </w:p>
-    <w:p>
-      <w:pPr>
-        <w:spacing w:after="0" w:line="240" w:lineRule="auto"/>
-        <w:rPr>
-          <w:sz w:val="22"/>
-          <w:szCs w:val="18"/>
-          <w:lang w:val="en-US"/>
-        </w:rPr>
-      </w:pPr>
-      <w:r>
-        <w:rPr>
-          <w:sz w:val="22"/>
-          <w:szCs w:val="18"/>
-          <w:lang w:val="en-US"/>
-        </w:rPr>
-        <w:t>                    &lt;</w:t>
-      </w:r>
-      <w:proofErr w:type="spellStart"/>
-      <w:r>
-        <w:rPr>
-          <w:sz w:val="22"/>
-          <w:szCs w:val="18"/>
-          <w:lang w:val="en-US"/>
-        </w:rPr>
-        <w:t>tr</w:t>
-      </w:r>
-      <w:proofErr w:type="spellEnd"/>
-      <w:r>
-        <w:rPr>
-          <w:sz w:val="22"/>
-          <w:szCs w:val="18"/>
-          <w:lang w:val="en-US"/>
-        </w:rPr>
-        <w:t>&gt;</w:t>
-      </w:r>
-    </w:p>
-    <w:p>
-      <w:pPr>
-        <w:spacing w:after="0" w:line="240" w:lineRule="auto"/>
-        <w:rPr>
-          <w:sz w:val="22"/>
-          <w:szCs w:val="18"/>
-          <w:lang w:val="en-US"/>
-        </w:rPr>
-      </w:pPr>
-      <w:r>
-        <w:rPr>
-          <w:sz w:val="22"/>
-          <w:szCs w:val="18"/>
-          <w:lang w:val="en-US"/>
-        </w:rPr>
-        <w:t>                      &lt;</w:t>
-      </w:r>
-      <w:proofErr w:type="spellStart"/>
-      <w:r>
-        <w:rPr>
-          <w:sz w:val="22"/>
-          <w:szCs w:val="18"/>
-          <w:lang w:val="en-US"/>
-        </w:rPr>
-        <w:t>td</w:t>
-      </w:r>
-      <w:proofErr w:type="spellEnd"/>
-      <w:r>
-        <w:rPr>
-          <w:sz w:val="22"/>
-          <w:szCs w:val="18"/>
-          <w:lang w:val="en-US"/>
-        </w:rPr>
-        <w:t xml:space="preserve"> </w:t>
-      </w:r>
-      <w:proofErr w:type="spellStart"/>
-      <w:r>
-        <w:rPr>
-          <w:sz w:val="22"/>
-          <w:szCs w:val="18"/>
-          <w:lang w:val="en-US"/>
-        </w:rPr>
-        <w:t>align</w:t>
-      </w:r>
-      <w:proofErr w:type="spellEnd"/>
-      <w:r>
-        <w:rPr>
-          <w:sz w:val="22"/>
-          <w:szCs w:val="18"/>
-          <w:lang w:val="en-US"/>
-        </w:rPr>
-        <w:t>="</w:t>
-      </w:r>
-      <w:proofErr w:type="spellStart"/>
-      <w:r>
-        <w:rPr>
-          <w:sz w:val="22"/>
-          <w:szCs w:val="18"/>
-          <w:lang w:val="en-US"/>
-        </w:rPr>
-        <w:t>center</w:t>
-      </w:r>
-      <w:proofErr w:type="spellEnd"/>
-      <w:r>
-        <w:rPr>
-          <w:sz w:val="22"/>
-          <w:szCs w:val="18"/>
-          <w:lang w:val="en-US"/>
-        </w:rPr>
-        <w:t>"&gt;2&lt;/</w:t>
-      </w:r>
-      <w:proofErr w:type="spellStart"/>
-      <w:r>
-        <w:rPr>
-          <w:sz w:val="22"/>
-          <w:szCs w:val="18"/>
-          <w:lang w:val="en-US"/>
-        </w:rPr>
-        <w:t>td</w:t>
-      </w:r>
-      <w:proofErr w:type="spellEnd"/>
-      <w:r>
-        <w:rPr>
-          <w:sz w:val="22"/>
-          <w:szCs w:val="18"/>
-          <w:lang w:val="en-US"/>
-        </w:rPr>
-        <w:t>&gt;</w:t>
-      </w:r>
-    </w:p>
-    <w:p>
-      <w:pPr>
-        <w:spacing w:after="0" w:line="240" w:lineRule="auto"/>
-        <w:rPr>
-          <w:sz w:val="22"/>
-          <w:szCs w:val="18"/>
-          <w:lang w:val="en-US"/>
-        </w:rPr>
-      </w:pPr>
-      <w:r>
-        <w:rPr>
-          <w:sz w:val="22"/>
-          <w:szCs w:val="18"/>
-          <w:lang w:val="en-US"/>
-        </w:rPr>
-        <w:t>                      &lt;</w:t>
-      </w:r>
-      <w:proofErr w:type="spellStart"/>
-      <w:r>
-        <w:rPr>
-          <w:sz w:val="22"/>
-          <w:szCs w:val="18"/>
-          <w:lang w:val="en-US"/>
-        </w:rPr>
-        <w:t>td</w:t>
-      </w:r>
-      <w:proofErr w:type="spellEnd"/>
-      <w:r>
-        <w:rPr>
-          <w:sz w:val="22"/>
-          <w:szCs w:val="18"/>
-          <w:lang w:val="en-US"/>
-        </w:rPr>
-        <w:t>&gt;Тверская&lt;/</w:t>
-      </w:r>
-      <w:proofErr w:type="spellStart"/>
-      <w:r>
-        <w:rPr>
-          <w:sz w:val="22"/>
-          <w:szCs w:val="18"/>
-          <w:lang w:val="en-US"/>
-        </w:rPr>
-        <w:t>td</w:t>
-      </w:r>
-      <w:proofErr w:type="spellEnd"/>
-      <w:r>
-        <w:rPr>
-          <w:sz w:val="22"/>
-          <w:szCs w:val="18"/>
-          <w:lang w:val="en-US"/>
-        </w:rPr>
-        <w:t>&gt;</w:t>
-      </w:r>
-    </w:p>
-    <w:p>
-      <w:pPr>
-        <w:spacing w:after="0" w:line="240" w:lineRule="auto"/>
-        <w:rPr>
-          <w:sz w:val="22"/>
-          <w:szCs w:val="18"/>
-          <w:lang w:val="en-US"/>
-        </w:rPr>
-      </w:pPr>
-      <w:r>
-        <w:rPr>
-          <w:sz w:val="22"/>
-          <w:szCs w:val="18"/>
-          <w:lang w:val="en-US"/>
-        </w:rPr>
-        <w:t>                    &lt;/</w:t>
-      </w:r>
-      <w:proofErr w:type="spellStart"/>
-      <w:r>
-        <w:rPr>
-          <w:sz w:val="22"/>
-          <w:szCs w:val="18"/>
-          <w:lang w:val="en-US"/>
-        </w:rPr>
-        <w:t>tr</w:t>
-      </w:r>
-      <w:proofErr w:type="spellEnd"/>
-      <w:r>
-        <w:rPr>
-          <w:sz w:val="22"/>
-          <w:szCs w:val="18"/>
-          <w:lang w:val="en-US"/>
-        </w:rPr>
-        <w:t>&gt;</w:t>
-      </w:r>
-    </w:p>
-    <w:p>
-      <w:pPr>
-        <w:spacing w:after="0" w:line="240" w:lineRule="auto"/>
-        <w:rPr>
-          <w:sz w:val="22"/>
-          <w:szCs w:val="18"/>
-          <w:lang w:val="en-US"/>
-        </w:rPr>
-      </w:pPr>
-      <w:r>
-        <w:rPr>
-          <w:sz w:val="22"/>
-          <w:szCs w:val="18"/>
-          <w:lang w:val="en-US"/>
-        </w:rPr>
-        <w:t>                    &lt;</w:t>
-      </w:r>
-      <w:proofErr w:type="spellStart"/>
-      <w:r>
-        <w:rPr>
-          <w:sz w:val="22"/>
-          <w:szCs w:val="18"/>
-          <w:lang w:val="en-US"/>
-        </w:rPr>
-        <w:t>tr</w:t>
-      </w:r>
-      <w:proofErr w:type="spellEnd"/>
-      <w:r>
-        <w:rPr>
-          <w:sz w:val="22"/>
-          <w:szCs w:val="18"/>
-          <w:lang w:val="en-US"/>
-        </w:rPr>
-        <w:t>&gt;</w:t>
-      </w:r>
-    </w:p>
-    <w:p>
-      <w:pPr>
-        <w:spacing w:after="0" w:line="240" w:lineRule="auto"/>
-        <w:rPr>
-          <w:sz w:val="22"/>
-          <w:szCs w:val="18"/>
-          <w:lang w:val="en-US"/>
-        </w:rPr>
-      </w:pPr>
-      <w:r>
-        <w:rPr>
-          <w:sz w:val="22"/>
-          <w:szCs w:val="18"/>
-          <w:lang w:val="en-US"/>
-        </w:rPr>
-        <w:t>                      &lt;</w:t>
-      </w:r>
-      <w:proofErr w:type="spellStart"/>
-      <w:r>
-        <w:rPr>
-          <w:sz w:val="22"/>
-          <w:szCs w:val="18"/>
-          <w:lang w:val="en-US"/>
-        </w:rPr>
-        <w:t>td</w:t>
-      </w:r>
-      <w:proofErr w:type="spellEnd"/>
-      <w:r>
-        <w:rPr>
-          <w:sz w:val="22"/>
-          <w:szCs w:val="18"/>
-          <w:lang w:val="en-US"/>
-        </w:rPr>
-        <w:t xml:space="preserve"> </w:t>
-      </w:r>
-      <w:proofErr w:type="spellStart"/>
-      <w:r>
-        <w:rPr>
-          <w:sz w:val="22"/>
-          <w:szCs w:val="18"/>
-          <w:lang w:val="en-US"/>
-        </w:rPr>
-        <w:t>align</w:t>
-      </w:r>
-      <w:proofErr w:type="spellEnd"/>
-      <w:r>
-        <w:rPr>
-          <w:sz w:val="22"/>
-          <w:szCs w:val="18"/>
-          <w:lang w:val="en-US"/>
-        </w:rPr>
-        <w:t>="</w:t>
-      </w:r>
-      <w:proofErr w:type="spellStart"/>
-      <w:r>
-        <w:rPr>
-          <w:sz w:val="22"/>
-          <w:szCs w:val="18"/>
-          <w:lang w:val="en-US"/>
-        </w:rPr>
-        <w:t>center</w:t>
-      </w:r>
-      <w:proofErr w:type="spellEnd"/>
-      <w:r>
-        <w:rPr>
-          <w:sz w:val="22"/>
-          <w:szCs w:val="18"/>
-          <w:lang w:val="en-US"/>
-        </w:rPr>
-        <w:t>"&gt;3&lt;/</w:t>
-      </w:r>
-      <w:proofErr w:type="spellStart"/>
-      <w:r>
-        <w:rPr>
-          <w:sz w:val="22"/>
-          <w:szCs w:val="18"/>
-          <w:lang w:val="en-US"/>
-        </w:rPr>
-        <w:t>td</w:t>
-      </w:r>
-      <w:proofErr w:type="spellEnd"/>
-      <w:r>
-        <w:rPr>
-          <w:sz w:val="22"/>
-          <w:szCs w:val="18"/>
-          <w:lang w:val="en-US"/>
-        </w:rPr>
-        <w:t>&gt;</w:t>
-      </w:r>
-    </w:p>
-    <w:p>
-      <w:pPr>
-        <w:spacing w:after="0" w:line="240" w:lineRule="auto"/>
-        <w:rPr>
-          <w:sz w:val="22"/>
-          <w:szCs w:val="18"/>
-          <w:lang w:val="en-US"/>
-        </w:rPr>
-      </w:pPr>
-      <w:r>
-        <w:rPr>
-          <w:sz w:val="22"/>
-          <w:szCs w:val="18"/>
-          <w:lang w:val="en-US"/>
-        </w:rPr>
-        <w:t>                      &lt;</w:t>
-      </w:r>
-      <w:proofErr w:type="spellStart"/>
-      <w:r>
-        <w:rPr>
-          <w:sz w:val="22"/>
-          <w:szCs w:val="18"/>
-          <w:lang w:val="en-US"/>
-        </w:rPr>
-        <w:t>td</w:t>
-      </w:r>
-      <w:proofErr w:type="spellEnd"/>
-      <w:r>
-        <w:rPr>
-          <w:sz w:val="22"/>
-          <w:szCs w:val="18"/>
-          <w:lang w:val="en-US"/>
-        </w:rPr>
-        <w:t>&gt;Пушкинская&lt;/</w:t>
-      </w:r>
-      <w:proofErr w:type="spellStart"/>
-      <w:r>
-        <w:rPr>
-          <w:sz w:val="22"/>
-          <w:szCs w:val="18"/>
-          <w:lang w:val="en-US"/>
-        </w:rPr>
-        <w:t>td</w:t>
-      </w:r>
-      <w:proofErr w:type="spellEnd"/>
-      <w:r>
-        <w:rPr>
-          <w:sz w:val="22"/>
-          <w:szCs w:val="18"/>
-          <w:lang w:val="en-US"/>
-        </w:rPr>
-        <w:t>&gt;</w:t>
-      </w:r>
-    </w:p>
-    <w:p>
-      <w:pPr>
-        <w:spacing w:after="0" w:line="240" w:lineRule="auto"/>
-        <w:rPr>
-          <w:sz w:val="22"/>
-          <w:szCs w:val="18"/>
-          <w:lang w:val="en-US"/>
-        </w:rPr>
-      </w:pPr>
-      <w:r>
-        <w:rPr>
-          <w:sz w:val="22"/>
-          <w:szCs w:val="18"/>
-          <w:lang w:val="en-US"/>
-        </w:rPr>
-        <w:t>                    &lt;/</w:t>
-      </w:r>
-      <w:proofErr w:type="spellStart"/>
-      <w:r>
-        <w:rPr>
-          <w:sz w:val="22"/>
-          <w:szCs w:val="18"/>
-          <w:lang w:val="en-US"/>
-        </w:rPr>
-        <w:t>tr</w:t>
-      </w:r>
-      <w:proofErr w:type="spellEnd"/>
-      <w:r>
-        <w:rPr>
-          <w:sz w:val="22"/>
-          <w:szCs w:val="18"/>
-          <w:lang w:val="en-US"/>
-        </w:rPr>
-        <w:t>&gt;</w:t>
-      </w:r>
-    </w:p>
-    <w:p>
-      <w:pPr>
-        <w:spacing w:after="0" w:line="240" w:lineRule="auto"/>
-        <w:rPr>
-          <w:sz w:val="22"/>
-          <w:szCs w:val="18"/>
-          <w:lang w:val="en-US"/>
-        </w:rPr>
-      </w:pPr>
-      <w:r>
-        <w:rPr>
-          <w:sz w:val="22"/>
-          <w:szCs w:val="18"/>
-          <w:lang w:val="en-US"/>
-        </w:rPr>
-        <w:t>                  &lt;/</w:t>
-      </w:r>
-      <w:proofErr w:type="spellStart"/>
-      <w:r>
-        <w:rPr>
-          <w:sz w:val="22"/>
-          <w:szCs w:val="18"/>
-          <w:lang w:val="en-US"/>
-        </w:rPr>
-        <w:t>table</w:t>
-      </w:r>
-      <w:proofErr w:type="spellEnd"/>
-      <w:r>
-        <w:rPr>
-          <w:sz w:val="22"/>
-          <w:szCs w:val="18"/>
-          <w:lang w:val="en-US"/>
-        </w:rPr>
-        <w:t>&gt;</w:t>
-      </w:r>
-    </w:p>
-    <w:p>
-      <w:pPr>
-        <w:spacing w:after="0" w:line="240" w:lineRule="auto"/>
-        <w:rPr>
-          <w:sz w:val="22"/>
-          <w:szCs w:val="18"/>
-          <w:lang w:val="en-US"/>
-        </w:rPr>
-      </w:pPr>
-    </w:p>
-    <w:p>
-      <w:pPr>
-        <w:spacing w:after="0" w:line="240" w:lineRule="auto"/>
-        <w:rPr>
-          <w:sz w:val="22"/>
-          <w:szCs w:val="18"/>
-          <w:lang w:val="en-US"/>
-        </w:rPr>
-      </w:pPr>
-      <w:r>
-        <w:rPr>
-          <w:sz w:val="22"/>
-          <w:szCs w:val="18"/>
-          <w:lang w:val="en-US"/>
-        </w:rPr>
-        <w:t>                &lt;/</w:t>
-      </w:r>
-      <w:proofErr w:type="spellStart"/>
-      <w:r>
-        <w:rPr>
-          <w:sz w:val="22"/>
-          <w:szCs w:val="18"/>
-          <w:lang w:val="en-US"/>
-        </w:rPr>
-        <w:t>td</w:t>
-      </w:r>
-      <w:proofErr w:type="spellEnd"/>
-      <w:r>
-        <w:rPr>
-          <w:sz w:val="22"/>
-          <w:szCs w:val="18"/>
-          <w:lang w:val="en-US"/>
-        </w:rPr>
-        <w:t>&gt;</w:t>
-      </w:r>
-    </w:p>
-    <w:p>
-      <w:pPr>
-        <w:spacing w:after="0" w:line="240" w:lineRule="auto"/>
-        <w:rPr>
-          <w:sz w:val="22"/>
-          <w:szCs w:val="18"/>
-          <w:lang w:val="en-US"/>
-        </w:rPr>
-      </w:pPr>
-      <w:r>
-        <w:rPr>
-          <w:sz w:val="22"/>
-          <w:szCs w:val="18"/>
-          <w:lang w:val="en-US"/>
-        </w:rPr>
-        <w:t>              &lt;/</w:t>
-      </w:r>
-      <w:proofErr w:type="spellStart"/>
-      <w:r>
-        <w:rPr>
-          <w:sz w:val="22"/>
-          <w:szCs w:val="18"/>
-          <w:lang w:val="en-US"/>
-        </w:rPr>
-        <w:t>tr</w:t>
-      </w:r>
-      <w:proofErr w:type="spellEnd"/>
-      <w:r>
-        <w:rPr>
-          <w:sz w:val="22"/>
-          <w:szCs w:val="18"/>
-          <w:lang w:val="en-US"/>
-        </w:rPr>
-        <w:t>&gt;</w:t>
-      </w:r>
-    </w:p>
-    <w:p>
-      <w:pPr>
-        <w:spacing w:after="0" w:line="240" w:lineRule="auto"/>
-        <w:rPr>
-          <w:sz w:val="22"/>
-          <w:szCs w:val="18"/>
-          <w:lang w:val="en-US"/>
-        </w:rPr>
-      </w:pPr>
-      <w:r>
-        <w:rPr>
-          <w:sz w:val="22"/>
-          <w:szCs w:val="18"/>
-          <w:lang w:val="en-US"/>
-        </w:rPr>
-        <w:t xml:space="preserve">              </w:t>
-      </w:r>
-      <w:proofErr w:type="gramStart"/>
-      <w:r>
-        <w:rPr>
-          <w:sz w:val="22"/>
-          <w:szCs w:val="18"/>
-          <w:lang w:val="en-US"/>
-        </w:rPr>
-        <w:t>&lt;!--</w:t>
-      </w:r>
-      <w:proofErr w:type="gramEnd"/>
-      <w:r>
-        <w:rPr>
-          <w:sz w:val="22"/>
-          <w:szCs w:val="18"/>
-          <w:lang w:val="en-US"/>
-        </w:rPr>
-        <w:t xml:space="preserve"> Низ: область копирайта --&gt;</w:t>
-      </w:r>
-    </w:p>
-    <w:p>
-      <w:pPr>
-        <w:spacing w:after="0" w:line="240" w:lineRule="auto"/>
-        <w:rPr>
-          <w:sz w:val="22"/>
-          <w:szCs w:val="18"/>
-          <w:lang w:val="en-US"/>
-        </w:rPr>
-      </w:pPr>
-      <w:r>
-        <w:rPr>
-          <w:sz w:val="22"/>
-          <w:szCs w:val="18"/>
-          <w:lang w:val="en-US"/>
-        </w:rPr>
-        <w:t>              &lt;</w:t>
-      </w:r>
-      <w:proofErr w:type="spellStart"/>
-      <w:r>
-        <w:rPr>
-          <w:sz w:val="22"/>
-          <w:szCs w:val="18"/>
-          <w:lang w:val="en-US"/>
-        </w:rPr>
-        <w:t>tr</w:t>
-      </w:r>
-      <w:proofErr w:type="spellEnd"/>
-      <w:r>
-        <w:rPr>
-          <w:sz w:val="22"/>
-          <w:szCs w:val="18"/>
-          <w:lang w:val="en-US"/>
-        </w:rPr>
-        <w:t>&gt;</w:t>
-      </w:r>
-    </w:p>
-    <w:p>
-      <w:pPr>
-        <w:spacing w:after="0" w:line="240" w:lineRule="auto"/>
-        <w:rPr>
-          <w:sz w:val="22"/>
-          <w:szCs w:val="18"/>
-          <w:lang w:val="en-US"/>
-        </w:rPr>
-      </w:pPr>
-      <w:r>
-        <w:rPr>
-          <w:sz w:val="22"/>
-          <w:szCs w:val="18"/>
-          <w:lang w:val="en-US"/>
-        </w:rPr>
-        <w:t>                &lt;</w:t>
-      </w:r>
-      <w:proofErr w:type="spellStart"/>
-      <w:r>
-        <w:rPr>
-          <w:sz w:val="22"/>
-          <w:szCs w:val="18"/>
-          <w:lang w:val="en-US"/>
-        </w:rPr>
-        <w:t>td</w:t>
-      </w:r>
-      <w:proofErr w:type="spellEnd"/>
-      <w:r>
-        <w:rPr>
-          <w:sz w:val="22"/>
-          <w:szCs w:val="18"/>
-          <w:lang w:val="en-US"/>
-        </w:rPr>
-        <w:t xml:space="preserve"> </w:t>
-      </w:r>
-      <w:proofErr w:type="spellStart"/>
-      <w:r>
-        <w:rPr>
-          <w:sz w:val="22"/>
-          <w:szCs w:val="18"/>
-          <w:lang w:val="en-US"/>
-        </w:rPr>
-        <w:t>colspan</w:t>
-      </w:r>
-      <w:proofErr w:type="spellEnd"/>
-      <w:r>
-        <w:rPr>
-          <w:sz w:val="22"/>
-          <w:szCs w:val="18"/>
-          <w:lang w:val="en-US"/>
-        </w:rPr>
-        <w:t xml:space="preserve">="3" </w:t>
-      </w:r>
-      <w:proofErr w:type="spellStart"/>
-      <w:r>
-        <w:rPr>
-          <w:sz w:val="22"/>
-          <w:szCs w:val="18"/>
-          <w:lang w:val="en-US"/>
-        </w:rPr>
-        <w:t>align</w:t>
-      </w:r>
-      <w:proofErr w:type="spellEnd"/>
-      <w:r>
-        <w:rPr>
-          <w:sz w:val="22"/>
-          <w:szCs w:val="18"/>
-          <w:lang w:val="en-US"/>
-        </w:rPr>
-        <w:t>="</w:t>
-      </w:r>
-      <w:proofErr w:type="spellStart"/>
-      <w:r>
-        <w:rPr>
-          <w:sz w:val="22"/>
-          <w:szCs w:val="18"/>
-          <w:lang w:val="en-US"/>
-        </w:rPr>
-        <w:t>center</w:t>
-      </w:r>
-      <w:proofErr w:type="spellEnd"/>
-      <w:r>
-        <w:rPr>
-          <w:sz w:val="22"/>
-          <w:szCs w:val="18"/>
-          <w:lang w:val="en-US"/>
-        </w:rPr>
-        <w:t>"&gt;</w:t>
-      </w:r>
-    </w:p>
-    <w:p>
-      <w:pPr>
-        <w:spacing w:after="0" w:line="240" w:lineRule="auto"/>
-        <w:rPr>
-          <w:sz w:val="22"/>
-          <w:szCs w:val="18"/>
-          <w:lang w:val="en-US"/>
-        </w:rPr>
-      </w:pPr>
-      <w:r>
-        <w:rPr>
-          <w:sz w:val="22"/>
-          <w:szCs w:val="18"/>
-          <w:lang w:val="en-US"/>
-        </w:rPr>
-        <w:t>                  &lt;</w:t>
-      </w:r>
-      <w:proofErr w:type="spellStart"/>
-      <w:r>
-        <w:rPr>
-          <w:sz w:val="22"/>
-          <w:szCs w:val="18"/>
-          <w:lang w:val="en-US"/>
-        </w:rPr>
-        <w:t>strong</w:t>
-      </w:r>
-      <w:proofErr w:type="spellEnd"/>
-      <w:r>
-        <w:rPr>
-          <w:sz w:val="22"/>
-          <w:szCs w:val="18"/>
-          <w:lang w:val="en-US"/>
-        </w:rPr>
-        <w:t xml:space="preserve">&gt;© 2025 </w:t>
-      </w:r>
-      <w:proofErr w:type="spellStart"/>
-      <w:r>
-        <w:rPr>
-          <w:sz w:val="22"/>
-          <w:szCs w:val="18"/>
-          <w:lang w:val="en-US"/>
-        </w:rPr>
-        <w:t>Ситало</w:t>
-      </w:r>
-      <w:proofErr w:type="spellEnd"/>
-      <w:r>
-        <w:rPr>
-          <w:sz w:val="22"/>
-          <w:szCs w:val="18"/>
-          <w:lang w:val="en-US"/>
-        </w:rPr>
-        <w:t>&lt;/</w:t>
-      </w:r>
-      <w:proofErr w:type="spellStart"/>
-      <w:r>
-        <w:rPr>
-          <w:sz w:val="22"/>
-          <w:szCs w:val="18"/>
-          <w:lang w:val="en-US"/>
-        </w:rPr>
-        <w:t>strong</w:t>
-      </w:r>
-      <w:proofErr w:type="spellEnd"/>
-      <w:r>
-        <w:rPr>
-          <w:sz w:val="22"/>
-          <w:szCs w:val="18"/>
-          <w:lang w:val="en-US"/>
-        </w:rPr>
-        <w:t>&gt;</w:t>
-      </w:r>
-    </w:p>
-    <w:p>
-      <w:pPr>
-        <w:spacing w:after="0" w:line="240" w:lineRule="auto"/>
-        <w:rPr>
-          <w:sz w:val="22"/>
-          <w:szCs w:val="18"/>
-          <w:lang w:val="en-US"/>
-        </w:rPr>
-      </w:pPr>
-      <w:r>
-        <w:rPr>
-          <w:sz w:val="22"/>
-          <w:szCs w:val="18"/>
-          <w:lang w:val="en-US"/>
-        </w:rPr>
-        <w:t>                &lt;/</w:t>
-      </w:r>
-      <w:proofErr w:type="spellStart"/>
-      <w:r>
-        <w:rPr>
-          <w:sz w:val="22"/>
-          <w:szCs w:val="18"/>
-          <w:lang w:val="en-US"/>
-        </w:rPr>
-        <w:t>td</w:t>
-      </w:r>
-      <w:proofErr w:type="spellEnd"/>
-      <w:r>
-        <w:rPr>
-          <w:sz w:val="22"/>
-          <w:szCs w:val="18"/>
-          <w:lang w:val="en-US"/>
-        </w:rPr>
-        <w:t>&gt;</w:t>
-      </w:r>
-    </w:p>
-    <w:p>
-      <w:pPr>
-        <w:spacing w:after="0" w:line="240" w:lineRule="auto"/>
-        <w:rPr>
-          <w:sz w:val="22"/>
-          <w:szCs w:val="18"/>
-          <w:lang w:val="en-US"/>
-        </w:rPr>
-      </w:pPr>
-      <w:r>
-        <w:rPr>
-          <w:sz w:val="22"/>
-          <w:szCs w:val="18"/>
-          <w:lang w:val="en-US"/>
-        </w:rPr>
-        <w:t>              &lt;/</w:t>
-      </w:r>
-      <w:proofErr w:type="spellStart"/>
-      <w:r>
-        <w:rPr>
-          <w:sz w:val="22"/>
-          <w:szCs w:val="18"/>
-          <w:lang w:val="en-US"/>
-        </w:rPr>
-        <w:t>tr</w:t>
-      </w:r>
-      <w:proofErr w:type="spellEnd"/>
-      <w:r>
-        <w:rPr>
-          <w:sz w:val="22"/>
-          <w:szCs w:val="18"/>
-          <w:lang w:val="en-US"/>
-        </w:rPr>
-        <w:t>&gt;</w:t>
-      </w:r>
-    </w:p>
-    <w:p>
-      <w:pPr>
-        <w:spacing w:after="0" w:line="240" w:lineRule="auto"/>
-        <w:rPr>
-          <w:sz w:val="22"/>
-          <w:szCs w:val="18"/>
-          <w:lang w:val="en-US"/>
-        </w:rPr>
-      </w:pPr>
-      <w:r>
-        <w:rPr>
-          <w:sz w:val="22"/>
-          <w:szCs w:val="18"/>
-          <w:lang w:val="en-US"/>
-        </w:rPr>
-        <w:t>            &lt;/</w:t>
-      </w:r>
-      <w:proofErr w:type="spellStart"/>
-      <w:r>
-        <w:rPr>
-          <w:sz w:val="22"/>
-          <w:szCs w:val="18"/>
-          <w:lang w:val="en-US"/>
-        </w:rPr>
-        <w:t>table</w:t>
-      </w:r>
-      <w:proofErr w:type="spellEnd"/>
-      <w:r>
-        <w:rPr>
-          <w:sz w:val="22"/>
-          <w:szCs w:val="18"/>
-          <w:lang w:val="en-US"/>
-        </w:rPr>
-        <w:t xml:space="preserve">&gt; </w:t>
-      </w:r>
-      <w:proofErr w:type="gramStart"/>
-      <w:r>
-        <w:rPr>
-          <w:sz w:val="22"/>
-          <w:szCs w:val="18"/>
-          <w:lang w:val="en-US"/>
-        </w:rPr>
-        <w:t>&lt;!--</w:t>
-      </w:r>
-      <w:proofErr w:type="gramEnd"/>
-      <w:r>
-        <w:rPr>
-          <w:sz w:val="22"/>
-          <w:szCs w:val="18"/>
-          <w:lang w:val="en-US"/>
-        </w:rPr>
-        <w:t xml:space="preserve"> конец основной таблицы макета --&gt;</w:t>
-      </w:r>
-    </w:p>
-    <w:p>
-      <w:pPr>
-        <w:spacing w:after="0" w:line="240" w:lineRule="auto"/>
-        <w:rPr>
-          <w:sz w:val="22"/>
-          <w:szCs w:val="18"/>
-          <w:lang w:val="en-US"/>
-        </w:rPr>
-      </w:pPr>
-      <w:r>
-        <w:rPr>
-          <w:sz w:val="22"/>
-          <w:szCs w:val="18"/>
-          <w:lang w:val="en-US"/>
-        </w:rPr>
-        <w:t>          &lt;/</w:t>
-      </w:r>
-      <w:proofErr w:type="spellStart"/>
-      <w:r>
-        <w:rPr>
-          <w:sz w:val="22"/>
-          <w:szCs w:val="18"/>
-          <w:lang w:val="en-US"/>
-        </w:rPr>
-        <w:t>td</w:t>
-      </w:r>
-      <w:proofErr w:type="spellEnd"/>
-      <w:r>
-        <w:rPr>
-          <w:sz w:val="22"/>
-          <w:szCs w:val="18"/>
-          <w:lang w:val="en-US"/>
-        </w:rPr>
-        <w:t>&gt;</w:t>
-      </w:r>
-    </w:p>
-    <w:p>
-      <w:pPr>
-        <w:spacing w:after="0" w:line="240" w:lineRule="auto"/>
-        <w:rPr>
-          <w:sz w:val="22"/>
-          <w:szCs w:val="18"/>
-          <w:lang w:val="en-US"/>
-        </w:rPr>
-      </w:pPr>
-      <w:r>
-        <w:rPr>
-          <w:sz w:val="22"/>
-          <w:szCs w:val="18"/>
-          <w:lang w:val="en-US"/>
-        </w:rPr>
-        <w:t>        &lt;/</w:t>
-      </w:r>
-      <w:proofErr w:type="spellStart"/>
-      <w:r>
-        <w:rPr>
-          <w:sz w:val="22"/>
-          <w:szCs w:val="18"/>
-          <w:lang w:val="en-US"/>
-        </w:rPr>
-        <w:t>tr</w:t>
-      </w:r>
-      <w:proofErr w:type="spellEnd"/>
-      <w:r>
-        <w:rPr>
-          <w:sz w:val="22"/>
-          <w:szCs w:val="18"/>
-          <w:lang w:val="en-US"/>
-        </w:rPr>
-        <w:t>&gt;</w:t>
-      </w:r>
-    </w:p>
-    <w:p>
-      <w:pPr>
-        <w:spacing w:after="0" w:line="240" w:lineRule="auto"/>
-        <w:rPr>
-          <w:sz w:val="22"/>
-          <w:szCs w:val="18"/>
-          <w:lang w:val="en-US"/>
-        </w:rPr>
-      </w:pPr>
-      <w:r>
-        <w:rPr>
-          <w:sz w:val="22"/>
-          <w:szCs w:val="18"/>
-          <w:lang w:val="en-US"/>
-        </w:rPr>
-        <w:t>      &lt;/</w:t>
-      </w:r>
-      <w:proofErr w:type="spellStart"/>
-      <w:r>
-        <w:rPr>
-          <w:sz w:val="22"/>
-          <w:szCs w:val="18"/>
-          <w:lang w:val="en-US"/>
-        </w:rPr>
-        <w:t>table</w:t>
-      </w:r>
-      <w:proofErr w:type="spellEnd"/>
-      <w:r>
-        <w:rPr>
-          <w:sz w:val="22"/>
-          <w:szCs w:val="18"/>
-          <w:lang w:val="en-US"/>
-        </w:rPr>
-        <w:t xml:space="preserve">&gt; </w:t>
-      </w:r>
-      <w:proofErr w:type="gramStart"/>
-      <w:r>
-        <w:rPr>
-          <w:sz w:val="22"/>
-          <w:szCs w:val="18"/>
-          <w:lang w:val="en-US"/>
-        </w:rPr>
-        <w:t>&lt;!--</w:t>
-      </w:r>
-      <w:proofErr w:type="gramEnd"/>
-      <w:r>
-        <w:rPr>
-          <w:sz w:val="22"/>
-          <w:szCs w:val="18"/>
-          <w:lang w:val="en-US"/>
-        </w:rPr>
-        <w:t xml:space="preserve"> конец внутренней рамки --&gt;</w:t>
-      </w:r>
-    </w:p>
-    <w:p>
-      <w:pPr>
-        <w:spacing w:after="0" w:line="240" w:lineRule="auto"/>
-        <w:rPr>
-          <w:sz w:val="22"/>
-          <w:szCs w:val="18"/>
-          <w:lang w:val="en-US"/>
-        </w:rPr>
-      </w:pPr>
-      <w:r>
-        <w:rPr>
-          <w:sz w:val="22"/>
-          <w:szCs w:val="18"/>
-          <w:lang w:val="en-US"/>
-        </w:rPr>
-        <w:t>    &lt;/</w:t>
-      </w:r>
-      <w:proofErr w:type="spellStart"/>
-      <w:r>
-        <w:rPr>
-          <w:sz w:val="22"/>
-          <w:szCs w:val="18"/>
-          <w:lang w:val="en-US"/>
-        </w:rPr>
-        <w:t>td</w:t>
-      </w:r>
-      <w:proofErr w:type="spellEnd"/>
-      <w:r>
-        <w:rPr>
-          <w:sz w:val="22"/>
-          <w:szCs w:val="18"/>
-          <w:lang w:val="en-US"/>
-        </w:rPr>
-        <w:t>&gt;</w:t>
-      </w:r>
-    </w:p>
-    <w:p>
-      <w:pPr>
-        <w:spacing w:after="0" w:line="240" w:lineRule="auto"/>
-        <w:rPr>
-          <w:sz w:val="22"/>
-          <w:szCs w:val="18"/>
-          <w:lang w:val="en-US"/>
-        </w:rPr>
-      </w:pPr>
-      <w:r>
-        <w:rPr>
-          <w:sz w:val="22"/>
-          <w:szCs w:val="18"/>
-          <w:lang w:val="en-US"/>
-        </w:rPr>
-        <w:t>  &lt;/</w:t>
-      </w:r>
-      <w:proofErr w:type="spellStart"/>
-      <w:r>
-        <w:rPr>
-          <w:sz w:val="22"/>
-          <w:szCs w:val="18"/>
-          <w:lang w:val="en-US"/>
-        </w:rPr>
-        <w:t>tr</w:t>
-      </w:r>
-      <w:proofErr w:type="spellEnd"/>
-      <w:r>
-        <w:rPr>
-          <w:sz w:val="22"/>
-          <w:szCs w:val="18"/>
-          <w:lang w:val="en-US"/>
-        </w:rPr>
-        <w:t>&gt;</w:t>
-      </w:r>
-    </w:p>
-    <w:p>
-      <w:pPr>
-        <w:spacing w:after="0" w:line="240" w:lineRule="auto"/>
-        <w:rPr>
-          <w:sz w:val="22"/>
-          <w:szCs w:val="18"/>
-          <w:lang w:val="en-US"/>
-        </w:rPr>
-      </w:pPr>
-      <w:r>
-        <w:rPr>
-          <w:sz w:val="22"/>
-          <w:szCs w:val="18"/>
-          <w:lang w:val="en-US"/>
-        </w:rPr>
-        <w:t>&lt;/</w:t>
-      </w:r>
-      <w:proofErr w:type="spellStart"/>
-      <w:r>
-        <w:rPr>
-          <w:sz w:val="22"/>
-          <w:szCs w:val="18"/>
-          <w:lang w:val="en-US"/>
-        </w:rPr>
-        <w:t>table</w:t>
-      </w:r>
-      <w:proofErr w:type="spellEnd"/>
-      <w:r>
-        <w:rPr>
-          <w:sz w:val="22"/>
-          <w:szCs w:val="18"/>
-          <w:lang w:val="en-US"/>
-        </w:rPr>
-        <w:t xml:space="preserve">&gt; </w:t>
-      </w:r>
-      <w:proofErr w:type="gramStart"/>
-      <w:r>
-        <w:rPr>
-          <w:sz w:val="22"/>
-          <w:szCs w:val="18"/>
-          <w:lang w:val="en-US"/>
-        </w:rPr>
-        <w:t>&lt;!--</w:t>
-      </w:r>
-      <w:proofErr w:type="gramEnd"/>
-      <w:r>
-        <w:rPr>
-          <w:sz w:val="22"/>
-          <w:szCs w:val="18"/>
-          <w:lang w:val="en-US"/>
-        </w:rPr>
-        <w:t xml:space="preserve"> конец внешней рамки --&gt;</w:t>
-      </w:r>
-    </w:p>
-    <w:p>
-      <w:pPr>
-        <w:spacing w:after="0" w:line="240" w:lineRule="auto"/>
-        <w:rPr>
-          <w:sz w:val="22"/>
-          <w:szCs w:val="18"/>
-          <w:lang w:val="en-US"/>
-        </w:rPr>
-      </w:pPr>
-      <w:r>
-        <w:rPr>
-          <w:sz w:val="22"/>
-          <w:szCs w:val="18"/>
-          <w:lang w:val="en-US"/>
-        </w:rPr>
-        <w:t>&lt;/</w:t>
-      </w:r>
-      <w:proofErr w:type="spellStart"/>
-      <w:r>
-        <w:rPr>
-          <w:sz w:val="22"/>
-          <w:szCs w:val="18"/>
-          <w:lang w:val="en-US"/>
-        </w:rPr>
-        <w:t>body</w:t>
-      </w:r>
-      <w:proofErr w:type="spellEnd"/>
-      <w:r>
-        <w:rPr>
-          <w:sz w:val="22"/>
-          <w:szCs w:val="18"/>
-          <w:lang w:val="en-US"/>
-        </w:rPr>
-        <w:t>&gt;</w:t>
-      </w:r>
-    </w:p>
-    <w:p>
-      <w:pPr>
-        <w:spacing w:after="0" w:line="240" w:lineRule="auto"/>
-        <w:rPr>
-          <w:sz w:val="22"/>
-          <w:szCs w:val="18"/>
-          <w:lang w:val="en-US"/>
-        </w:rPr>
-      </w:pPr>
-      <w:r>
-        <w:rPr>
-          <w:sz w:val="22"/>
-          <w:szCs w:val="18"/>
-          <w:lang w:val="en-US"/>
-        </w:rPr>
-        <w:t>&lt;/</w:t>
-      </w:r>
-      <w:proofErr w:type="spellStart"/>
-      <w:r>
-        <w:rPr>
-          <w:sz w:val="22"/>
-          <w:szCs w:val="18"/>
-          <w:lang w:val="en-US"/>
-        </w:rPr>
-        <w:t>html</w:t>
-      </w:r>
-      <w:proofErr w:type="spellEnd"/>
-      <w:r>
-        <w:rPr>
-          <w:sz w:val="22"/>
-          <w:szCs w:val="18"/>
-          <w:lang w:val="en-US"/>
-        </w:rPr>
-        <w:t>&gt;</w:t>
+      <w:r>
+        <w:rPr>
+          <w:sz w:val="22"/>
+          <w:szCs w:val="18"/>
+          <w:lang w:val="en-US"/>
+        </w:rPr>
+        <w:t>&lt;/html&gt;</w:t>
       </w:r>
     </w:p>
     <w:p>
@@ -5824,7 +7146,7 @@
         <w:lastRenderedPageBreak/>
         <w:t>Технологический процесс</w:t>
       </w:r>
-      <w:bookmarkEnd w:id="4"/>
+      <w:bookmarkEnd w:id="5"/>
       <w:r>
         <w:t xml:space="preserve"> </w:t>
       </w:r>
@@ -5856,10 +7178,10 @@
           <w:szCs w:val="18"/>
         </w:rPr>
         <w:drawing>
-          <wp:inline distT="0" distB="0" distL="0" distR="0" wp14:anchorId="59E2B58A" wp14:editId="7BDB28F4">
-            <wp:extent cx="4631690" cy="7190105"/>
-            <wp:effectExtent l="0" t="0" r="0" b="0"/>
-            <wp:docPr id="6" name="Рисунок 6"/>
+          <wp:inline distT="0" distB="0" distL="0" distR="0" wp14:anchorId="410A986E" wp14:editId="4E869AB0">
+            <wp:extent cx="4014817" cy="5529303"/>
+            <wp:effectExtent l="0" t="0" r="5080" b="0"/>
+            <wp:docPr id="4" name="Рисунок 4"/>
             <wp:cNvGraphicFramePr>
               <a:graphicFrameLocks xmlns:a="http://schemas.openxmlformats.org/drawingml/2006/main" noChangeAspect="1"/>
             </wp:cNvGraphicFramePr>
@@ -5867,36 +7189,23 @@
               <a:graphicData uri="http://schemas.openxmlformats.org/drawingml/2006/picture">
                 <pic:pic xmlns:pic="http://schemas.openxmlformats.org/drawingml/2006/picture">
                   <pic:nvPicPr>
-                    <pic:cNvPr id="0" name="Picture 6"/>
-                    <pic:cNvPicPr>
-                      <a:picLocks noChangeAspect="1" noChangeArrowheads="1"/>
-                    </pic:cNvPicPr>
+                    <pic:cNvPr id="1" name=""/>
+                    <pic:cNvPicPr/>
                   </pic:nvPicPr>
                   <pic:blipFill>
-                    <a:blip r:embed="rId10">
-                      <a:extLst>
-                        <a:ext uri="{28A0092B-C50C-407E-A947-70E740481C1C}">
-                          <a14:useLocalDpi xmlns:a14="http://schemas.microsoft.com/office/drawing/2010/main" val="0"/>
-                        </a:ext>
-                      </a:extLst>
-                    </a:blip>
-                    <a:srcRect/>
+                    <a:blip r:embed="rId10"/>
                     <a:stretch>
                       <a:fillRect/>
                     </a:stretch>
                   </pic:blipFill>
-                  <pic:spPr bwMode="auto">
+                  <pic:spPr>
                     <a:xfrm>
                       <a:off x="0" y="0"/>
-                      <a:ext cx="4631690" cy="7190105"/>
+                      <a:ext cx="4014817" cy="5529303"/>
                     </a:xfrm>
                     <a:prstGeom prst="rect">
                       <a:avLst/>
                     </a:prstGeom>
-                    <a:noFill/>
-                    <a:ln>
-                      <a:noFill/>
-                    </a:ln>
                   </pic:spPr>
                 </pic:pic>
               </a:graphicData>
@@ -5911,18 +7220,6 @@
         <w:ind w:firstLine="0"/>
         <w:jc w:val="center"/>
         <w:rPr>
-          <w:sz w:val="22"/>
-          <w:szCs w:val="18"/>
-          <w:lang w:val="en-US"/>
-        </w:rPr>
-      </w:pPr>
-    </w:p>
-    <w:p>
-      <w:pPr>
-        <w:spacing w:line="240" w:lineRule="auto"/>
-        <w:ind w:firstLine="0"/>
-        <w:jc w:val="center"/>
-        <w:rPr>
           <w:szCs w:val="28"/>
         </w:rPr>
       </w:pPr>
@@ -5977,7 +7274,7 @@
       <w:r>
         <w:br w:type="page"/>
       </w:r>
-      <w:bookmarkStart w:id="5" w:name="_Toc209194179"/>
+      <w:bookmarkStart w:id="6" w:name="_Toc209194179"/>
       <w:r>
         <w:lastRenderedPageBreak/>
         <w:t>3.</w:t>
@@ -5991,7 +7288,7 @@
       <w:r>
         <w:t>Результат отображения в браузере</w:t>
       </w:r>
-      <w:bookmarkEnd w:id="5"/>
+      <w:bookmarkEnd w:id="6"/>
     </w:p>
     <w:p>
       <w:pPr>
@@ -6004,6 +7301,7 @@
       </w:pPr>
       <w:r>
         <w:rPr>
+          <w:noProof/>
           <w:szCs w:val="28"/>
         </w:rPr>
         <w:drawing>
@@ -6100,11 +7398,11 @@
         </w:numPr>
         <w:ind w:left="360"/>
       </w:pPr>
-      <w:bookmarkStart w:id="6" w:name="_Toc209194180"/>
+      <w:bookmarkStart w:id="7" w:name="_Toc209194180"/>
       <w:r>
         <w:t>Вывод</w:t>
       </w:r>
-      <w:bookmarkEnd w:id="6"/>
+      <w:bookmarkEnd w:id="7"/>
     </w:p>
     <w:p>
       <w:pPr>
@@ -8931,6 +10229,7 @@
   <w:style w:type="character" w:default="1" w:styleId="a3">
     <w:name w:val="Default Paragraph Font"/>
     <w:uiPriority w:val="1"/>
+    <w:semiHidden/>
     <w:unhideWhenUsed/>
   </w:style>
   <w:style w:type="table" w:default="1" w:styleId="a4">

--- a/20250920_ТКИ-542_WEB_Задание_1_СиталоРВ.docx
+++ b/20250920_ТКИ-542_WEB_Задание_1_СиталоРВ.docx
@@ -1772,23 +1772,13 @@
           <w:lang w:val="en-US"/>
         </w:rPr>
       </w:pPr>
-      <w:proofErr w:type="gramStart"/>
-      <w:r>
-        <w:rPr>
-          <w:sz w:val="22"/>
-          <w:szCs w:val="18"/>
-          <w:lang w:val="en-US"/>
-        </w:rPr>
-        <w:t>&lt;!--</w:t>
-      </w:r>
-      <w:proofErr w:type="gramEnd"/>
-      <w:r>
-        <w:rPr>
-          <w:sz w:val="22"/>
-          <w:szCs w:val="18"/>
-          <w:lang w:val="en-US"/>
-        </w:rPr>
-        <w:t xml:space="preserve"> Внешняя рамка --&gt;</w:t>
+      <w:r>
+        <w:rPr>
+          <w:sz w:val="22"/>
+          <w:szCs w:val="18"/>
+          <w:lang w:val="en-US"/>
+        </w:rPr>
+        <w:t>&lt;!-- Внешняя рамка --&gt;</w:t>
       </w:r>
     </w:p>
     <w:p>
@@ -1860,25 +1850,7 @@
           <w:szCs w:val="18"/>
           <w:lang w:val="en-US"/>
         </w:rPr>
-        <w:t xml:space="preserve">      </w:t>
-      </w:r>
-      <w:proofErr w:type="gramStart"/>
-      <w:r>
-        <w:rPr>
-          <w:sz w:val="22"/>
-          <w:szCs w:val="18"/>
-          <w:lang w:val="en-US"/>
-        </w:rPr>
-        <w:t>&lt;!--</w:t>
-      </w:r>
-      <w:proofErr w:type="gramEnd"/>
-      <w:r>
-        <w:rPr>
-          <w:sz w:val="22"/>
-          <w:szCs w:val="18"/>
-          <w:lang w:val="en-US"/>
-        </w:rPr>
-        <w:t xml:space="preserve"> Внешний блок --&gt;</w:t>
+        <w:t>      &lt;!-- Внешний блок --&gt;</w:t>
       </w:r>
     </w:p>
     <w:p>
@@ -7178,10 +7150,10 @@
           <w:szCs w:val="18"/>
         </w:rPr>
         <w:drawing>
-          <wp:inline distT="0" distB="0" distL="0" distR="0" wp14:anchorId="410A986E" wp14:editId="4E869AB0">
-            <wp:extent cx="4014817" cy="5529303"/>
-            <wp:effectExtent l="0" t="0" r="5080" b="0"/>
-            <wp:docPr id="4" name="Рисунок 4"/>
+          <wp:inline distT="0" distB="0" distL="0" distR="0" wp14:anchorId="5E793412" wp14:editId="6ACF825C">
+            <wp:extent cx="3857653" cy="5033999"/>
+            <wp:effectExtent l="0" t="0" r="0" b="0"/>
+            <wp:docPr id="5" name="Рисунок 5"/>
             <wp:cNvGraphicFramePr>
               <a:graphicFrameLocks xmlns:a="http://schemas.openxmlformats.org/drawingml/2006/main" noChangeAspect="1"/>
             </wp:cNvGraphicFramePr>
@@ -7201,7 +7173,7 @@
                   <pic:spPr>
                     <a:xfrm>
                       <a:off x="0" y="0"/>
-                      <a:ext cx="4014817" cy="5529303"/>
+                      <a:ext cx="3857653" cy="5033999"/>
                     </a:xfrm>
                     <a:prstGeom prst="rect">
                       <a:avLst/>
